--- a/UserManualAppDevProjectFinal.docx
+++ b/UserManualAppDevProjectFinal.docx
@@ -2,662 +2,2235 @@
 <file path=word/document.xml><?xml version="1.0" encoding="utf-8"?>
 <w:document xmlns:wpc="http://schemas.microsoft.com/office/word/2010/wordprocessingCanvas" xmlns:cx="http://schemas.microsoft.com/office/drawing/2014/chartex" xmlns:cx1="http://schemas.microsoft.com/office/drawing/2015/9/8/chartex" xmlns:cx2="http://schemas.microsoft.com/office/drawing/2015/10/21/chartex" xmlns:cx3="http://schemas.microsoft.com/office/drawing/2016/5/9/chartex" xmlns:cx4="http://schemas.microsoft.com/office/drawing/2016/5/10/chartex" xmlns:cx5="http://schemas.microsoft.com/office/drawing/2016/5/11/chartex" xmlns:cx6="http://schemas.microsoft.com/office/drawing/2016/5/12/chartex" xmlns:cx7="http://schemas.microsoft.com/office/drawing/2016/5/13/chartex" xmlns:cx8="http://schemas.microsoft.com/office/drawing/2016/5/14/chartex" xmlns:mc="http://schemas.openxmlformats.org/markup-compatibility/2006" xmlns:aink="http://schemas.microsoft.com/office/drawing/2016/ink" xmlns:am3d="http://schemas.microsoft.com/office/drawing/2017/model3d" xmlns:o="urn:schemas-microsoft-com:office:office" xmlns:oel="http://schemas.microsoft.com/office/2019/extlst" xmlns:r="http://schemas.openxmlformats.org/officeDocument/2006/relationships" xmlns:m="http://schemas.openxmlformats.org/officeDocument/2006/math" xmlns:v="urn:schemas-microsoft-com:vml" xmlns:wp14="http://schemas.microsoft.com/office/word/2010/wordprocessingDrawing" xmlns:wp="http://schemas.openxmlformats.org/drawingml/2006/wordprocessingDrawing" xmlns:w10="urn:schemas-microsoft-com:office:word" xmlns:w="http://schemas.openxmlformats.org/wordprocessingml/2006/main" xmlns:w14="http://schemas.microsoft.com/office/word/2010/wordml" xmlns:w15="http://schemas.microsoft.com/office/word/2012/wordml" xmlns:w16cex="http://schemas.microsoft.com/office/word/2018/wordml/cex" xmlns:w16cid="http://schemas.microsoft.com/office/word/2016/wordml/cid" xmlns:w16="http://schemas.microsoft.com/office/word/2018/wordml" xmlns:w16du="http://schemas.microsoft.com/office/word/2023/wordml/word16du" xmlns:w16sdtdh="http://schemas.microsoft.com/office/word/2020/wordml/sdtdatahash" xmlns:w16sdtfl="http://schemas.microsoft.com/office/word/2024/wordml/sdtformatlock" xmlns:w16se="http://schemas.microsoft.com/office/word/2015/wordml/symex" xmlns:wpg="http://schemas.microsoft.com/office/word/2010/wordprocessingGroup" xmlns:wpi="http://schemas.microsoft.com/office/word/2010/wordprocessingInk" xmlns:wne="http://schemas.microsoft.com/office/word/2006/wordml" xmlns:wps="http://schemas.microsoft.com/office/word/2010/wordprocessingShape" mc:Ignorable="w14 w15 w16se w16cid w16 w16cex w16sdtdh w16sdtfl w16du wp14">
   <w:body>
-    <w:p>
-      <w:pPr>
-        <w:jc w:val="center"/>
+    <w:sdt>
+      <w:sdtPr>
+        <w:id w:val="-1837378520"/>
+        <w:docPartObj>
+          <w:docPartGallery w:val="Cover Pages"/>
+          <w:docPartUnique/>
+        </w:docPartObj>
+      </w:sdtPr>
+      <w:sdtEndPr>
         <w:rPr>
-          <w:sz w:val="40"/>
-          <w:szCs w:val="40"/>
-          <w:lang w:val="es-AR"/>
+          <w:rFonts w:eastAsiaTheme="minorEastAsia"/>
+          <w:color w:val="0E2841" w:themeColor="text2"/>
+          <w:kern w:val="0"/>
+          <w:sz w:val="22"/>
+          <w:szCs w:val="22"/>
+          <w:lang w:val="en-US"/>
+          <w14:ligatures w14:val="none"/>
         </w:rPr>
-      </w:pPr>
-      <w:r>
-        <w:rPr>
-          <w:sz w:val="40"/>
-          <w:szCs w:val="40"/>
-          <w:lang w:val="es-AR"/>
-        </w:rPr>
-        <w:t>Vanier College</w:t>
-      </w:r>
-    </w:p>
-    <w:p>
-      <w:pPr>
-        <w:jc w:val="center"/>
-        <w:rPr>
-          <w:sz w:val="40"/>
-          <w:szCs w:val="40"/>
-          <w:lang w:val="es-AR"/>
-        </w:rPr>
-      </w:pPr>
-      <w:r>
-        <w:rPr>
-          <w:sz w:val="40"/>
-          <w:szCs w:val="40"/>
-          <w:lang w:val="es-AR"/>
-        </w:rPr>
-        <w:t>Computer Science Department</w:t>
-      </w:r>
-    </w:p>
-    <w:p>
-      <w:pPr>
-        <w:jc w:val="center"/>
-        <w:rPr>
-          <w:b/>
-          <w:bCs/>
-          <w:sz w:val="72"/>
-          <w:szCs w:val="72"/>
-          <w:lang w:val="es-AR"/>
-        </w:rPr>
-      </w:pPr>
-    </w:p>
-    <w:p>
-      <w:pPr>
-        <w:jc w:val="center"/>
-        <w:rPr>
-          <w:b/>
-          <w:bCs/>
-          <w:sz w:val="72"/>
-          <w:szCs w:val="72"/>
-          <w:lang w:val="es-AR"/>
-        </w:rPr>
-      </w:pPr>
-    </w:p>
-    <w:p>
-      <w:pPr>
-        <w:jc w:val="center"/>
-        <w:rPr>
-          <w:b/>
-          <w:bCs/>
-          <w:sz w:val="72"/>
-          <w:szCs w:val="72"/>
-          <w:lang w:val="es-AR"/>
-        </w:rPr>
-      </w:pPr>
-      <w:r>
-        <w:rPr>
-          <w:b/>
-          <w:bCs/>
-          <w:sz w:val="72"/>
-          <w:szCs w:val="72"/>
-          <w:lang w:val="es-AR"/>
-        </w:rPr>
-        <w:t>COMFY COZY CAFÉ</w:t>
-      </w:r>
-    </w:p>
-    <w:p>
-      <w:pPr>
-        <w:jc w:val="center"/>
-        <w:rPr>
-          <w:b/>
-          <w:bCs/>
-          <w:sz w:val="72"/>
-          <w:szCs w:val="72"/>
-          <w:lang w:val="es-AR"/>
-        </w:rPr>
-      </w:pPr>
-    </w:p>
-    <w:p>
-      <w:pPr>
-        <w:jc w:val="center"/>
-        <w:rPr>
-          <w:sz w:val="40"/>
-          <w:szCs w:val="40"/>
-          <w:u w:val="single"/>
-          <w:lang w:val="es-AR"/>
-        </w:rPr>
-      </w:pPr>
-      <w:r>
-        <w:rPr>
-          <w:sz w:val="40"/>
-          <w:szCs w:val="40"/>
-          <w:u w:val="single"/>
-          <w:lang w:val="es-AR"/>
-        </w:rPr>
-        <w:t xml:space="preserve">Complete </w:t>
-      </w:r>
-      <w:r>
-        <w:rPr>
-          <w:b/>
-          <w:bCs/>
-          <w:sz w:val="40"/>
-          <w:szCs w:val="40"/>
-          <w:u w:val="single"/>
-          <w:lang w:val="es-AR"/>
-        </w:rPr>
-        <w:t>User Manual</w:t>
-      </w:r>
-    </w:p>
-    <w:p>
-      <w:pPr>
-        <w:jc w:val="center"/>
-        <w:rPr>
-          <w:sz w:val="40"/>
-          <w:szCs w:val="40"/>
-          <w:u w:val="single"/>
-          <w:lang w:val="es-AR"/>
-        </w:rPr>
-      </w:pPr>
-    </w:p>
-    <w:p>
-      <w:pPr>
-        <w:jc w:val="center"/>
-        <w:rPr>
-          <w:sz w:val="40"/>
-          <w:szCs w:val="40"/>
-          <w:u w:val="single"/>
-          <w:lang w:val="es-AR"/>
-        </w:rPr>
-      </w:pPr>
-    </w:p>
-    <w:p>
-      <w:pPr>
-        <w:jc w:val="center"/>
-        <w:rPr>
-          <w:sz w:val="40"/>
-          <w:szCs w:val="40"/>
-          <w:u w:val="single"/>
-          <w:lang w:val="es-AR"/>
-        </w:rPr>
-      </w:pPr>
-    </w:p>
-    <w:p>
-      <w:pPr>
-        <w:jc w:val="center"/>
-        <w:rPr>
-          <w:sz w:val="40"/>
-          <w:szCs w:val="40"/>
-          <w:u w:val="single"/>
-          <w:lang w:val="es-AR"/>
-        </w:rPr>
-      </w:pPr>
-    </w:p>
-    <w:p>
-      <w:pPr>
-        <w:jc w:val="center"/>
-        <w:rPr>
-          <w:sz w:val="40"/>
-          <w:szCs w:val="40"/>
-          <w:u w:val="single"/>
-          <w:lang w:val="es-AR"/>
-        </w:rPr>
-      </w:pPr>
-    </w:p>
-    <w:p>
-      <w:pPr>
-        <w:jc w:val="center"/>
-        <w:rPr>
-          <w:lang w:val="es-AR"/>
-        </w:rPr>
-      </w:pPr>
-      <w:r>
-        <w:rPr>
-          <w:lang w:val="es-AR"/>
-        </w:rPr>
-        <w:t>Application Development Final Project</w:t>
-      </w:r>
-    </w:p>
-    <w:p>
-      <w:pPr>
-        <w:jc w:val="center"/>
-        <w:rPr>
-          <w:lang w:val="es-AR"/>
-        </w:rPr>
-      </w:pPr>
-      <w:r>
-        <w:rPr>
-          <w:lang w:val="es-AR"/>
-        </w:rPr>
-        <w:t>Kiara Bartuccio, Audreane Deschenes, Jia-Yu Joy Ho</w:t>
-      </w:r>
-    </w:p>
-    <w:p>
-      <w:pPr>
-        <w:jc w:val="center"/>
-        <w:rPr>
-          <w:lang w:val="es-AR"/>
-        </w:rPr>
-      </w:pPr>
-      <w:r>
-        <w:rPr>
-          <w:lang w:val="es-AR"/>
-        </w:rPr>
-        <w:t>Course: 420-331-VA (Sec-02)</w:t>
-      </w:r>
-    </w:p>
-    <w:p>
-      <w:pPr>
-        <w:jc w:val="center"/>
-        <w:rPr>
-          <w:lang w:val="es-AR"/>
-        </w:rPr>
-      </w:pPr>
-      <w:r>
-        <w:rPr>
-          <w:lang w:val="es-AR"/>
-        </w:rPr>
-        <w:t>Teacher: Syed Naseem Afzal</w:t>
-      </w:r>
-    </w:p>
-    <w:p>
-      <w:pPr>
-        <w:jc w:val="center"/>
-        <w:rPr>
-          <w:lang w:val="es-AR"/>
-        </w:rPr>
-      </w:pPr>
-    </w:p>
-    <w:p>
-      <w:pPr>
-        <w:rPr>
-          <w:b/>
-          <w:bCs/>
-          <w:i/>
-          <w:iCs/>
-          <w:lang w:val="es-AR"/>
-        </w:rPr>
-      </w:pPr>
-      <w:r>
-        <w:rPr>
-          <w:b/>
-          <w:bCs/>
-          <w:i/>
-          <w:iCs/>
-          <w:lang w:val="es-AR"/>
-        </w:rPr>
-        <w:lastRenderedPageBreak/>
-        <w:t>Table of contents</w:t>
-      </w:r>
-    </w:p>
-    <w:p>
-      <w:pPr>
-        <w:rPr>
-          <w:b/>
-          <w:bCs/>
-          <w:i/>
-          <w:iCs/>
-          <w:lang w:val="es-AR"/>
-        </w:rPr>
-      </w:pPr>
-    </w:p>
-    <w:p>
-      <w:pPr>
-        <w:rPr>
-          <w:b/>
-          <w:bCs/>
-          <w:i/>
-          <w:iCs/>
-          <w:lang w:val="es-AR"/>
-        </w:rPr>
-      </w:pPr>
-    </w:p>
-    <w:p>
-      <w:pPr>
-        <w:pStyle w:val="ListParagraph"/>
-        <w:numPr>
-          <w:ilvl w:val="0"/>
-          <w:numId w:val="23"/>
-        </w:numPr>
-        <w:rPr>
-          <w:b/>
-          <w:bCs/>
-        </w:rPr>
-      </w:pPr>
-      <w:r>
-        <w:rPr>
-          <w:b/>
-          <w:bCs/>
-        </w:rPr>
-        <w:t>Introduction</w:t>
-      </w:r>
-    </w:p>
-    <w:p>
-      <w:pPr>
-        <w:pStyle w:val="ListParagraph"/>
-        <w:numPr>
-          <w:ilvl w:val="0"/>
-          <w:numId w:val="23"/>
-        </w:numPr>
-        <w:rPr>
-          <w:b/>
-          <w:bCs/>
-        </w:rPr>
-      </w:pPr>
-      <w:r>
-        <w:rPr>
-          <w:b/>
-          <w:bCs/>
-        </w:rPr>
-        <w:t>What does this application provide?</w:t>
-      </w:r>
-    </w:p>
-    <w:p>
-      <w:pPr>
-        <w:pStyle w:val="ListParagraph"/>
-        <w:numPr>
-          <w:ilvl w:val="0"/>
-          <w:numId w:val="23"/>
-        </w:numPr>
-        <w:rPr>
-          <w:b/>
-          <w:bCs/>
-        </w:rPr>
-      </w:pPr>
-      <w:r>
-        <w:rPr>
-          <w:b/>
-          <w:bCs/>
-        </w:rPr>
-        <w:t>System Requirements</w:t>
-      </w:r>
-    </w:p>
-    <w:p>
-      <w:pPr>
-        <w:pStyle w:val="ListParagraph"/>
-        <w:numPr>
-          <w:ilvl w:val="0"/>
-          <w:numId w:val="23"/>
-        </w:numPr>
-        <w:rPr>
-          <w:b/>
-          <w:bCs/>
-        </w:rPr>
-      </w:pPr>
-      <w:r>
-        <w:rPr>
-          <w:b/>
-          <w:bCs/>
-        </w:rPr>
-        <w:t>Understanding the Multilingual System</w:t>
-      </w:r>
-    </w:p>
-    <w:p>
-      <w:pPr>
-        <w:pStyle w:val="ListParagraph"/>
-        <w:numPr>
-          <w:ilvl w:val="0"/>
-          <w:numId w:val="23"/>
-        </w:numPr>
-        <w:rPr>
-          <w:b/>
-          <w:bCs/>
-        </w:rPr>
-      </w:pPr>
-      <w:r>
-        <w:rPr>
-          <w:b/>
-          <w:bCs/>
-        </w:rPr>
-        <w:t>How to switch languages</w:t>
-      </w:r>
-    </w:p>
-    <w:p>
-      <w:pPr>
-        <w:pStyle w:val="ListParagraph"/>
-        <w:numPr>
-          <w:ilvl w:val="0"/>
-          <w:numId w:val="23"/>
-        </w:numPr>
-        <w:rPr>
-          <w:b/>
-          <w:bCs/>
-        </w:rPr>
-      </w:pPr>
-      <w:r>
-        <w:rPr>
-          <w:b/>
-          <w:bCs/>
-        </w:rPr>
-        <w:t>Database Overview</w:t>
-      </w:r>
-    </w:p>
-    <w:p>
-      <w:pPr>
-        <w:pStyle w:val="ListParagraph"/>
-        <w:numPr>
-          <w:ilvl w:val="0"/>
-          <w:numId w:val="23"/>
-        </w:numPr>
-        <w:rPr>
-          <w:b/>
-          <w:bCs/>
-        </w:rPr>
-      </w:pPr>
-      <w:r>
-        <w:rPr>
-          <w:b/>
-          <w:bCs/>
-        </w:rPr>
-        <w:t>Starting the Application</w:t>
-      </w:r>
-    </w:p>
-    <w:p>
-      <w:pPr>
-        <w:pStyle w:val="ListParagraph"/>
-        <w:numPr>
-          <w:ilvl w:val="0"/>
-          <w:numId w:val="23"/>
-        </w:numPr>
-        <w:rPr>
-          <w:b/>
-          <w:bCs/>
-        </w:rPr>
-      </w:pPr>
-      <w:r>
-        <w:rPr>
-          <w:b/>
-          <w:bCs/>
-        </w:rPr>
-        <w:t>The Start Screen</w:t>
-      </w:r>
-    </w:p>
-    <w:p>
-      <w:pPr>
-        <w:pStyle w:val="ListParagraph"/>
-        <w:numPr>
-          <w:ilvl w:val="0"/>
-          <w:numId w:val="23"/>
-        </w:numPr>
-        <w:rPr>
-          <w:b/>
-          <w:bCs/>
-        </w:rPr>
-      </w:pPr>
-      <w:r>
-        <w:rPr>
-          <w:b/>
-          <w:bCs/>
-        </w:rPr>
-        <w:t>Main Menu</w:t>
-      </w:r>
-    </w:p>
-    <w:p>
-      <w:pPr>
-        <w:pStyle w:val="ListParagraph"/>
-        <w:numPr>
-          <w:ilvl w:val="0"/>
-          <w:numId w:val="23"/>
-        </w:numPr>
-        <w:rPr>
-          <w:b/>
-          <w:bCs/>
-        </w:rPr>
-      </w:pPr>
-      <w:r>
-        <w:rPr>
-          <w:b/>
-          <w:bCs/>
-        </w:rPr>
-        <w:t>Hot Drink Menu</w:t>
-      </w:r>
-    </w:p>
-    <w:p>
-      <w:pPr>
-        <w:pStyle w:val="ListParagraph"/>
-        <w:numPr>
-          <w:ilvl w:val="0"/>
-          <w:numId w:val="23"/>
-        </w:numPr>
-        <w:rPr>
-          <w:b/>
-          <w:bCs/>
-        </w:rPr>
-      </w:pPr>
-      <w:r>
-        <w:rPr>
-          <w:b/>
-          <w:bCs/>
-        </w:rPr>
-        <w:t>Cold Drink Menu</w:t>
-      </w:r>
-    </w:p>
-    <w:p>
-      <w:pPr>
-        <w:pStyle w:val="ListParagraph"/>
-        <w:numPr>
-          <w:ilvl w:val="0"/>
-          <w:numId w:val="23"/>
-        </w:numPr>
-        <w:rPr>
-          <w:b/>
-          <w:bCs/>
-        </w:rPr>
-      </w:pPr>
-      <w:r>
-        <w:rPr>
-          <w:b/>
-          <w:bCs/>
-        </w:rPr>
-        <w:t>Pastry Menu</w:t>
-      </w:r>
-    </w:p>
-    <w:p>
-      <w:pPr>
-        <w:pStyle w:val="ListParagraph"/>
-        <w:numPr>
-          <w:ilvl w:val="0"/>
-          <w:numId w:val="23"/>
-        </w:numPr>
-        <w:rPr>
-          <w:b/>
-          <w:bCs/>
-        </w:rPr>
-      </w:pPr>
-      <w:r>
-        <w:rPr>
-          <w:b/>
-          <w:bCs/>
-        </w:rPr>
-        <w:t>Shortcut</w:t>
-      </w:r>
-    </w:p>
-    <w:p>
-      <w:pPr>
-        <w:pStyle w:val="ListParagraph"/>
-        <w:numPr>
-          <w:ilvl w:val="0"/>
-          <w:numId w:val="23"/>
-        </w:numPr>
-        <w:rPr>
-          <w:b/>
-          <w:bCs/>
-        </w:rPr>
-      </w:pPr>
-      <w:r>
-        <w:rPr>
-          <w:b/>
-          <w:bCs/>
-        </w:rPr>
-        <w:t>Cart System</w:t>
-      </w:r>
-    </w:p>
-    <w:p>
-      <w:pPr>
-        <w:pStyle w:val="ListParagraph"/>
-        <w:numPr>
-          <w:ilvl w:val="0"/>
-          <w:numId w:val="23"/>
-        </w:numPr>
-        <w:rPr>
-          <w:b/>
-          <w:bCs/>
-        </w:rPr>
-      </w:pPr>
-      <w:r>
-        <w:rPr>
-          <w:b/>
-          <w:bCs/>
-        </w:rPr>
-        <w:t>Checkout Screen</w:t>
-      </w:r>
-    </w:p>
-    <w:p>
-      <w:pPr>
-        <w:pStyle w:val="ListParagraph"/>
-        <w:numPr>
-          <w:ilvl w:val="0"/>
-          <w:numId w:val="23"/>
-        </w:numPr>
-        <w:rPr>
-          <w:b/>
-          <w:bCs/>
-        </w:rPr>
-      </w:pPr>
-      <w:r>
-        <w:rPr>
-          <w:b/>
-          <w:bCs/>
-        </w:rPr>
-        <w:t>Troubleshooting</w:t>
-      </w:r>
-    </w:p>
-    <w:p>
-      <w:pPr>
-        <w:pStyle w:val="ListParagraph"/>
-        <w:numPr>
-          <w:ilvl w:val="0"/>
-          <w:numId w:val="23"/>
-        </w:numPr>
-        <w:rPr>
-          <w:b/>
-          <w:bCs/>
-        </w:rPr>
-      </w:pPr>
-      <w:r>
-        <w:rPr>
-          <w:b/>
-          <w:bCs/>
-        </w:rPr>
-        <w:t>FAQ</w:t>
-      </w:r>
-    </w:p>
-    <w:p>
-      <w:pPr>
-        <w:pStyle w:val="ListParagraph"/>
-        <w:numPr>
-          <w:ilvl w:val="0"/>
-          <w:numId w:val="23"/>
-        </w:numPr>
-        <w:rPr>
-          <w:b/>
-          <w:bCs/>
-        </w:rPr>
-      </w:pPr>
-      <w:r>
-        <w:rPr>
-          <w:b/>
-          <w:bCs/>
-        </w:rPr>
-        <w:t>Who do you contact for help?</w:t>
-      </w:r>
-    </w:p>
-    <w:p>
-      <w:pPr>
-        <w:rPr>
-          <w:b/>
-          <w:bCs/>
-        </w:rPr>
-      </w:pPr>
-    </w:p>
+      </w:sdtEndPr>
+      <w:sdtContent>
+        <w:p>
+          <w:r>
+            <w:rPr>
+              <w:noProof/>
+            </w:rPr>
+            <mc:AlternateContent>
+              <mc:Choice Requires="wpg">
+                <w:drawing>
+                  <wp:anchor distT="0" distB="0" distL="114300" distR="114300" simplePos="0" relativeHeight="251713536" behindDoc="0" locked="0" layoutInCell="1" allowOverlap="1" wp14:anchorId="41DA8A82" wp14:editId="78006501">
+                    <wp:simplePos x="0" y="0"/>
+                    <wp:positionH relativeFrom="page">
+                      <wp:align>center</wp:align>
+                    </wp:positionH>
+                    <mc:AlternateContent>
+                      <mc:Choice Requires="wp14">
+                        <wp:positionV relativeFrom="page">
+                          <wp14:pctPosVOffset>2300</wp14:pctPosVOffset>
+                        </wp:positionV>
+                      </mc:Choice>
+                      <mc:Fallback>
+                        <wp:positionV relativeFrom="page">
+                          <wp:posOffset>231140</wp:posOffset>
+                        </wp:positionV>
+                      </mc:Fallback>
+                    </mc:AlternateContent>
+                    <wp:extent cx="7315200" cy="1215391"/>
+                    <wp:effectExtent l="0" t="0" r="1270" b="1905"/>
+                    <wp:wrapNone/>
+                    <wp:docPr id="149" name="Group 157"/>
+                    <wp:cNvGraphicFramePr/>
+                    <a:graphic xmlns:a="http://schemas.openxmlformats.org/drawingml/2006/main">
+                      <a:graphicData uri="http://schemas.microsoft.com/office/word/2010/wordprocessingGroup">
+                        <wpg:wgp>
+                          <wpg:cNvGrpSpPr/>
+                          <wpg:grpSpPr>
+                            <a:xfrm>
+                              <a:off x="0" y="0"/>
+                              <a:ext cx="7315200" cy="1215391"/>
+                              <a:chOff x="0" y="-1"/>
+                              <a:chExt cx="7315200" cy="1216153"/>
+                            </a:xfrm>
+                          </wpg:grpSpPr>
+                          <wps:wsp>
+                            <wps:cNvPr id="150" name="Rectangle 51"/>
+                            <wps:cNvSpPr/>
+                            <wps:spPr>
+                              <a:xfrm>
+                                <a:off x="0" y="-1"/>
+                                <a:ext cx="7315200" cy="1130373"/>
+                              </a:xfrm>
+                              <a:custGeom>
+                                <a:avLst/>
+                                <a:gdLst>
+                                  <a:gd name="connsiteX0" fmla="*/ 0 w 7312660"/>
+                                  <a:gd name="connsiteY0" fmla="*/ 0 h 1215390"/>
+                                  <a:gd name="connsiteX1" fmla="*/ 7312660 w 7312660"/>
+                                  <a:gd name="connsiteY1" fmla="*/ 0 h 1215390"/>
+                                  <a:gd name="connsiteX2" fmla="*/ 7312660 w 7312660"/>
+                                  <a:gd name="connsiteY2" fmla="*/ 1215390 h 1215390"/>
+                                  <a:gd name="connsiteX3" fmla="*/ 0 w 7312660"/>
+                                  <a:gd name="connsiteY3" fmla="*/ 1215390 h 1215390"/>
+                                  <a:gd name="connsiteX4" fmla="*/ 0 w 7312660"/>
+                                  <a:gd name="connsiteY4" fmla="*/ 0 h 1215390"/>
+                                  <a:gd name="connsiteX0" fmla="*/ 0 w 7312660"/>
+                                  <a:gd name="connsiteY0" fmla="*/ 0 h 1215390"/>
+                                  <a:gd name="connsiteX1" fmla="*/ 7312660 w 7312660"/>
+                                  <a:gd name="connsiteY1" fmla="*/ 0 h 1215390"/>
+                                  <a:gd name="connsiteX2" fmla="*/ 7312660 w 7312660"/>
+                                  <a:gd name="connsiteY2" fmla="*/ 1215390 h 1215390"/>
+                                  <a:gd name="connsiteX3" fmla="*/ 3667125 w 7312660"/>
+                                  <a:gd name="connsiteY3" fmla="*/ 1209675 h 1215390"/>
+                                  <a:gd name="connsiteX4" fmla="*/ 0 w 7312660"/>
+                                  <a:gd name="connsiteY4" fmla="*/ 1215390 h 1215390"/>
+                                  <a:gd name="connsiteX5" fmla="*/ 0 w 7312660"/>
+                                  <a:gd name="connsiteY5" fmla="*/ 0 h 1215390"/>
+                                  <a:gd name="connsiteX0" fmla="*/ 0 w 7312660"/>
+                                  <a:gd name="connsiteY0" fmla="*/ 0 h 1215390"/>
+                                  <a:gd name="connsiteX1" fmla="*/ 7312660 w 7312660"/>
+                                  <a:gd name="connsiteY1" fmla="*/ 0 h 1215390"/>
+                                  <a:gd name="connsiteX2" fmla="*/ 7312660 w 7312660"/>
+                                  <a:gd name="connsiteY2" fmla="*/ 1215390 h 1215390"/>
+                                  <a:gd name="connsiteX3" fmla="*/ 3619500 w 7312660"/>
+                                  <a:gd name="connsiteY3" fmla="*/ 733425 h 1215390"/>
+                                  <a:gd name="connsiteX4" fmla="*/ 0 w 7312660"/>
+                                  <a:gd name="connsiteY4" fmla="*/ 1215390 h 1215390"/>
+                                  <a:gd name="connsiteX5" fmla="*/ 0 w 7312660"/>
+                                  <a:gd name="connsiteY5" fmla="*/ 0 h 1215390"/>
+                                  <a:gd name="connsiteX0" fmla="*/ 0 w 7312660"/>
+                                  <a:gd name="connsiteY0" fmla="*/ 0 h 1215390"/>
+                                  <a:gd name="connsiteX1" fmla="*/ 7312660 w 7312660"/>
+                                  <a:gd name="connsiteY1" fmla="*/ 0 h 1215390"/>
+                                  <a:gd name="connsiteX2" fmla="*/ 7312660 w 7312660"/>
+                                  <a:gd name="connsiteY2" fmla="*/ 1129665 h 1215390"/>
+                                  <a:gd name="connsiteX3" fmla="*/ 3619500 w 7312660"/>
+                                  <a:gd name="connsiteY3" fmla="*/ 733425 h 1215390"/>
+                                  <a:gd name="connsiteX4" fmla="*/ 0 w 7312660"/>
+                                  <a:gd name="connsiteY4" fmla="*/ 1215390 h 1215390"/>
+                                  <a:gd name="connsiteX5" fmla="*/ 0 w 7312660"/>
+                                  <a:gd name="connsiteY5" fmla="*/ 0 h 1215390"/>
+                                  <a:gd name="connsiteX0" fmla="*/ 9525 w 7322185"/>
+                                  <a:gd name="connsiteY0" fmla="*/ 0 h 1129665"/>
+                                  <a:gd name="connsiteX1" fmla="*/ 7322185 w 7322185"/>
+                                  <a:gd name="connsiteY1" fmla="*/ 0 h 1129665"/>
+                                  <a:gd name="connsiteX2" fmla="*/ 7322185 w 7322185"/>
+                                  <a:gd name="connsiteY2" fmla="*/ 1129665 h 1129665"/>
+                                  <a:gd name="connsiteX3" fmla="*/ 3629025 w 7322185"/>
+                                  <a:gd name="connsiteY3" fmla="*/ 733425 h 1129665"/>
+                                  <a:gd name="connsiteX4" fmla="*/ 0 w 7322185"/>
+                                  <a:gd name="connsiteY4" fmla="*/ 1091565 h 1129665"/>
+                                  <a:gd name="connsiteX5" fmla="*/ 9525 w 7322185"/>
+                                  <a:gd name="connsiteY5" fmla="*/ 0 h 1129665"/>
+                                  <a:gd name="connsiteX0" fmla="*/ 0 w 7312660"/>
+                                  <a:gd name="connsiteY0" fmla="*/ 0 h 1129665"/>
+                                  <a:gd name="connsiteX1" fmla="*/ 7312660 w 7312660"/>
+                                  <a:gd name="connsiteY1" fmla="*/ 0 h 1129665"/>
+                                  <a:gd name="connsiteX2" fmla="*/ 7312660 w 7312660"/>
+                                  <a:gd name="connsiteY2" fmla="*/ 1129665 h 1129665"/>
+                                  <a:gd name="connsiteX3" fmla="*/ 3619500 w 7312660"/>
+                                  <a:gd name="connsiteY3" fmla="*/ 733425 h 1129665"/>
+                                  <a:gd name="connsiteX4" fmla="*/ 0 w 7312660"/>
+                                  <a:gd name="connsiteY4" fmla="*/ 1091565 h 1129665"/>
+                                  <a:gd name="connsiteX5" fmla="*/ 0 w 7312660"/>
+                                  <a:gd name="connsiteY5" fmla="*/ 0 h 1129665"/>
+                                </a:gdLst>
+                                <a:ahLst/>
+                                <a:cxnLst>
+                                  <a:cxn ang="0">
+                                    <a:pos x="connsiteX0" y="connsiteY0"/>
+                                  </a:cxn>
+                                  <a:cxn ang="0">
+                                    <a:pos x="connsiteX1" y="connsiteY1"/>
+                                  </a:cxn>
+                                  <a:cxn ang="0">
+                                    <a:pos x="connsiteX2" y="connsiteY2"/>
+                                  </a:cxn>
+                                  <a:cxn ang="0">
+                                    <a:pos x="connsiteX3" y="connsiteY3"/>
+                                  </a:cxn>
+                                  <a:cxn ang="0">
+                                    <a:pos x="connsiteX4" y="connsiteY4"/>
+                                  </a:cxn>
+                                  <a:cxn ang="0">
+                                    <a:pos x="connsiteX5" y="connsiteY5"/>
+                                  </a:cxn>
+                                </a:cxnLst>
+                                <a:rect l="l" t="t" r="r" b="b"/>
+                                <a:pathLst>
+                                  <a:path w="7312660" h="1129665">
+                                    <a:moveTo>
+                                      <a:pt x="0" y="0"/>
+                                    </a:moveTo>
+                                    <a:lnTo>
+                                      <a:pt x="7312660" y="0"/>
+                                    </a:lnTo>
+                                    <a:lnTo>
+                                      <a:pt x="7312660" y="1129665"/>
+                                    </a:lnTo>
+                                    <a:lnTo>
+                                      <a:pt x="3619500" y="733425"/>
+                                    </a:lnTo>
+                                    <a:lnTo>
+                                      <a:pt x="0" y="1091565"/>
+                                    </a:lnTo>
+                                    <a:lnTo>
+                                      <a:pt x="0" y="0"/>
+                                    </a:lnTo>
+                                    <a:close/>
+                                  </a:path>
+                                </a:pathLst>
+                              </a:custGeom>
+                              <a:ln>
+                                <a:noFill/>
+                              </a:ln>
+                            </wps:spPr>
+                            <wps:style>
+                              <a:lnRef idx="2">
+                                <a:schemeClr val="accent1">
+                                  <a:shade val="50000"/>
+                                </a:schemeClr>
+                              </a:lnRef>
+                              <a:fillRef idx="1">
+                                <a:schemeClr val="accent1"/>
+                              </a:fillRef>
+                              <a:effectRef idx="0">
+                                <a:schemeClr val="accent1"/>
+                              </a:effectRef>
+                              <a:fontRef idx="minor">
+                                <a:schemeClr val="lt1"/>
+                              </a:fontRef>
+                            </wps:style>
+                            <wps:bodyPr rot="0" spcFirstLastPara="0" vertOverflow="overflow" horzOverflow="overflow" vert="horz" wrap="square" lIns="91440" tIns="45720" rIns="91440" bIns="45720" numCol="1" spcCol="0" rtlCol="0" fromWordArt="0" anchor="ctr" anchorCtr="0" forceAA="0" compatLnSpc="1">
+                              <a:prstTxWarp prst="textNoShape">
+                                <a:avLst/>
+                              </a:prstTxWarp>
+                              <a:noAutofit/>
+                            </wps:bodyPr>
+                          </wps:wsp>
+                          <wps:wsp>
+                            <wps:cNvPr id="151" name="Rectangle 151"/>
+                            <wps:cNvSpPr/>
+                            <wps:spPr>
+                              <a:xfrm>
+                                <a:off x="0" y="0"/>
+                                <a:ext cx="7315200" cy="1216152"/>
+                              </a:xfrm>
+                              <a:prstGeom prst="rect">
+                                <a:avLst/>
+                              </a:prstGeom>
+                              <a:blipFill>
+                                <a:blip r:embed="rId8"/>
+                                <a:stretch>
+                                  <a:fillRect r="-7574"/>
+                                </a:stretch>
+                              </a:blipFill>
+                              <a:ln>
+                                <a:noFill/>
+                              </a:ln>
+                            </wps:spPr>
+                            <wps:style>
+                              <a:lnRef idx="2">
+                                <a:schemeClr val="accent1">
+                                  <a:shade val="50000"/>
+                                </a:schemeClr>
+                              </a:lnRef>
+                              <a:fillRef idx="1">
+                                <a:schemeClr val="accent1"/>
+                              </a:fillRef>
+                              <a:effectRef idx="0">
+                                <a:schemeClr val="accent1"/>
+                              </a:effectRef>
+                              <a:fontRef idx="minor">
+                                <a:schemeClr val="lt1"/>
+                              </a:fontRef>
+                            </wps:style>
+                            <wps:bodyPr rot="0" spcFirstLastPara="0" vertOverflow="overflow" horzOverflow="overflow" vert="horz" wrap="square" lIns="91440" tIns="45720" rIns="91440" bIns="45720" numCol="1" spcCol="0" rtlCol="0" fromWordArt="0" anchor="ctr" anchorCtr="0" forceAA="0" compatLnSpc="1">
+                              <a:prstTxWarp prst="textNoShape">
+                                <a:avLst/>
+                              </a:prstTxWarp>
+                              <a:noAutofit/>
+                            </wps:bodyPr>
+                          </wps:wsp>
+                        </wpg:wgp>
+                      </a:graphicData>
+                    </a:graphic>
+                    <wp14:sizeRelH relativeFrom="page">
+                      <wp14:pctWidth>94100</wp14:pctWidth>
+                    </wp14:sizeRelH>
+                    <wp14:sizeRelV relativeFrom="page">
+                      <wp14:pctHeight>12100</wp14:pctHeight>
+                    </wp14:sizeRelV>
+                  </wp:anchor>
+                </w:drawing>
+              </mc:Choice>
+              <mc:Fallback>
+                <w:pict>
+                  <v:group w14:anchorId="385C7918" id="Group 157" o:spid="_x0000_s1026" style="position:absolute;margin-left:0;margin-top:0;width:8in;height:95.7pt;z-index:251713536;mso-width-percent:941;mso-height-percent:121;mso-top-percent:23;mso-position-horizontal:center;mso-position-horizontal-relative:page;mso-position-vertical-relative:page;mso-width-percent:941;mso-height-percent:121;mso-top-percent:23" coordorigin="" coordsize="73152,12161" o:gfxdata="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">
+                    <v:shape id="Rectangle 51" o:spid="_x0000_s1027" style="position:absolute;width:73152;height:11303;visibility:visible;mso-wrap-style:square;v-text-anchor:middle" coordsize="7312660,1129665" o:gfxdata="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" path="m,l7312660,r,1129665l3619500,733425,,1091565,,xe" fillcolor="#156082 [3204]" stroked="f" strokeweight="1.5pt">
+                      <v:stroke joinstyle="miter"/>
+                      <v:path arrowok="t" o:connecttype="custom" o:connectlocs="0,0;7315200,0;7315200,1130373;3620757,733885;0,1092249;0,0" o:connectangles="0,0,0,0,0,0"/>
+                    </v:shape>
+                    <v:rect id="Rectangle 151" o:spid="_x0000_s1028" style="position:absolute;width:73152;height:12161;visibility:visible;mso-wrap-style:square;v-text-anchor:middle" o:gfxdata="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" stroked="f" strokeweight="1.5pt">
+                      <v:fill r:id="rId9" o:title="" recolor="t" rotate="t" type="frame"/>
+                    </v:rect>
+                    <w10:wrap anchorx="page" anchory="page"/>
+                  </v:group>
+                </w:pict>
+              </mc:Fallback>
+            </mc:AlternateContent>
+          </w:r>
+          <w:r>
+            <w:rPr>
+              <w:noProof/>
+            </w:rPr>
+            <mc:AlternateContent>
+              <mc:Choice Requires="wps">
+                <w:drawing>
+                  <wp:anchor distT="0" distB="0" distL="114300" distR="114300" simplePos="0" relativeHeight="251710464" behindDoc="0" locked="0" layoutInCell="1" allowOverlap="1" wp14:anchorId="66CFFF7E" wp14:editId="3F64DBA0">
+                    <wp:simplePos x="0" y="0"/>
+                    <wp:positionH relativeFrom="page">
+                      <wp:align>center</wp:align>
+                    </wp:positionH>
+                    <mc:AlternateContent>
+                      <mc:Choice Requires="wp14">
+                        <wp:positionV relativeFrom="page">
+                          <wp14:pctPosVOffset>30000</wp14:pctPosVOffset>
+                        </wp:positionV>
+                      </mc:Choice>
+                      <mc:Fallback>
+                        <wp:positionV relativeFrom="page">
+                          <wp:posOffset>3017520</wp:posOffset>
+                        </wp:positionV>
+                      </mc:Fallback>
+                    </mc:AlternateContent>
+                    <wp:extent cx="7315200" cy="3638550"/>
+                    <wp:effectExtent l="0" t="0" r="0" b="6350"/>
+                    <wp:wrapSquare wrapText="bothSides"/>
+                    <wp:docPr id="154" name="Text Box 163"/>
+                    <wp:cNvGraphicFramePr/>
+                    <a:graphic xmlns:a="http://schemas.openxmlformats.org/drawingml/2006/main">
+                      <a:graphicData uri="http://schemas.microsoft.com/office/word/2010/wordprocessingShape">
+                        <wps:wsp>
+                          <wps:cNvSpPr txBox="1"/>
+                          <wps:spPr>
+                            <a:xfrm>
+                              <a:off x="0" y="0"/>
+                              <a:ext cx="7315200" cy="3638550"/>
+                            </a:xfrm>
+                            <a:prstGeom prst="rect">
+                              <a:avLst/>
+                            </a:prstGeom>
+                            <a:noFill/>
+                            <a:ln w="6350">
+                              <a:noFill/>
+                            </a:ln>
+                            <a:effectLst/>
+                          </wps:spPr>
+                          <wps:style>
+                            <a:lnRef idx="0">
+                              <a:schemeClr val="accent1"/>
+                            </a:lnRef>
+                            <a:fillRef idx="0">
+                              <a:schemeClr val="accent1"/>
+                            </a:fillRef>
+                            <a:effectRef idx="0">
+                              <a:schemeClr val="accent1"/>
+                            </a:effectRef>
+                            <a:fontRef idx="minor">
+                              <a:schemeClr val="dk1"/>
+                            </a:fontRef>
+                          </wps:style>
+                          <wps:txbx>
+                            <w:txbxContent>
+                              <w:p>
+                                <w:pPr>
+                                  <w:jc w:val="right"/>
+                                  <w:rPr>
+                                    <w:color w:val="156082" w:themeColor="accent1"/>
+                                    <w:sz w:val="64"/>
+                                    <w:szCs w:val="64"/>
+                                    <w:lang w:val="es-ES"/>
+                                  </w:rPr>
+                                </w:pPr>
+                                <w:sdt>
+                                  <w:sdtPr>
+                                    <w:rPr>
+                                      <w:rFonts w:ascii="Comic Sans MS" w:hAnsi="Comic Sans MS"/>
+                                      <w:caps/>
+                                      <w:color w:val="156082" w:themeColor="accent1"/>
+                                      <w:sz w:val="64"/>
+                                      <w:szCs w:val="64"/>
+                                      <w:lang w:val="es-ES"/>
+                                    </w:rPr>
+                                    <w:alias w:val="Title"/>
+                                    <w:tag w:val=""/>
+                                    <w:id w:val="630141079"/>
+                                    <w:dataBinding w:prefixMappings="xmlns:ns0='http://purl.org/dc/elements/1.1/' xmlns:ns1='http://schemas.openxmlformats.org/package/2006/metadata/core-properties' " w:xpath="/ns1:coreProperties[1]/ns0:title[1]" w:storeItemID="{6C3C8BC8-F283-45AE-878A-BAB7291924A1}"/>
+                                    <w:text w:multiLine="1"/>
+                                  </w:sdtPr>
+                                  <w:sdtEndPr>
+                                    <w:rPr>
+                                      <w:caps w:val="0"/>
+                                    </w:rPr>
+                                  </w:sdtEndPr>
+                                  <w:sdtContent>
+                                    <w:r>
+                                      <w:rPr>
+                                        <w:rFonts w:ascii="Comic Sans MS" w:hAnsi="Comic Sans MS"/>
+                                        <w:caps/>
+                                        <w:color w:val="156082" w:themeColor="accent1"/>
+                                        <w:sz w:val="64"/>
+                                        <w:szCs w:val="64"/>
+                                        <w:lang w:val="es-ES"/>
+                                      </w:rPr>
+                                      <w:t xml:space="preserve">COMFY COZY CAFÉ </w:t>
+                                    </w:r>
+                                    <w:r>
+                                      <w:rPr>
+                                        <w:rFonts w:ascii="Comic Sans MS" w:hAnsi="Comic Sans MS"/>
+                                        <w:caps/>
+                                        <w:color w:val="156082" w:themeColor="accent1"/>
+                                        <w:sz w:val="64"/>
+                                        <w:szCs w:val="64"/>
+                                        <w:lang w:val="es-ES"/>
+                                      </w:rPr>
+                                      <w:br/>
+                                      <w:t>User Manual</w:t>
+                                    </w:r>
+                                  </w:sdtContent>
+                                </w:sdt>
+                              </w:p>
+                              <w:p>
+                                <w:pPr>
+                                  <w:spacing w:after="0"/>
+                                  <w:jc w:val="right"/>
+                                  <w:rPr>
+                                    <w:color w:val="404040" w:themeColor="text1" w:themeTint="BF"/>
+                                    <w:sz w:val="36"/>
+                                    <w:szCs w:val="36"/>
+                                  </w:rPr>
+                                </w:pPr>
+                                <w:r>
+                                  <w:rPr>
+                                    <w:color w:val="404040" w:themeColor="text1" w:themeTint="BF"/>
+                                    <w:sz w:val="36"/>
+                                    <w:szCs w:val="36"/>
+                                  </w:rPr>
+                                  <w:t>Vanier College</w:t>
+                                </w:r>
+                                <w:r>
+                                  <w:rPr>
+                                    <w:color w:val="404040" w:themeColor="text1" w:themeTint="BF"/>
+                                    <w:sz w:val="36"/>
+                                    <w:szCs w:val="36"/>
+                                  </w:rPr>
+                                  <w:t xml:space="preserve">          </w:t>
+                                </w:r>
+                              </w:p>
+                              <w:p>
+                                <w:pPr>
+                                  <w:jc w:val="right"/>
+                                  <w:rPr>
+                                    <w:smallCaps/>
+                                    <w:color w:val="404040" w:themeColor="text1" w:themeTint="BF"/>
+                                    <w:sz w:val="36"/>
+                                    <w:szCs w:val="36"/>
+                                  </w:rPr>
+                                </w:pPr>
+                                <w:r>
+                                  <w:rPr>
+                                    <w:color w:val="404040" w:themeColor="text1" w:themeTint="BF"/>
+                                    <w:sz w:val="36"/>
+                                    <w:szCs w:val="36"/>
+                                  </w:rPr>
+                                  <w:t>Computer Science Department</w:t>
+                                </w:r>
+                              </w:p>
+                            </w:txbxContent>
+                          </wps:txbx>
+                          <wps:bodyPr rot="0" spcFirstLastPara="0" vertOverflow="overflow" horzOverflow="overflow" vert="horz" wrap="square" lIns="1600200" tIns="0" rIns="685800" bIns="0" numCol="1" spcCol="0" rtlCol="0" fromWordArt="0" anchor="b" anchorCtr="0" forceAA="0" compatLnSpc="1">
+                            <a:prstTxWarp prst="textNoShape">
+                              <a:avLst/>
+                            </a:prstTxWarp>
+                            <a:noAutofit/>
+                          </wps:bodyPr>
+                        </wps:wsp>
+                      </a:graphicData>
+                    </a:graphic>
+                    <wp14:sizeRelH relativeFrom="page">
+                      <wp14:pctWidth>94100</wp14:pctWidth>
+                    </wp14:sizeRelH>
+                    <wp14:sizeRelV relativeFrom="page">
+                      <wp14:pctHeight>36300</wp14:pctHeight>
+                    </wp14:sizeRelV>
+                  </wp:anchor>
+                </w:drawing>
+              </mc:Choice>
+              <mc:Fallback>
+                <w:pict>
+                  <v:shapetype w14:anchorId="66CFFF7E" id="_x0000_t202" coordsize="21600,21600" o:spt="202" path="m,l,21600r21600,l21600,xe">
+                    <v:stroke joinstyle="miter"/>
+                    <v:path gradientshapeok="t" o:connecttype="rect"/>
+                  </v:shapetype>
+                  <v:shape id="Text Box 163" o:spid="_x0000_s1026" type="#_x0000_t202" style="position:absolute;margin-left:0;margin-top:0;width:8in;height:286.5pt;z-index:251710464;visibility:visible;mso-wrap-style:square;mso-width-percent:941;mso-height-percent:363;mso-top-percent:300;mso-wrap-distance-left:9pt;mso-wrap-distance-top:0;mso-wrap-distance-right:9pt;mso-wrap-distance-bottom:0;mso-position-horizontal:center;mso-position-horizontal-relative:page;mso-position-vertical-relative:page;mso-width-percent:941;mso-height-percent:363;mso-top-percent:300;mso-width-relative:page;mso-height-relative:page;v-text-anchor:bottom" o:gfxdata="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" filled="f" stroked="f" strokeweight=".5pt">
+                    <v:textbox inset="126pt,0,54pt,0">
+                      <w:txbxContent>
+                        <w:p>
+                          <w:pPr>
+                            <w:jc w:val="right"/>
+                            <w:rPr>
+                              <w:color w:val="156082" w:themeColor="accent1"/>
+                              <w:sz w:val="64"/>
+                              <w:szCs w:val="64"/>
+                              <w:lang w:val="es-ES"/>
+                            </w:rPr>
+                          </w:pPr>
+                          <w:sdt>
+                            <w:sdtPr>
+                              <w:rPr>
+                                <w:rFonts w:ascii="Comic Sans MS" w:hAnsi="Comic Sans MS"/>
+                                <w:caps/>
+                                <w:color w:val="156082" w:themeColor="accent1"/>
+                                <w:sz w:val="64"/>
+                                <w:szCs w:val="64"/>
+                                <w:lang w:val="es-ES"/>
+                              </w:rPr>
+                              <w:alias w:val="Title"/>
+                              <w:tag w:val=""/>
+                              <w:id w:val="630141079"/>
+                              <w:dataBinding w:prefixMappings="xmlns:ns0='http://purl.org/dc/elements/1.1/' xmlns:ns1='http://schemas.openxmlformats.org/package/2006/metadata/core-properties' " w:xpath="/ns1:coreProperties[1]/ns0:title[1]" w:storeItemID="{6C3C8BC8-F283-45AE-878A-BAB7291924A1}"/>
+                              <w:text w:multiLine="1"/>
+                            </w:sdtPr>
+                            <w:sdtEndPr>
+                              <w:rPr>
+                                <w:caps w:val="0"/>
+                              </w:rPr>
+                            </w:sdtEndPr>
+                            <w:sdtContent>
+                              <w:r>
+                                <w:rPr>
+                                  <w:rFonts w:ascii="Comic Sans MS" w:hAnsi="Comic Sans MS"/>
+                                  <w:caps/>
+                                  <w:color w:val="156082" w:themeColor="accent1"/>
+                                  <w:sz w:val="64"/>
+                                  <w:szCs w:val="64"/>
+                                  <w:lang w:val="es-ES"/>
+                                </w:rPr>
+                                <w:t xml:space="preserve">COMFY COZY CAFÉ </w:t>
+                              </w:r>
+                              <w:r>
+                                <w:rPr>
+                                  <w:rFonts w:ascii="Comic Sans MS" w:hAnsi="Comic Sans MS"/>
+                                  <w:caps/>
+                                  <w:color w:val="156082" w:themeColor="accent1"/>
+                                  <w:sz w:val="64"/>
+                                  <w:szCs w:val="64"/>
+                                  <w:lang w:val="es-ES"/>
+                                </w:rPr>
+                                <w:br/>
+                                <w:t>User Manual</w:t>
+                              </w:r>
+                            </w:sdtContent>
+                          </w:sdt>
+                        </w:p>
+                        <w:p>
+                          <w:pPr>
+                            <w:spacing w:after="0"/>
+                            <w:jc w:val="right"/>
+                            <w:rPr>
+                              <w:color w:val="404040" w:themeColor="text1" w:themeTint="BF"/>
+                              <w:sz w:val="36"/>
+                              <w:szCs w:val="36"/>
+                            </w:rPr>
+                          </w:pPr>
+                          <w:r>
+                            <w:rPr>
+                              <w:color w:val="404040" w:themeColor="text1" w:themeTint="BF"/>
+                              <w:sz w:val="36"/>
+                              <w:szCs w:val="36"/>
+                            </w:rPr>
+                            <w:t>Vanier College</w:t>
+                          </w:r>
+                          <w:r>
+                            <w:rPr>
+                              <w:color w:val="404040" w:themeColor="text1" w:themeTint="BF"/>
+                              <w:sz w:val="36"/>
+                              <w:szCs w:val="36"/>
+                            </w:rPr>
+                            <w:t xml:space="preserve">          </w:t>
+                          </w:r>
+                        </w:p>
+                        <w:p>
+                          <w:pPr>
+                            <w:jc w:val="right"/>
+                            <w:rPr>
+                              <w:smallCaps/>
+                              <w:color w:val="404040" w:themeColor="text1" w:themeTint="BF"/>
+                              <w:sz w:val="36"/>
+                              <w:szCs w:val="36"/>
+                            </w:rPr>
+                          </w:pPr>
+                          <w:r>
+                            <w:rPr>
+                              <w:color w:val="404040" w:themeColor="text1" w:themeTint="BF"/>
+                              <w:sz w:val="36"/>
+                              <w:szCs w:val="36"/>
+                            </w:rPr>
+                            <w:t>Computer Science Department</w:t>
+                          </w:r>
+                        </w:p>
+                      </w:txbxContent>
+                    </v:textbox>
+                    <w10:wrap type="square" anchorx="page" anchory="page"/>
+                  </v:shape>
+                </w:pict>
+              </mc:Fallback>
+            </mc:AlternateContent>
+          </w:r>
+        </w:p>
+        <w:p>
+          <w:pPr>
+            <w:rPr>
+              <w:rFonts w:eastAsiaTheme="minorEastAsia"/>
+              <w:color w:val="0E2841" w:themeColor="text2"/>
+              <w:kern w:val="0"/>
+              <w:sz w:val="22"/>
+              <w:szCs w:val="22"/>
+              <w:lang w:val="en-US"/>
+              <w14:ligatures w14:val="none"/>
+            </w:rPr>
+            <w:sectPr>
+              <w:pgSz w:w="12240" w:h="15840"/>
+              <w:pgMar w:top="1440" w:right="1440" w:bottom="1440" w:left="1440" w:header="708" w:footer="708" w:gutter="0"/>
+              <w:pgNumType w:start="0"/>
+              <w:cols w:space="708"/>
+              <w:titlePg/>
+              <w:docGrid w:linePitch="360"/>
+            </w:sectPr>
+          </w:pPr>
+          <w:r>
+            <w:rPr>
+              <w:noProof/>
+            </w:rPr>
+            <mc:AlternateContent>
+              <mc:Choice Requires="wps">
+                <w:drawing>
+                  <wp:anchor distT="0" distB="0" distL="114300" distR="114300" simplePos="0" relativeHeight="251712512" behindDoc="0" locked="0" layoutInCell="1" allowOverlap="1" wp14:anchorId="5F6335EF" wp14:editId="631D1D8B">
+                    <wp:simplePos x="0" y="0"/>
+                    <wp:positionH relativeFrom="margin">
+                      <wp:align>center</wp:align>
+                    </wp:positionH>
+                    <wp:positionV relativeFrom="margin">
+                      <wp:align>bottom</wp:align>
+                    </wp:positionV>
+                    <wp:extent cx="7315200" cy="1009650"/>
+                    <wp:effectExtent l="0" t="0" r="0" b="1905"/>
+                    <wp:wrapSquare wrapText="bothSides"/>
+                    <wp:docPr id="153" name="Text Box 161"/>
+                    <wp:cNvGraphicFramePr/>
+                    <a:graphic xmlns:a="http://schemas.openxmlformats.org/drawingml/2006/main">
+                      <a:graphicData uri="http://schemas.microsoft.com/office/word/2010/wordprocessingShape">
+                        <wps:wsp>
+                          <wps:cNvSpPr txBox="1"/>
+                          <wps:spPr>
+                            <a:xfrm>
+                              <a:off x="0" y="0"/>
+                              <a:ext cx="7315200" cy="1009650"/>
+                            </a:xfrm>
+                            <a:prstGeom prst="rect">
+                              <a:avLst/>
+                            </a:prstGeom>
+                            <a:noFill/>
+                            <a:ln w="6350">
+                              <a:noFill/>
+                            </a:ln>
+                            <a:effectLst/>
+                          </wps:spPr>
+                          <wps:style>
+                            <a:lnRef idx="0">
+                              <a:schemeClr val="accent1"/>
+                            </a:lnRef>
+                            <a:fillRef idx="0">
+                              <a:schemeClr val="accent1"/>
+                            </a:fillRef>
+                            <a:effectRef idx="0">
+                              <a:schemeClr val="accent1"/>
+                            </a:effectRef>
+                            <a:fontRef idx="minor">
+                              <a:schemeClr val="dk1"/>
+                            </a:fontRef>
+                          </wps:style>
+                          <wps:txbx>
+                            <w:txbxContent>
+                              <w:p>
+                                <w:pPr>
+                                  <w:pStyle w:val="NoSpacing"/>
+                                  <w:jc w:val="right"/>
+                                  <w:rPr>
+                                    <w:color w:val="595959" w:themeColor="text1" w:themeTint="A6"/>
+                                    <w:sz w:val="20"/>
+                                    <w:szCs w:val="20"/>
+                                  </w:rPr>
+                                </w:pPr>
+                                <w:r>
+                                  <w:rPr>
+                                    <w:color w:val="595959" w:themeColor="text1" w:themeTint="A6"/>
+                                    <w:sz w:val="20"/>
+                                    <w:szCs w:val="20"/>
+                                  </w:rPr>
+                                  <w:t xml:space="preserve">Application Development </w:t>
+                                </w:r>
+                                <w:r>
+                                  <w:rPr>
+                                    <w:color w:val="595959" w:themeColor="text1" w:themeTint="A6"/>
+                                    <w:sz w:val="20"/>
+                                    <w:szCs w:val="20"/>
+                                  </w:rPr>
+                                  <w:t xml:space="preserve">(Desktop) </w:t>
+                                </w:r>
+                                <w:r>
+                                  <w:rPr>
+                                    <w:color w:val="595959" w:themeColor="text1" w:themeTint="A6"/>
+                                    <w:sz w:val="20"/>
+                                    <w:szCs w:val="20"/>
+                                  </w:rPr>
+                                  <w:t>Final Project</w:t>
+                                </w:r>
+                              </w:p>
+                              <w:p>
+                                <w:pPr>
+                                  <w:pStyle w:val="NoSpacing"/>
+                                  <w:jc w:val="right"/>
+                                  <w:rPr>
+                                    <w:color w:val="595959" w:themeColor="text1" w:themeTint="A6"/>
+                                    <w:sz w:val="20"/>
+                                    <w:szCs w:val="20"/>
+                                  </w:rPr>
+                                </w:pPr>
+                                <w:r>
+                                  <w:rPr>
+                                    <w:color w:val="595959" w:themeColor="text1" w:themeTint="A6"/>
+                                    <w:sz w:val="20"/>
+                                    <w:szCs w:val="20"/>
+                                  </w:rPr>
+                                  <w:t>Kiara Bartuccio, Audreane Deschenes, Jia-Yu Joy Ho</w:t>
+                                </w:r>
+                              </w:p>
+                              <w:p>
+                                <w:pPr>
+                                  <w:pStyle w:val="NoSpacing"/>
+                                  <w:jc w:val="right"/>
+                                  <w:rPr>
+                                    <w:color w:val="595959" w:themeColor="text1" w:themeTint="A6"/>
+                                    <w:sz w:val="20"/>
+                                    <w:szCs w:val="20"/>
+                                  </w:rPr>
+                                </w:pPr>
+                                <w:r>
+                                  <w:rPr>
+                                    <w:color w:val="595959" w:themeColor="text1" w:themeTint="A6"/>
+                                    <w:sz w:val="20"/>
+                                    <w:szCs w:val="20"/>
+                                  </w:rPr>
+                                  <w:t>Course: 420-331-VA (Sec-02)</w:t>
+                                </w:r>
+                              </w:p>
+                              <w:p>
+                                <w:pPr>
+                                  <w:pStyle w:val="NoSpacing"/>
+                                  <w:jc w:val="right"/>
+                                  <w:rPr>
+                                    <w:color w:val="595959" w:themeColor="text1" w:themeTint="A6"/>
+                                    <w:sz w:val="20"/>
+                                    <w:szCs w:val="20"/>
+                                  </w:rPr>
+                                </w:pPr>
+                                <w:r>
+                                  <w:rPr>
+                                    <w:color w:val="595959" w:themeColor="text1" w:themeTint="A6"/>
+                                    <w:sz w:val="20"/>
+                                    <w:szCs w:val="20"/>
+                                  </w:rPr>
+                                  <w:t>Teacher: Syed Naseem Afzal</w:t>
+                                </w:r>
+                              </w:p>
+                            </w:txbxContent>
+                          </wps:txbx>
+                          <wps:bodyPr rot="0" spcFirstLastPara="0" vertOverflow="overflow" horzOverflow="overflow" vert="horz" wrap="square" lIns="1600200" tIns="0" rIns="685800" bIns="0" numCol="1" spcCol="0" rtlCol="0" fromWordArt="0" anchor="t" anchorCtr="0" forceAA="0" compatLnSpc="1">
+                            <a:prstTxWarp prst="textNoShape">
+                              <a:avLst/>
+                            </a:prstTxWarp>
+                            <a:spAutoFit/>
+                          </wps:bodyPr>
+                        </wps:wsp>
+                      </a:graphicData>
+                    </a:graphic>
+                    <wp14:sizeRelH relativeFrom="page">
+                      <wp14:pctWidth>94100</wp14:pctWidth>
+                    </wp14:sizeRelH>
+                    <wp14:sizeRelV relativeFrom="page">
+                      <wp14:pctHeight>10000</wp14:pctHeight>
+                    </wp14:sizeRelV>
+                  </wp:anchor>
+                </w:drawing>
+              </mc:Choice>
+              <mc:Fallback>
+                <w:pict>
+                  <v:shape w14:anchorId="5F6335EF" id="Text Box 161" o:spid="_x0000_s1027" type="#_x0000_t202" style="position:absolute;margin-left:0;margin-top:0;width:8in;height:79.5pt;z-index:251712512;visibility:visible;mso-wrap-style:square;mso-width-percent:941;mso-height-percent:100;mso-wrap-distance-left:9pt;mso-wrap-distance-top:0;mso-wrap-distance-right:9pt;mso-wrap-distance-bottom:0;mso-position-horizontal:center;mso-position-horizontal-relative:margin;mso-position-vertical:bottom;mso-position-vertical-relative:margin;mso-width-percent:941;mso-height-percent:100;mso-width-relative:page;mso-height-relative:page;v-text-anchor:top" o:gfxdata="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" filled="f" stroked="f" strokeweight=".5pt">
+                    <v:textbox style="mso-fit-shape-to-text:t" inset="126pt,0,54pt,0">
+                      <w:txbxContent>
+                        <w:p>
+                          <w:pPr>
+                            <w:pStyle w:val="NoSpacing"/>
+                            <w:jc w:val="right"/>
+                            <w:rPr>
+                              <w:color w:val="595959" w:themeColor="text1" w:themeTint="A6"/>
+                              <w:sz w:val="20"/>
+                              <w:szCs w:val="20"/>
+                            </w:rPr>
+                          </w:pPr>
+                          <w:r>
+                            <w:rPr>
+                              <w:color w:val="595959" w:themeColor="text1" w:themeTint="A6"/>
+                              <w:sz w:val="20"/>
+                              <w:szCs w:val="20"/>
+                            </w:rPr>
+                            <w:t xml:space="preserve">Application Development </w:t>
+                          </w:r>
+                          <w:r>
+                            <w:rPr>
+                              <w:color w:val="595959" w:themeColor="text1" w:themeTint="A6"/>
+                              <w:sz w:val="20"/>
+                              <w:szCs w:val="20"/>
+                            </w:rPr>
+                            <w:t xml:space="preserve">(Desktop) </w:t>
+                          </w:r>
+                          <w:r>
+                            <w:rPr>
+                              <w:color w:val="595959" w:themeColor="text1" w:themeTint="A6"/>
+                              <w:sz w:val="20"/>
+                              <w:szCs w:val="20"/>
+                            </w:rPr>
+                            <w:t>Final Project</w:t>
+                          </w:r>
+                        </w:p>
+                        <w:p>
+                          <w:pPr>
+                            <w:pStyle w:val="NoSpacing"/>
+                            <w:jc w:val="right"/>
+                            <w:rPr>
+                              <w:color w:val="595959" w:themeColor="text1" w:themeTint="A6"/>
+                              <w:sz w:val="20"/>
+                              <w:szCs w:val="20"/>
+                            </w:rPr>
+                          </w:pPr>
+                          <w:r>
+                            <w:rPr>
+                              <w:color w:val="595959" w:themeColor="text1" w:themeTint="A6"/>
+                              <w:sz w:val="20"/>
+                              <w:szCs w:val="20"/>
+                            </w:rPr>
+                            <w:t>Kiara Bartuccio, Audreane Deschenes, Jia-Yu Joy Ho</w:t>
+                          </w:r>
+                        </w:p>
+                        <w:p>
+                          <w:pPr>
+                            <w:pStyle w:val="NoSpacing"/>
+                            <w:jc w:val="right"/>
+                            <w:rPr>
+                              <w:color w:val="595959" w:themeColor="text1" w:themeTint="A6"/>
+                              <w:sz w:val="20"/>
+                              <w:szCs w:val="20"/>
+                            </w:rPr>
+                          </w:pPr>
+                          <w:r>
+                            <w:rPr>
+                              <w:color w:val="595959" w:themeColor="text1" w:themeTint="A6"/>
+                              <w:sz w:val="20"/>
+                              <w:szCs w:val="20"/>
+                            </w:rPr>
+                            <w:t>Course: 420-331-VA (Sec-02)</w:t>
+                          </w:r>
+                        </w:p>
+                        <w:p>
+                          <w:pPr>
+                            <w:pStyle w:val="NoSpacing"/>
+                            <w:jc w:val="right"/>
+                            <w:rPr>
+                              <w:color w:val="595959" w:themeColor="text1" w:themeTint="A6"/>
+                              <w:sz w:val="20"/>
+                              <w:szCs w:val="20"/>
+                            </w:rPr>
+                          </w:pPr>
+                          <w:r>
+                            <w:rPr>
+                              <w:color w:val="595959" w:themeColor="text1" w:themeTint="A6"/>
+                              <w:sz w:val="20"/>
+                              <w:szCs w:val="20"/>
+                            </w:rPr>
+                            <w:t>Teacher: Syed Naseem Afzal</w:t>
+                          </w:r>
+                        </w:p>
+                      </w:txbxContent>
+                    </v:textbox>
+                    <w10:wrap type="square" anchorx="margin" anchory="margin"/>
+                  </v:shape>
+                </w:pict>
+              </mc:Fallback>
+            </mc:AlternateContent>
+          </w:r>
+          <w:r>
+            <w:rPr>
+              <w:rFonts w:eastAsiaTheme="minorEastAsia"/>
+              <w:color w:val="0E2841" w:themeColor="text2"/>
+              <w:kern w:val="0"/>
+              <w:sz w:val="22"/>
+              <w:szCs w:val="22"/>
+              <w:lang w:val="en-US"/>
+              <w14:ligatures w14:val="none"/>
+            </w:rPr>
+            <w:br w:type="page"/>
+          </w:r>
+        </w:p>
+        <w:sdt>
+          <w:sdtPr>
+            <w:id w:val="-264692387"/>
+            <w:docPartObj>
+              <w:docPartGallery w:val="Table of Contents"/>
+              <w:docPartUnique/>
+            </w:docPartObj>
+          </w:sdtPr>
+          <w:sdtEndPr>
+            <w:rPr>
+              <w:rFonts w:asciiTheme="minorHAnsi" w:eastAsiaTheme="minorHAnsi" w:hAnsiTheme="minorHAnsi" w:cstheme="minorBidi"/>
+              <w:b/>
+              <w:bCs/>
+              <w:noProof/>
+              <w:color w:val="auto"/>
+              <w:kern w:val="2"/>
+              <w:sz w:val="24"/>
+              <w:szCs w:val="24"/>
+              <w:lang w:val="en-CA"/>
+              <w14:ligatures w14:val="standardContextual"/>
+            </w:rPr>
+          </w:sdtEndPr>
+          <w:sdtContent>
+            <w:p>
+              <w:pPr>
+                <w:pStyle w:val="TOCHeading"/>
+              </w:pPr>
+              <w:r>
+                <w:t>Table of Contents</w:t>
+              </w:r>
+            </w:p>
+            <w:p>
+              <w:pPr>
+                <w:pStyle w:val="TOC2"/>
+                <w:tabs>
+                  <w:tab w:val="right" w:leader="dot" w:pos="9350"/>
+                </w:tabs>
+                <w:rPr>
+                  <w:rFonts w:eastAsiaTheme="minorEastAsia"/>
+                  <w:noProof/>
+                  <w:lang w:eastAsia="en-CA"/>
+                </w:rPr>
+              </w:pPr>
+              <w:r>
+                <w:fldChar w:fldCharType="begin"/>
+              </w:r>
+              <w:r>
+                <w:instrText xml:space="preserve"> TOC \o "1-3" \h \z \u </w:instrText>
+              </w:r>
+              <w:r>
+                <w:fldChar w:fldCharType="separate"/>
+              </w:r>
+              <w:hyperlink w:anchor="_Toc216317344" w:history="1">
+                <w:r>
+                  <w:rPr>
+                    <w:rStyle w:val="Hyperlink"/>
+                    <w:noProof/>
+                  </w:rPr>
+                  <w:t>Introduction</w:t>
+                </w:r>
+                <w:r>
+                  <w:rPr>
+                    <w:noProof/>
+                    <w:webHidden/>
+                  </w:rPr>
+                  <w:tab/>
+                </w:r>
+                <w:r>
+                  <w:rPr>
+                    <w:noProof/>
+                    <w:webHidden/>
+                  </w:rPr>
+                  <w:fldChar w:fldCharType="begin"/>
+                </w:r>
+                <w:r>
+                  <w:rPr>
+                    <w:noProof/>
+                    <w:webHidden/>
+                  </w:rPr>
+                  <w:instrText xml:space="preserve"> PAGEREF _Toc216317344 \h </w:instrText>
+                </w:r>
+                <w:r>
+                  <w:rPr>
+                    <w:noProof/>
+                    <w:webHidden/>
+                  </w:rPr>
+                </w:r>
+                <w:r>
+                  <w:rPr>
+                    <w:noProof/>
+                    <w:webHidden/>
+                  </w:rPr>
+                  <w:fldChar w:fldCharType="separate"/>
+                </w:r>
+                <w:r>
+                  <w:rPr>
+                    <w:noProof/>
+                    <w:webHidden/>
+                  </w:rPr>
+                  <w:t>1</w:t>
+                </w:r>
+                <w:r>
+                  <w:rPr>
+                    <w:noProof/>
+                    <w:webHidden/>
+                  </w:rPr>
+                  <w:fldChar w:fldCharType="end"/>
+                </w:r>
+              </w:hyperlink>
+            </w:p>
+            <w:p>
+              <w:pPr>
+                <w:pStyle w:val="TOC2"/>
+                <w:tabs>
+                  <w:tab w:val="right" w:leader="dot" w:pos="9350"/>
+                </w:tabs>
+                <w:rPr>
+                  <w:rFonts w:eastAsiaTheme="minorEastAsia"/>
+                  <w:noProof/>
+                  <w:lang w:eastAsia="en-CA"/>
+                </w:rPr>
+              </w:pPr>
+              <w:hyperlink w:anchor="_Toc216317345" w:history="1">
+                <w:r>
+                  <w:rPr>
+                    <w:rStyle w:val="Hyperlink"/>
+                    <w:noProof/>
+                  </w:rPr>
+                  <w:t>What does this Application provide?</w:t>
+                </w:r>
+                <w:r>
+                  <w:rPr>
+                    <w:noProof/>
+                    <w:webHidden/>
+                  </w:rPr>
+                  <w:tab/>
+                </w:r>
+                <w:r>
+                  <w:rPr>
+                    <w:noProof/>
+                    <w:webHidden/>
+                  </w:rPr>
+                  <w:fldChar w:fldCharType="begin"/>
+                </w:r>
+                <w:r>
+                  <w:rPr>
+                    <w:noProof/>
+                    <w:webHidden/>
+                  </w:rPr>
+                  <w:instrText xml:space="preserve"> PAGEREF _Toc216317345 \h </w:instrText>
+                </w:r>
+                <w:r>
+                  <w:rPr>
+                    <w:noProof/>
+                    <w:webHidden/>
+                  </w:rPr>
+                </w:r>
+                <w:r>
+                  <w:rPr>
+                    <w:noProof/>
+                    <w:webHidden/>
+                  </w:rPr>
+                  <w:fldChar w:fldCharType="separate"/>
+                </w:r>
+                <w:r>
+                  <w:rPr>
+                    <w:noProof/>
+                    <w:webHidden/>
+                  </w:rPr>
+                  <w:t>1</w:t>
+                </w:r>
+                <w:r>
+                  <w:rPr>
+                    <w:noProof/>
+                    <w:webHidden/>
+                  </w:rPr>
+                  <w:fldChar w:fldCharType="end"/>
+                </w:r>
+              </w:hyperlink>
+            </w:p>
+            <w:p>
+              <w:pPr>
+                <w:pStyle w:val="TOC2"/>
+                <w:tabs>
+                  <w:tab w:val="right" w:leader="dot" w:pos="9350"/>
+                </w:tabs>
+                <w:rPr>
+                  <w:rFonts w:eastAsiaTheme="minorEastAsia"/>
+                  <w:noProof/>
+                  <w:lang w:eastAsia="en-CA"/>
+                </w:rPr>
+              </w:pPr>
+              <w:hyperlink w:anchor="_Toc216317346" w:history="1">
+                <w:r>
+                  <w:rPr>
+                    <w:rStyle w:val="Hyperlink"/>
+                    <w:noProof/>
+                  </w:rPr>
+                  <w:t>System Requirements</w:t>
+                </w:r>
+                <w:r>
+                  <w:rPr>
+                    <w:noProof/>
+                    <w:webHidden/>
+                  </w:rPr>
+                  <w:tab/>
+                </w:r>
+                <w:r>
+                  <w:rPr>
+                    <w:noProof/>
+                    <w:webHidden/>
+                  </w:rPr>
+                  <w:fldChar w:fldCharType="begin"/>
+                </w:r>
+                <w:r>
+                  <w:rPr>
+                    <w:noProof/>
+                    <w:webHidden/>
+                  </w:rPr>
+                  <w:instrText xml:space="preserve"> PAGEREF _Toc216317346 \h </w:instrText>
+                </w:r>
+                <w:r>
+                  <w:rPr>
+                    <w:noProof/>
+                    <w:webHidden/>
+                  </w:rPr>
+                </w:r>
+                <w:r>
+                  <w:rPr>
+                    <w:noProof/>
+                    <w:webHidden/>
+                  </w:rPr>
+                  <w:fldChar w:fldCharType="separate"/>
+                </w:r>
+                <w:r>
+                  <w:rPr>
+                    <w:noProof/>
+                    <w:webHidden/>
+                  </w:rPr>
+                  <w:t>1</w:t>
+                </w:r>
+                <w:r>
+                  <w:rPr>
+                    <w:noProof/>
+                    <w:webHidden/>
+                  </w:rPr>
+                  <w:fldChar w:fldCharType="end"/>
+                </w:r>
+              </w:hyperlink>
+            </w:p>
+            <w:p>
+              <w:pPr>
+                <w:pStyle w:val="TOC2"/>
+                <w:tabs>
+                  <w:tab w:val="right" w:leader="dot" w:pos="9350"/>
+                </w:tabs>
+                <w:rPr>
+                  <w:rFonts w:eastAsiaTheme="minorEastAsia"/>
+                  <w:noProof/>
+                  <w:lang w:eastAsia="en-CA"/>
+                </w:rPr>
+              </w:pPr>
+              <w:hyperlink w:anchor="_Toc216317347" w:history="1">
+                <w:r>
+                  <w:rPr>
+                    <w:rStyle w:val="Hyperlink"/>
+                    <w:noProof/>
+                  </w:rPr>
+                  <w:t>Understanding the Multilingual System</w:t>
+                </w:r>
+                <w:r>
+                  <w:rPr>
+                    <w:noProof/>
+                    <w:webHidden/>
+                  </w:rPr>
+                  <w:tab/>
+                </w:r>
+                <w:r>
+                  <w:rPr>
+                    <w:noProof/>
+                    <w:webHidden/>
+                  </w:rPr>
+                  <w:fldChar w:fldCharType="begin"/>
+                </w:r>
+                <w:r>
+                  <w:rPr>
+                    <w:noProof/>
+                    <w:webHidden/>
+                  </w:rPr>
+                  <w:instrText xml:space="preserve"> PAGEREF _Toc216317347 \h </w:instrText>
+                </w:r>
+                <w:r>
+                  <w:rPr>
+                    <w:noProof/>
+                    <w:webHidden/>
+                  </w:rPr>
+                </w:r>
+                <w:r>
+                  <w:rPr>
+                    <w:noProof/>
+                    <w:webHidden/>
+                  </w:rPr>
+                  <w:fldChar w:fldCharType="separate"/>
+                </w:r>
+                <w:r>
+                  <w:rPr>
+                    <w:noProof/>
+                    <w:webHidden/>
+                  </w:rPr>
+                  <w:t>2</w:t>
+                </w:r>
+                <w:r>
+                  <w:rPr>
+                    <w:noProof/>
+                    <w:webHidden/>
+                  </w:rPr>
+                  <w:fldChar w:fldCharType="end"/>
+                </w:r>
+              </w:hyperlink>
+            </w:p>
+            <w:p>
+              <w:pPr>
+                <w:pStyle w:val="TOC2"/>
+                <w:tabs>
+                  <w:tab w:val="right" w:leader="dot" w:pos="9350"/>
+                </w:tabs>
+                <w:rPr>
+                  <w:rFonts w:eastAsiaTheme="minorEastAsia"/>
+                  <w:noProof/>
+                  <w:lang w:eastAsia="en-CA"/>
+                </w:rPr>
+              </w:pPr>
+              <w:hyperlink w:anchor="_Toc216317348" w:history="1">
+                <w:r>
+                  <w:rPr>
+                    <w:rStyle w:val="Hyperlink"/>
+                    <w:noProof/>
+                  </w:rPr>
+                  <w:t>How to switch languages</w:t>
+                </w:r>
+                <w:r>
+                  <w:rPr>
+                    <w:noProof/>
+                    <w:webHidden/>
+                  </w:rPr>
+                  <w:tab/>
+                </w:r>
+                <w:r>
+                  <w:rPr>
+                    <w:noProof/>
+                    <w:webHidden/>
+                  </w:rPr>
+                  <w:fldChar w:fldCharType="begin"/>
+                </w:r>
+                <w:r>
+                  <w:rPr>
+                    <w:noProof/>
+                    <w:webHidden/>
+                  </w:rPr>
+                  <w:instrText xml:space="preserve"> PAGEREF _Toc216317348 \h </w:instrText>
+                </w:r>
+                <w:r>
+                  <w:rPr>
+                    <w:noProof/>
+                    <w:webHidden/>
+                  </w:rPr>
+                </w:r>
+                <w:r>
+                  <w:rPr>
+                    <w:noProof/>
+                    <w:webHidden/>
+                  </w:rPr>
+                  <w:fldChar w:fldCharType="separate"/>
+                </w:r>
+                <w:r>
+                  <w:rPr>
+                    <w:noProof/>
+                    <w:webHidden/>
+                  </w:rPr>
+                  <w:t>2</w:t>
+                </w:r>
+                <w:r>
+                  <w:rPr>
+                    <w:noProof/>
+                    <w:webHidden/>
+                  </w:rPr>
+                  <w:fldChar w:fldCharType="end"/>
+                </w:r>
+              </w:hyperlink>
+            </w:p>
+            <w:p>
+              <w:pPr>
+                <w:pStyle w:val="TOC2"/>
+                <w:tabs>
+                  <w:tab w:val="right" w:leader="dot" w:pos="9350"/>
+                </w:tabs>
+                <w:rPr>
+                  <w:rFonts w:eastAsiaTheme="minorEastAsia"/>
+                  <w:noProof/>
+                  <w:lang w:eastAsia="en-CA"/>
+                </w:rPr>
+              </w:pPr>
+              <w:hyperlink w:anchor="_Toc216317349" w:history="1">
+                <w:r>
+                  <w:rPr>
+                    <w:rStyle w:val="Hyperlink"/>
+                    <w:noProof/>
+                  </w:rPr>
+                  <w:t>Database Overview</w:t>
+                </w:r>
+                <w:r>
+                  <w:rPr>
+                    <w:noProof/>
+                    <w:webHidden/>
+                  </w:rPr>
+                  <w:tab/>
+                </w:r>
+                <w:r>
+                  <w:rPr>
+                    <w:noProof/>
+                    <w:webHidden/>
+                  </w:rPr>
+                  <w:fldChar w:fldCharType="begin"/>
+                </w:r>
+                <w:r>
+                  <w:rPr>
+                    <w:noProof/>
+                    <w:webHidden/>
+                  </w:rPr>
+                  <w:instrText xml:space="preserve"> PAGEREF _Toc216317349 \h </w:instrText>
+                </w:r>
+                <w:r>
+                  <w:rPr>
+                    <w:noProof/>
+                    <w:webHidden/>
+                  </w:rPr>
+                </w:r>
+                <w:r>
+                  <w:rPr>
+                    <w:noProof/>
+                    <w:webHidden/>
+                  </w:rPr>
+                  <w:fldChar w:fldCharType="separate"/>
+                </w:r>
+                <w:r>
+                  <w:rPr>
+                    <w:noProof/>
+                    <w:webHidden/>
+                  </w:rPr>
+                  <w:t>2</w:t>
+                </w:r>
+                <w:r>
+                  <w:rPr>
+                    <w:noProof/>
+                    <w:webHidden/>
+                  </w:rPr>
+                  <w:fldChar w:fldCharType="end"/>
+                </w:r>
+              </w:hyperlink>
+            </w:p>
+            <w:p>
+              <w:pPr>
+                <w:pStyle w:val="TOC2"/>
+                <w:tabs>
+                  <w:tab w:val="right" w:leader="dot" w:pos="9350"/>
+                </w:tabs>
+                <w:rPr>
+                  <w:rFonts w:eastAsiaTheme="minorEastAsia"/>
+                  <w:noProof/>
+                  <w:lang w:eastAsia="en-CA"/>
+                </w:rPr>
+              </w:pPr>
+              <w:hyperlink w:anchor="_Toc216317350" w:history="1">
+                <w:r>
+                  <w:rPr>
+                    <w:rStyle w:val="Hyperlink"/>
+                    <w:noProof/>
+                  </w:rPr>
+                  <w:t>Starting the Application</w:t>
+                </w:r>
+                <w:r>
+                  <w:rPr>
+                    <w:noProof/>
+                    <w:webHidden/>
+                  </w:rPr>
+                  <w:tab/>
+                </w:r>
+                <w:r>
+                  <w:rPr>
+                    <w:noProof/>
+                    <w:webHidden/>
+                  </w:rPr>
+                  <w:fldChar w:fldCharType="begin"/>
+                </w:r>
+                <w:r>
+                  <w:rPr>
+                    <w:noProof/>
+                    <w:webHidden/>
+                  </w:rPr>
+                  <w:instrText xml:space="preserve"> PAGEREF _Toc216317350 \h </w:instrText>
+                </w:r>
+                <w:r>
+                  <w:rPr>
+                    <w:noProof/>
+                    <w:webHidden/>
+                  </w:rPr>
+                </w:r>
+                <w:r>
+                  <w:rPr>
+                    <w:noProof/>
+                    <w:webHidden/>
+                  </w:rPr>
+                  <w:fldChar w:fldCharType="separate"/>
+                </w:r>
+                <w:r>
+                  <w:rPr>
+                    <w:noProof/>
+                    <w:webHidden/>
+                  </w:rPr>
+                  <w:t>3</w:t>
+                </w:r>
+                <w:r>
+                  <w:rPr>
+                    <w:noProof/>
+                    <w:webHidden/>
+                  </w:rPr>
+                  <w:fldChar w:fldCharType="end"/>
+                </w:r>
+              </w:hyperlink>
+            </w:p>
+            <w:p>
+              <w:pPr>
+                <w:pStyle w:val="TOC2"/>
+                <w:tabs>
+                  <w:tab w:val="right" w:leader="dot" w:pos="9350"/>
+                </w:tabs>
+                <w:rPr>
+                  <w:rFonts w:eastAsiaTheme="minorEastAsia"/>
+                  <w:noProof/>
+                  <w:lang w:eastAsia="en-CA"/>
+                </w:rPr>
+              </w:pPr>
+              <w:hyperlink w:anchor="_Toc216317351" w:history="1">
+                <w:r>
+                  <w:rPr>
+                    <w:rStyle w:val="Hyperlink"/>
+                    <w:noProof/>
+                  </w:rPr>
+                  <w:t>The Start Screen</w:t>
+                </w:r>
+                <w:r>
+                  <w:rPr>
+                    <w:noProof/>
+                    <w:webHidden/>
+                  </w:rPr>
+                  <w:tab/>
+                </w:r>
+                <w:r>
+                  <w:rPr>
+                    <w:noProof/>
+                    <w:webHidden/>
+                  </w:rPr>
+                  <w:fldChar w:fldCharType="begin"/>
+                </w:r>
+                <w:r>
+                  <w:rPr>
+                    <w:noProof/>
+                    <w:webHidden/>
+                  </w:rPr>
+                  <w:instrText xml:space="preserve"> PAGEREF _Toc216317351 \h </w:instrText>
+                </w:r>
+                <w:r>
+                  <w:rPr>
+                    <w:noProof/>
+                    <w:webHidden/>
+                  </w:rPr>
+                </w:r>
+                <w:r>
+                  <w:rPr>
+                    <w:noProof/>
+                    <w:webHidden/>
+                  </w:rPr>
+                  <w:fldChar w:fldCharType="separate"/>
+                </w:r>
+                <w:r>
+                  <w:rPr>
+                    <w:noProof/>
+                    <w:webHidden/>
+                  </w:rPr>
+                  <w:t>3</w:t>
+                </w:r>
+                <w:r>
+                  <w:rPr>
+                    <w:noProof/>
+                    <w:webHidden/>
+                  </w:rPr>
+                  <w:fldChar w:fldCharType="end"/>
+                </w:r>
+              </w:hyperlink>
+            </w:p>
+            <w:p>
+              <w:pPr>
+                <w:pStyle w:val="TOC2"/>
+                <w:tabs>
+                  <w:tab w:val="right" w:leader="dot" w:pos="9350"/>
+                </w:tabs>
+                <w:rPr>
+                  <w:rFonts w:eastAsiaTheme="minorEastAsia"/>
+                  <w:noProof/>
+                  <w:lang w:eastAsia="en-CA"/>
+                </w:rPr>
+              </w:pPr>
+              <w:hyperlink w:anchor="_Toc216317352" w:history="1">
+                <w:r>
+                  <w:rPr>
+                    <w:rStyle w:val="Hyperlink"/>
+                    <w:noProof/>
+                  </w:rPr>
+                  <w:t>Main Menu</w:t>
+                </w:r>
+                <w:r>
+                  <w:rPr>
+                    <w:noProof/>
+                    <w:webHidden/>
+                  </w:rPr>
+                  <w:tab/>
+                </w:r>
+                <w:r>
+                  <w:rPr>
+                    <w:noProof/>
+                    <w:webHidden/>
+                  </w:rPr>
+                  <w:fldChar w:fldCharType="begin"/>
+                </w:r>
+                <w:r>
+                  <w:rPr>
+                    <w:noProof/>
+                    <w:webHidden/>
+                  </w:rPr>
+                  <w:instrText xml:space="preserve"> PAGEREF _Toc216317352 \h </w:instrText>
+                </w:r>
+                <w:r>
+                  <w:rPr>
+                    <w:noProof/>
+                    <w:webHidden/>
+                  </w:rPr>
+                </w:r>
+                <w:r>
+                  <w:rPr>
+                    <w:noProof/>
+                    <w:webHidden/>
+                  </w:rPr>
+                  <w:fldChar w:fldCharType="separate"/>
+                </w:r>
+                <w:r>
+                  <w:rPr>
+                    <w:noProof/>
+                    <w:webHidden/>
+                  </w:rPr>
+                  <w:t>4</w:t>
+                </w:r>
+                <w:r>
+                  <w:rPr>
+                    <w:noProof/>
+                    <w:webHidden/>
+                  </w:rPr>
+                  <w:fldChar w:fldCharType="end"/>
+                </w:r>
+              </w:hyperlink>
+            </w:p>
+            <w:p>
+              <w:pPr>
+                <w:pStyle w:val="TOC2"/>
+                <w:tabs>
+                  <w:tab w:val="right" w:leader="dot" w:pos="9350"/>
+                </w:tabs>
+                <w:rPr>
+                  <w:rFonts w:eastAsiaTheme="minorEastAsia"/>
+                  <w:noProof/>
+                  <w:lang w:eastAsia="en-CA"/>
+                </w:rPr>
+              </w:pPr>
+              <w:hyperlink w:anchor="_Toc216317353" w:history="1">
+                <w:r>
+                  <w:rPr>
+                    <w:rStyle w:val="Hyperlink"/>
+                    <w:noProof/>
+                  </w:rPr>
+                  <w:t>Hot Drink Menu</w:t>
+                </w:r>
+                <w:r>
+                  <w:rPr>
+                    <w:noProof/>
+                    <w:webHidden/>
+                  </w:rPr>
+                  <w:tab/>
+                </w:r>
+                <w:r>
+                  <w:rPr>
+                    <w:noProof/>
+                    <w:webHidden/>
+                  </w:rPr>
+                  <w:fldChar w:fldCharType="begin"/>
+                </w:r>
+                <w:r>
+                  <w:rPr>
+                    <w:noProof/>
+                    <w:webHidden/>
+                  </w:rPr>
+                  <w:instrText xml:space="preserve"> PAGEREF _Toc216317353 \h </w:instrText>
+                </w:r>
+                <w:r>
+                  <w:rPr>
+                    <w:noProof/>
+                    <w:webHidden/>
+                  </w:rPr>
+                </w:r>
+                <w:r>
+                  <w:rPr>
+                    <w:noProof/>
+                    <w:webHidden/>
+                  </w:rPr>
+                  <w:fldChar w:fldCharType="separate"/>
+                </w:r>
+                <w:r>
+                  <w:rPr>
+                    <w:noProof/>
+                    <w:webHidden/>
+                  </w:rPr>
+                  <w:t>4</w:t>
+                </w:r>
+                <w:r>
+                  <w:rPr>
+                    <w:noProof/>
+                    <w:webHidden/>
+                  </w:rPr>
+                  <w:fldChar w:fldCharType="end"/>
+                </w:r>
+              </w:hyperlink>
+            </w:p>
+            <w:p>
+              <w:pPr>
+                <w:pStyle w:val="TOC2"/>
+                <w:tabs>
+                  <w:tab w:val="right" w:leader="dot" w:pos="9350"/>
+                </w:tabs>
+                <w:rPr>
+                  <w:rFonts w:eastAsiaTheme="minorEastAsia"/>
+                  <w:noProof/>
+                  <w:lang w:eastAsia="en-CA"/>
+                </w:rPr>
+              </w:pPr>
+              <w:hyperlink w:anchor="_Toc216317354" w:history="1">
+                <w:r>
+                  <w:rPr>
+                    <w:rStyle w:val="Hyperlink"/>
+                    <w:noProof/>
+                  </w:rPr>
+                  <w:t>Cold Drink Menu</w:t>
+                </w:r>
+                <w:r>
+                  <w:rPr>
+                    <w:noProof/>
+                    <w:webHidden/>
+                  </w:rPr>
+                  <w:tab/>
+                </w:r>
+                <w:r>
+                  <w:rPr>
+                    <w:noProof/>
+                    <w:webHidden/>
+                  </w:rPr>
+                  <w:fldChar w:fldCharType="begin"/>
+                </w:r>
+                <w:r>
+                  <w:rPr>
+                    <w:noProof/>
+                    <w:webHidden/>
+                  </w:rPr>
+                  <w:instrText xml:space="preserve"> PAGEREF _Toc216317354 \h </w:instrText>
+                </w:r>
+                <w:r>
+                  <w:rPr>
+                    <w:noProof/>
+                    <w:webHidden/>
+                  </w:rPr>
+                </w:r>
+                <w:r>
+                  <w:rPr>
+                    <w:noProof/>
+                    <w:webHidden/>
+                  </w:rPr>
+                  <w:fldChar w:fldCharType="separate"/>
+                </w:r>
+                <w:r>
+                  <w:rPr>
+                    <w:noProof/>
+                    <w:webHidden/>
+                  </w:rPr>
+                  <w:t>7</w:t>
+                </w:r>
+                <w:r>
+                  <w:rPr>
+                    <w:noProof/>
+                    <w:webHidden/>
+                  </w:rPr>
+                  <w:fldChar w:fldCharType="end"/>
+                </w:r>
+              </w:hyperlink>
+            </w:p>
+            <w:p>
+              <w:pPr>
+                <w:pStyle w:val="TOC2"/>
+                <w:tabs>
+                  <w:tab w:val="right" w:leader="dot" w:pos="9350"/>
+                </w:tabs>
+                <w:rPr>
+                  <w:rFonts w:eastAsiaTheme="minorEastAsia"/>
+                  <w:noProof/>
+                  <w:lang w:eastAsia="en-CA"/>
+                </w:rPr>
+              </w:pPr>
+              <w:hyperlink w:anchor="_Toc216317355" w:history="1">
+                <w:r>
+                  <w:rPr>
+                    <w:rStyle w:val="Hyperlink"/>
+                    <w:noProof/>
+                  </w:rPr>
+                  <w:t>Pastry Menu</w:t>
+                </w:r>
+                <w:r>
+                  <w:rPr>
+                    <w:noProof/>
+                    <w:webHidden/>
+                  </w:rPr>
+                  <w:tab/>
+                </w:r>
+                <w:r>
+                  <w:rPr>
+                    <w:noProof/>
+                    <w:webHidden/>
+                  </w:rPr>
+                  <w:fldChar w:fldCharType="begin"/>
+                </w:r>
+                <w:r>
+                  <w:rPr>
+                    <w:noProof/>
+                    <w:webHidden/>
+                  </w:rPr>
+                  <w:instrText xml:space="preserve"> PAGEREF _Toc216317355 \h </w:instrText>
+                </w:r>
+                <w:r>
+                  <w:rPr>
+                    <w:noProof/>
+                    <w:webHidden/>
+                  </w:rPr>
+                </w:r>
+                <w:r>
+                  <w:rPr>
+                    <w:noProof/>
+                    <w:webHidden/>
+                  </w:rPr>
+                  <w:fldChar w:fldCharType="separate"/>
+                </w:r>
+                <w:r>
+                  <w:rPr>
+                    <w:noProof/>
+                    <w:webHidden/>
+                  </w:rPr>
+                  <w:t>8</w:t>
+                </w:r>
+                <w:r>
+                  <w:rPr>
+                    <w:noProof/>
+                    <w:webHidden/>
+                  </w:rPr>
+                  <w:fldChar w:fldCharType="end"/>
+                </w:r>
+              </w:hyperlink>
+            </w:p>
+            <w:p>
+              <w:pPr>
+                <w:pStyle w:val="TOC2"/>
+                <w:tabs>
+                  <w:tab w:val="right" w:leader="dot" w:pos="9350"/>
+                </w:tabs>
+                <w:rPr>
+                  <w:rFonts w:eastAsiaTheme="minorEastAsia"/>
+                  <w:noProof/>
+                  <w:lang w:eastAsia="en-CA"/>
+                </w:rPr>
+              </w:pPr>
+              <w:hyperlink w:anchor="_Toc216317356" w:history="1">
+                <w:r>
+                  <w:rPr>
+                    <w:rStyle w:val="Hyperlink"/>
+                    <w:noProof/>
+                  </w:rPr>
+                  <w:t>Shortcut</w:t>
+                </w:r>
+                <w:r>
+                  <w:rPr>
+                    <w:noProof/>
+                    <w:webHidden/>
+                  </w:rPr>
+                  <w:tab/>
+                </w:r>
+                <w:r>
+                  <w:rPr>
+                    <w:noProof/>
+                    <w:webHidden/>
+                  </w:rPr>
+                  <w:fldChar w:fldCharType="begin"/>
+                </w:r>
+                <w:r>
+                  <w:rPr>
+                    <w:noProof/>
+                    <w:webHidden/>
+                  </w:rPr>
+                  <w:instrText xml:space="preserve"> PAGEREF _Toc216317356 \h </w:instrText>
+                </w:r>
+                <w:r>
+                  <w:rPr>
+                    <w:noProof/>
+                    <w:webHidden/>
+                  </w:rPr>
+                </w:r>
+                <w:r>
+                  <w:rPr>
+                    <w:noProof/>
+                    <w:webHidden/>
+                  </w:rPr>
+                  <w:fldChar w:fldCharType="separate"/>
+                </w:r>
+                <w:r>
+                  <w:rPr>
+                    <w:noProof/>
+                    <w:webHidden/>
+                  </w:rPr>
+                  <w:t>9</w:t>
+                </w:r>
+                <w:r>
+                  <w:rPr>
+                    <w:noProof/>
+                    <w:webHidden/>
+                  </w:rPr>
+                  <w:fldChar w:fldCharType="end"/>
+                </w:r>
+              </w:hyperlink>
+            </w:p>
+            <w:p>
+              <w:pPr>
+                <w:pStyle w:val="TOC2"/>
+                <w:tabs>
+                  <w:tab w:val="right" w:leader="dot" w:pos="9350"/>
+                </w:tabs>
+                <w:rPr>
+                  <w:rFonts w:eastAsiaTheme="minorEastAsia"/>
+                  <w:noProof/>
+                  <w:lang w:eastAsia="en-CA"/>
+                </w:rPr>
+              </w:pPr>
+              <w:hyperlink w:anchor="_Toc216317357" w:history="1">
+                <w:r>
+                  <w:rPr>
+                    <w:rStyle w:val="Hyperlink"/>
+                    <w:noProof/>
+                  </w:rPr>
+                  <w:t>Cart System</w:t>
+                </w:r>
+                <w:r>
+                  <w:rPr>
+                    <w:noProof/>
+                    <w:webHidden/>
+                  </w:rPr>
+                  <w:tab/>
+                </w:r>
+                <w:r>
+                  <w:rPr>
+                    <w:noProof/>
+                    <w:webHidden/>
+                  </w:rPr>
+                  <w:fldChar w:fldCharType="begin"/>
+                </w:r>
+                <w:r>
+                  <w:rPr>
+                    <w:noProof/>
+                    <w:webHidden/>
+                  </w:rPr>
+                  <w:instrText xml:space="preserve"> PAGEREF _Toc216317357 \h </w:instrText>
+                </w:r>
+                <w:r>
+                  <w:rPr>
+                    <w:noProof/>
+                    <w:webHidden/>
+                  </w:rPr>
+                </w:r>
+                <w:r>
+                  <w:rPr>
+                    <w:noProof/>
+                    <w:webHidden/>
+                  </w:rPr>
+                  <w:fldChar w:fldCharType="separate"/>
+                </w:r>
+                <w:r>
+                  <w:rPr>
+                    <w:noProof/>
+                    <w:webHidden/>
+                  </w:rPr>
+                  <w:t>9</w:t>
+                </w:r>
+                <w:r>
+                  <w:rPr>
+                    <w:noProof/>
+                    <w:webHidden/>
+                  </w:rPr>
+                  <w:fldChar w:fldCharType="end"/>
+                </w:r>
+              </w:hyperlink>
+            </w:p>
+            <w:p>
+              <w:pPr>
+                <w:pStyle w:val="TOC2"/>
+                <w:tabs>
+                  <w:tab w:val="right" w:leader="dot" w:pos="9350"/>
+                </w:tabs>
+                <w:rPr>
+                  <w:rFonts w:eastAsiaTheme="minorEastAsia"/>
+                  <w:noProof/>
+                  <w:lang w:eastAsia="en-CA"/>
+                </w:rPr>
+              </w:pPr>
+              <w:hyperlink w:anchor="_Toc216317358" w:history="1">
+                <w:r>
+                  <w:rPr>
+                    <w:rStyle w:val="Hyperlink"/>
+                    <w:noProof/>
+                  </w:rPr>
+                  <w:t>Checkout Screen (Pickup and delivery)</w:t>
+                </w:r>
+                <w:r>
+                  <w:rPr>
+                    <w:noProof/>
+                    <w:webHidden/>
+                  </w:rPr>
+                  <w:tab/>
+                </w:r>
+                <w:r>
+                  <w:rPr>
+                    <w:noProof/>
+                    <w:webHidden/>
+                  </w:rPr>
+                  <w:fldChar w:fldCharType="begin"/>
+                </w:r>
+                <w:r>
+                  <w:rPr>
+                    <w:noProof/>
+                    <w:webHidden/>
+                  </w:rPr>
+                  <w:instrText xml:space="preserve"> PAGEREF _Toc216317358 \h </w:instrText>
+                </w:r>
+                <w:r>
+                  <w:rPr>
+                    <w:noProof/>
+                    <w:webHidden/>
+                  </w:rPr>
+                </w:r>
+                <w:r>
+                  <w:rPr>
+                    <w:noProof/>
+                    <w:webHidden/>
+                  </w:rPr>
+                  <w:fldChar w:fldCharType="separate"/>
+                </w:r>
+                <w:r>
+                  <w:rPr>
+                    <w:noProof/>
+                    <w:webHidden/>
+                  </w:rPr>
+                  <w:t>10</w:t>
+                </w:r>
+                <w:r>
+                  <w:rPr>
+                    <w:noProof/>
+                    <w:webHidden/>
+                  </w:rPr>
+                  <w:fldChar w:fldCharType="end"/>
+                </w:r>
+              </w:hyperlink>
+            </w:p>
+            <w:p>
+              <w:pPr>
+                <w:pStyle w:val="TOC2"/>
+                <w:tabs>
+                  <w:tab w:val="right" w:leader="dot" w:pos="9350"/>
+                </w:tabs>
+                <w:rPr>
+                  <w:rFonts w:eastAsiaTheme="minorEastAsia"/>
+                  <w:noProof/>
+                  <w:lang w:eastAsia="en-CA"/>
+                </w:rPr>
+              </w:pPr>
+              <w:hyperlink w:anchor="_Toc216317359" w:history="1">
+                <w:r>
+                  <w:rPr>
+                    <w:rStyle w:val="Hyperlink"/>
+                    <w:noProof/>
+                  </w:rPr>
+                  <w:t>Troubleshooting</w:t>
+                </w:r>
+                <w:r>
+                  <w:rPr>
+                    <w:noProof/>
+                    <w:webHidden/>
+                  </w:rPr>
+                  <w:tab/>
+                </w:r>
+                <w:r>
+                  <w:rPr>
+                    <w:noProof/>
+                    <w:webHidden/>
+                  </w:rPr>
+                  <w:fldChar w:fldCharType="begin"/>
+                </w:r>
+                <w:r>
+                  <w:rPr>
+                    <w:noProof/>
+                    <w:webHidden/>
+                  </w:rPr>
+                  <w:instrText xml:space="preserve"> PAGEREF _Toc216317359 \h </w:instrText>
+                </w:r>
+                <w:r>
+                  <w:rPr>
+                    <w:noProof/>
+                    <w:webHidden/>
+                  </w:rPr>
+                </w:r>
+                <w:r>
+                  <w:rPr>
+                    <w:noProof/>
+                    <w:webHidden/>
+                  </w:rPr>
+                  <w:fldChar w:fldCharType="separate"/>
+                </w:r>
+                <w:r>
+                  <w:rPr>
+                    <w:noProof/>
+                    <w:webHidden/>
+                  </w:rPr>
+                  <w:t>11</w:t>
+                </w:r>
+                <w:r>
+                  <w:rPr>
+                    <w:noProof/>
+                    <w:webHidden/>
+                  </w:rPr>
+                  <w:fldChar w:fldCharType="end"/>
+                </w:r>
+              </w:hyperlink>
+            </w:p>
+            <w:p>
+              <w:pPr>
+                <w:pStyle w:val="TOC2"/>
+                <w:tabs>
+                  <w:tab w:val="right" w:leader="dot" w:pos="9350"/>
+                </w:tabs>
+                <w:rPr>
+                  <w:rFonts w:eastAsiaTheme="minorEastAsia"/>
+                  <w:noProof/>
+                  <w:lang w:eastAsia="en-CA"/>
+                </w:rPr>
+              </w:pPr>
+              <w:hyperlink w:anchor="_Toc216317360" w:history="1">
+                <w:r>
+                  <w:rPr>
+                    <w:rStyle w:val="Hyperlink"/>
+                    <w:noProof/>
+                  </w:rPr>
+                  <w:t>Frequently asked questions (FAQ)</w:t>
+                </w:r>
+                <w:r>
+                  <w:rPr>
+                    <w:noProof/>
+                    <w:webHidden/>
+                  </w:rPr>
+                  <w:tab/>
+                </w:r>
+                <w:r>
+                  <w:rPr>
+                    <w:noProof/>
+                    <w:webHidden/>
+                  </w:rPr>
+                  <w:fldChar w:fldCharType="begin"/>
+                </w:r>
+                <w:r>
+                  <w:rPr>
+                    <w:noProof/>
+                    <w:webHidden/>
+                  </w:rPr>
+                  <w:instrText xml:space="preserve"> PAGEREF _Toc216317360 \h </w:instrText>
+                </w:r>
+                <w:r>
+                  <w:rPr>
+                    <w:noProof/>
+                    <w:webHidden/>
+                  </w:rPr>
+                </w:r>
+                <w:r>
+                  <w:rPr>
+                    <w:noProof/>
+                    <w:webHidden/>
+                  </w:rPr>
+                  <w:fldChar w:fldCharType="separate"/>
+                </w:r>
+                <w:r>
+                  <w:rPr>
+                    <w:noProof/>
+                    <w:webHidden/>
+                  </w:rPr>
+                  <w:t>12</w:t>
+                </w:r>
+                <w:r>
+                  <w:rPr>
+                    <w:noProof/>
+                    <w:webHidden/>
+                  </w:rPr>
+                  <w:fldChar w:fldCharType="end"/>
+                </w:r>
+              </w:hyperlink>
+            </w:p>
+            <w:p>
+              <w:pPr>
+                <w:pStyle w:val="TOC2"/>
+                <w:tabs>
+                  <w:tab w:val="right" w:leader="dot" w:pos="9350"/>
+                </w:tabs>
+                <w:rPr>
+                  <w:rFonts w:eastAsiaTheme="minorEastAsia"/>
+                  <w:noProof/>
+                  <w:lang w:eastAsia="en-CA"/>
+                </w:rPr>
+              </w:pPr>
+              <w:hyperlink w:anchor="_Toc216317361" w:history="1">
+                <w:r>
+                  <w:rPr>
+                    <w:rStyle w:val="Hyperlink"/>
+                    <w:noProof/>
+                  </w:rPr>
+                  <w:t>Who do you contact for help?</w:t>
+                </w:r>
+                <w:r>
+                  <w:rPr>
+                    <w:noProof/>
+                    <w:webHidden/>
+                  </w:rPr>
+                  <w:tab/>
+                </w:r>
+                <w:r>
+                  <w:rPr>
+                    <w:noProof/>
+                    <w:webHidden/>
+                  </w:rPr>
+                  <w:fldChar w:fldCharType="begin"/>
+                </w:r>
+                <w:r>
+                  <w:rPr>
+                    <w:noProof/>
+                    <w:webHidden/>
+                  </w:rPr>
+                  <w:instrText xml:space="preserve"> PAGEREF _Toc216317361 \h </w:instrText>
+                </w:r>
+                <w:r>
+                  <w:rPr>
+                    <w:noProof/>
+                    <w:webHidden/>
+                  </w:rPr>
+                </w:r>
+                <w:r>
+                  <w:rPr>
+                    <w:noProof/>
+                    <w:webHidden/>
+                  </w:rPr>
+                  <w:fldChar w:fldCharType="separate"/>
+                </w:r>
+                <w:r>
+                  <w:rPr>
+                    <w:noProof/>
+                    <w:webHidden/>
+                  </w:rPr>
+                  <w:t>12</w:t>
+                </w:r>
+                <w:r>
+                  <w:rPr>
+                    <w:noProof/>
+                    <w:webHidden/>
+                  </w:rPr>
+                  <w:fldChar w:fldCharType="end"/>
+                </w:r>
+              </w:hyperlink>
+            </w:p>
+            <w:p>
+              <w:r>
+                <w:rPr>
+                  <w:b/>
+                  <w:bCs/>
+                  <w:noProof/>
+                </w:rPr>
+                <w:fldChar w:fldCharType="end"/>
+              </w:r>
+            </w:p>
+          </w:sdtContent>
+        </w:sdt>
+        <w:p>
+          <w:pPr>
+            <w:rPr>
+              <w:rFonts w:eastAsiaTheme="minorEastAsia"/>
+              <w:color w:val="0E2841" w:themeColor="text2"/>
+              <w:kern w:val="0"/>
+              <w:sz w:val="22"/>
+              <w:szCs w:val="22"/>
+              <w:lang w:val="en-US"/>
+              <w14:ligatures w14:val="none"/>
+            </w:rPr>
+          </w:pPr>
+        </w:p>
+      </w:sdtContent>
+    </w:sdt>
     <w:p>
       <w:pPr>
         <w:rPr>
@@ -671,48 +2244,36 @@
     <w:p/>
     <w:p/>
     <w:p/>
+    <w:p>
+      <w:pPr>
+        <w:sectPr>
+          <w:footerReference w:type="first" r:id="rId10"/>
+          <w:type w:val="continuous"/>
+          <w:pgSz w:w="12240" w:h="15840"/>
+          <w:pgMar w:top="1440" w:right="1440" w:bottom="1440" w:left="1440" w:header="708" w:footer="708" w:gutter="0"/>
+          <w:pgNumType w:fmt="lowerRoman" w:start="1"/>
+          <w:cols w:space="708"/>
+          <w:titlePg/>
+          <w:docGrid w:linePitch="360"/>
+        </w:sectPr>
+      </w:pPr>
+    </w:p>
     <w:p/>
-    <w:p/>
-    <w:p/>
-    <w:p>
-      <w:pPr>
-        <w:pStyle w:val="ListParagraph"/>
-        <w:numPr>
-          <w:ilvl w:val="0"/>
-          <w:numId w:val="6"/>
-        </w:numPr>
-        <w:rPr>
-          <w:b/>
-          <w:bCs/>
-          <w:i/>
-          <w:iCs/>
-          <w:lang w:val="es-AR"/>
-        </w:rPr>
-      </w:pPr>
-      <w:r>
-        <w:rPr>
-          <w:b/>
-          <w:bCs/>
-          <w:i/>
-          <w:iCs/>
-          <w:lang w:val="es-AR"/>
-        </w:rPr>
+    <w:p>
+      <w:pPr>
+        <w:pStyle w:val="Heading2"/>
+      </w:pPr>
+      <w:bookmarkStart w:id="0" w:name="_Toc216317344"/>
+      <w:r>
         <w:lastRenderedPageBreak/>
         <w:t>Introduction</w:t>
       </w:r>
-    </w:p>
-    <w:p>
-      <w:pPr>
-        <w:rPr>
-          <w:b/>
-          <w:bCs/>
-          <w:i/>
-          <w:iCs/>
-          <w:lang w:val="es-AR"/>
-        </w:rPr>
-      </w:pPr>
-    </w:p>
-    <w:p>
+      <w:bookmarkEnd w:id="0"/>
+    </w:p>
+    <w:p>
+      <w:pPr>
+        <w:ind w:firstLine="720"/>
+      </w:pPr>
       <w:r>
         <w:t>Welcome to our Comfy C</w:t>
       </w:r>
@@ -783,59 +2344,29 @@
       </w:r>
     </w:p>
     <w:p/>
-    <w:p/>
-    <w:p/>
-    <w:p/>
-    <w:p/>
-    <w:p/>
-    <w:p/>
-    <w:p/>
-    <w:p/>
-    <w:p/>
-    <w:p/>
-    <w:p/>
-    <w:p/>
-    <w:p>
-      <w:pPr>
-        <w:pStyle w:val="ListParagraph"/>
-        <w:numPr>
-          <w:ilvl w:val="0"/>
-          <w:numId w:val="6"/>
-        </w:numPr>
+    <w:p>
+      <w:pPr>
+        <w:pStyle w:val="Heading2"/>
+      </w:pPr>
+      <w:bookmarkStart w:id="1" w:name="_Toc216317345"/>
+      <w:r>
+        <w:t>What does this Application provide?</w:t>
+      </w:r>
+      <w:bookmarkEnd w:id="1"/>
+    </w:p>
+    <w:p>
+      <w:r>
+        <w:t>This system lets you:</w:t>
+      </w:r>
+    </w:p>
+    <w:p>
+      <w:pPr>
         <w:rPr>
-          <w:b/>
-          <w:bCs/>
-          <w:i/>
-          <w:iCs/>
+          <w:sz w:val="4"/>
+          <w:szCs w:val="4"/>
         </w:rPr>
       </w:pPr>
-      <w:r>
-        <w:rPr>
-          <w:b/>
-          <w:bCs/>
-          <w:i/>
-          <w:iCs/>
-        </w:rPr>
-        <w:lastRenderedPageBreak/>
-        <w:t>What does this Application provide?</w:t>
-      </w:r>
-    </w:p>
-    <w:p>
-      <w:pPr>
-        <w:rPr>
-          <w:b/>
-          <w:bCs/>
-          <w:i/>
-          <w:iCs/>
-        </w:rPr>
-      </w:pPr>
-    </w:p>
-    <w:p>
-      <w:r>
-        <w:t>This system lets you:</w:t>
-      </w:r>
-    </w:p>
-    <w:p/>
+    </w:p>
     <w:p>
       <w:pPr>
         <w:pStyle w:val="ListParagraph"/>
@@ -923,42 +2454,23 @@
         <w:t>Provides confirmation messages</w:t>
       </w:r>
     </w:p>
-    <w:p/>
-    <w:p/>
-    <w:p/>
-    <w:p>
-      <w:pPr>
-        <w:pStyle w:val="ListParagraph"/>
-        <w:numPr>
-          <w:ilvl w:val="0"/>
-          <w:numId w:val="6"/>
-        </w:numPr>
+    <w:p>
+      <w:pPr>
         <w:rPr>
-          <w:b/>
-          <w:bCs/>
-          <w:i/>
-          <w:iCs/>
+          <w:sz w:val="4"/>
+          <w:szCs w:val="4"/>
         </w:rPr>
       </w:pPr>
-      <w:r>
-        <w:rPr>
-          <w:b/>
-          <w:bCs/>
-          <w:i/>
-          <w:iCs/>
-        </w:rPr>
+    </w:p>
+    <w:p>
+      <w:pPr>
+        <w:pStyle w:val="Heading2"/>
+      </w:pPr>
+      <w:bookmarkStart w:id="2" w:name="_Toc216317346"/>
+      <w:r>
         <w:t>System Requirements</w:t>
       </w:r>
-    </w:p>
-    <w:p>
-      <w:pPr>
-        <w:rPr>
-          <w:b/>
-          <w:bCs/>
-          <w:i/>
-          <w:iCs/>
-        </w:rPr>
-      </w:pPr>
+      <w:bookmarkEnd w:id="2"/>
     </w:p>
     <w:p>
       <w:pPr>
@@ -1010,113 +2522,14 @@
     </w:p>
     <w:p>
       <w:pPr>
-        <w:ind w:left="1080"/>
-      </w:pPr>
-    </w:p>
-    <w:p>
-      <w:pPr>
-        <w:rPr>
-          <w:b/>
-          <w:bCs/>
-          <w:i/>
-          <w:iCs/>
-        </w:rPr>
-      </w:pPr>
-    </w:p>
-    <w:p>
-      <w:pPr>
-        <w:rPr>
-          <w:b/>
-          <w:bCs/>
-          <w:i/>
-          <w:iCs/>
-        </w:rPr>
-      </w:pPr>
-    </w:p>
-    <w:p>
-      <w:pPr>
-        <w:rPr>
-          <w:b/>
-          <w:bCs/>
-          <w:i/>
-          <w:iCs/>
-        </w:rPr>
-      </w:pPr>
-    </w:p>
-    <w:p>
-      <w:pPr>
-        <w:rPr>
-          <w:b/>
-          <w:bCs/>
-          <w:i/>
-          <w:iCs/>
-        </w:rPr>
-      </w:pPr>
-    </w:p>
-    <w:p>
-      <w:pPr>
-        <w:rPr>
-          <w:b/>
-          <w:bCs/>
-          <w:i/>
-          <w:iCs/>
-        </w:rPr>
-      </w:pPr>
-    </w:p>
-    <w:p>
-      <w:pPr>
-        <w:rPr>
-          <w:b/>
-          <w:bCs/>
-          <w:i/>
-          <w:iCs/>
-        </w:rPr>
-      </w:pPr>
-    </w:p>
-    <w:p>
-      <w:pPr>
-        <w:rPr>
-          <w:b/>
-          <w:bCs/>
-          <w:i/>
-          <w:iCs/>
-        </w:rPr>
-      </w:pPr>
-    </w:p>
-    <w:p>
-      <w:pPr>
-        <w:pStyle w:val="ListParagraph"/>
-        <w:numPr>
-          <w:ilvl w:val="0"/>
-          <w:numId w:val="6"/>
-        </w:numPr>
-        <w:rPr>
-          <w:b/>
-          <w:bCs/>
-          <w:i/>
-          <w:iCs/>
-        </w:rPr>
-      </w:pPr>
-      <w:r>
-        <w:rPr>
-          <w:b/>
-          <w:bCs/>
-          <w:i/>
-          <w:iCs/>
-        </w:rPr>
+        <w:pStyle w:val="Heading2"/>
+      </w:pPr>
+      <w:bookmarkStart w:id="3" w:name="_Toc216317347"/>
+      <w:r>
         <w:lastRenderedPageBreak/>
         <w:t>Understanding the Multilingual System</w:t>
       </w:r>
-    </w:p>
-    <w:p>
-      <w:pPr>
-        <w:rPr>
-          <w:b/>
-          <w:bCs/>
-          <w:i/>
-          <w:iCs/>
-        </w:rPr>
-      </w:pPr>
+      <w:bookmarkEnd w:id="3"/>
     </w:p>
     <w:p>
       <w:r>
@@ -1153,7 +2566,6 @@
         <w:t>.</w:t>
       </w:r>
     </w:p>
-    <w:p/>
     <w:p>
       <w:r>
         <w:t>Meaning that all:</w:t>
@@ -1219,45 +2631,27 @@
         <w:t>Instructions</w:t>
       </w:r>
     </w:p>
+    <w:p>
+      <w:r>
+        <w:t>Can instantly switch between the 3 languages with the click of a button.</w:t>
+      </w:r>
+    </w:p>
+    <w:p>
+      <w:r>
+        <w:t>You DO NOT need to restart the application yourself.</w:t>
+      </w:r>
+    </w:p>
     <w:p/>
     <w:p>
-      <w:r>
-        <w:t>Can instantly switch between the 3 languages with the click of a button.</w:t>
-      </w:r>
-    </w:p>
-    <w:p/>
-    <w:p>
-      <w:r>
-        <w:t>You DO NOT need to restart the application yourself.</w:t>
-      </w:r>
-    </w:p>
-    <w:p/>
-    <w:p/>
-    <w:p>
-      <w:pPr>
-        <w:pStyle w:val="ListParagraph"/>
-        <w:numPr>
-          <w:ilvl w:val="0"/>
-          <w:numId w:val="6"/>
-        </w:numPr>
-        <w:rPr>
-          <w:b/>
-          <w:bCs/>
-          <w:i/>
-          <w:iCs/>
-        </w:rPr>
-      </w:pPr>
-      <w:r>
-        <w:rPr>
-          <w:b/>
-          <w:bCs/>
-          <w:i/>
-          <w:iCs/>
-        </w:rPr>
+      <w:pPr>
+        <w:pStyle w:val="Heading2"/>
+      </w:pPr>
+      <w:bookmarkStart w:id="4" w:name="_Toc216317348"/>
+      <w:r>
         <w:t>How to switch languages</w:t>
       </w:r>
-    </w:p>
-    <w:p/>
+      <w:bookmarkEnd w:id="4"/>
+    </w:p>
     <w:p>
       <w:r>
         <w:t>At the start menu, you will be presented with a “Start Order” button, however, if you look at the top of the form, you can see a drop-down menu titled “Language:” that allows you to select either:</w:t>
@@ -1306,33 +2700,16 @@
       </w:r>
     </w:p>
     <w:p/>
-    <w:p/>
-    <w:p>
-      <w:pPr>
-        <w:pStyle w:val="ListParagraph"/>
-        <w:numPr>
-          <w:ilvl w:val="0"/>
-          <w:numId w:val="6"/>
-        </w:numPr>
-        <w:rPr>
-          <w:b/>
-          <w:bCs/>
-          <w:i/>
-          <w:iCs/>
-        </w:rPr>
-      </w:pPr>
-      <w:r>
-        <w:rPr>
-          <w:b/>
-          <w:bCs/>
-          <w:i/>
-          <w:iCs/>
-        </w:rPr>
-        <w:lastRenderedPageBreak/>
+    <w:p>
+      <w:pPr>
+        <w:pStyle w:val="Heading2"/>
+      </w:pPr>
+      <w:bookmarkStart w:id="5" w:name="_Toc216317349"/>
+      <w:r>
         <w:t>Database Overview</w:t>
       </w:r>
-    </w:p>
-    <w:p/>
+      <w:bookmarkEnd w:id="5"/>
+    </w:p>
     <w:p>
       <w:r>
         <w:t xml:space="preserve">This application uses a </w:t>
@@ -1348,7 +2725,6 @@
         <w:t>.</w:t>
       </w:r>
     </w:p>
-    <w:p/>
     <w:p>
       <w:r>
         <w:t>A database is a simple and safe storage place for information.</w:t>
@@ -1403,6 +2779,7 @@
         </w:numPr>
       </w:pPr>
       <w:r>
+        <w:lastRenderedPageBreak/>
         <w:t>Quantity</w:t>
       </w:r>
     </w:p>
@@ -1430,25 +2807,20 @@
         <w:t>Add Ons</w:t>
       </w:r>
     </w:p>
-    <w:p/>
     <w:p>
       <w:r>
         <w:t>You do not need to know any programming or SQL.</w:t>
       </w:r>
     </w:p>
-    <w:p/>
-    <w:p/>
-    <w:p/>
-    <w:p/>
-    <w:p/>
-    <w:p/>
-    <w:p/>
-    <w:p/>
-    <w:p/>
-    <w:p/>
-    <w:p/>
-    <w:p/>
-    <w:p/>
+    <w:p>
+      <w:pPr>
+        <w:spacing w:after="0" w:line="240" w:lineRule="auto"/>
+        <w:rPr>
+          <w:sz w:val="2"/>
+          <w:szCs w:val="2"/>
+        </w:rPr>
+      </w:pPr>
+    </w:p>
     <w:p>
       <w:pPr>
         <w:jc w:val="center"/>
@@ -1466,37 +2838,19 @@
           <w:sz w:val="28"/>
           <w:szCs w:val="28"/>
         </w:rPr>
-        <w:lastRenderedPageBreak/>
         <w:t>Let’s take a walk through the application!</w:t>
       </w:r>
     </w:p>
-    <w:p/>
-    <w:p/>
-    <w:p>
-      <w:pPr>
-        <w:pStyle w:val="ListParagraph"/>
-        <w:numPr>
-          <w:ilvl w:val="0"/>
-          <w:numId w:val="6"/>
-        </w:numPr>
-        <w:rPr>
-          <w:b/>
-          <w:bCs/>
-          <w:i/>
-          <w:iCs/>
-        </w:rPr>
-      </w:pPr>
-      <w:r>
-        <w:rPr>
-          <w:b/>
-          <w:bCs/>
-          <w:i/>
-          <w:iCs/>
-        </w:rPr>
+    <w:p>
+      <w:pPr>
+        <w:pStyle w:val="Heading2"/>
+      </w:pPr>
+      <w:bookmarkStart w:id="6" w:name="_Toc216317350"/>
+      <w:r>
         <w:t>Starting the Application</w:t>
       </w:r>
-    </w:p>
-    <w:p/>
+      <w:bookmarkEnd w:id="6"/>
+    </w:p>
     <w:p>
       <w:pPr>
         <w:pStyle w:val="ListParagraph"/>
@@ -1633,32 +2987,24 @@
         <w:t>Click the run button       to run the entire application</w:t>
       </w:r>
     </w:p>
-    <w:p/>
-    <w:p>
-      <w:pPr>
-        <w:pStyle w:val="ListParagraph"/>
-        <w:numPr>
-          <w:ilvl w:val="0"/>
-          <w:numId w:val="6"/>
-        </w:numPr>
+    <w:p>
+      <w:pPr>
         <w:rPr>
-          <w:b/>
-          <w:bCs/>
-          <w:i/>
-          <w:iCs/>
+          <w:sz w:val="12"/>
+          <w:szCs w:val="12"/>
         </w:rPr>
       </w:pPr>
-      <w:r>
-        <w:rPr>
-          <w:b/>
-          <w:bCs/>
-          <w:i/>
-          <w:iCs/>
-        </w:rPr>
+    </w:p>
+    <w:p>
+      <w:pPr>
+        <w:pStyle w:val="Heading2"/>
+      </w:pPr>
+      <w:bookmarkStart w:id="7" w:name="_Toc216317351"/>
+      <w:r>
         <w:t>The Start Screen</w:t>
       </w:r>
-    </w:p>
-    <w:p/>
+      <w:bookmarkEnd w:id="7"/>
+    </w:p>
     <w:p>
       <w:r>
         <w:t xml:space="preserve">Once you ran the application, you are then presented with the start screen. The start screen includes: </w:t>
@@ -1756,11 +3102,7 @@
           </mc:Choice>
           <mc:Fallback>
             <w:pict>
-              <v:shapetype w14:anchorId="749B5D23" id="_x0000_t202" coordsize="21600,21600" o:spt="202" path="m,l,21600r21600,l21600,xe">
-                <v:stroke joinstyle="miter"/>
-                <v:path gradientshapeok="t" o:connecttype="rect"/>
-              </v:shapetype>
-              <v:shape id="Text Box 2" o:spid="_x0000_s1026" type="#_x0000_t202" style="position:absolute;left:0;text-align:left;margin-left:-37.2pt;margin-top:13.8pt;width:57pt;height:32.4pt;z-index:251667456;visibility:visible;mso-wrap-style:square;mso-width-percent:0;mso-height-percent:0;mso-wrap-distance-left:9pt;mso-wrap-distance-top:3.6pt;mso-wrap-distance-right:9pt;mso-wrap-distance-bottom:3.6pt;mso-position-horizontal:absolute;mso-position-horizontal-relative:text;mso-position-vertical:absolute;mso-position-vertical-relative:text;mso-width-percent:0;mso-height-percent:0;mso-width-relative:margin;mso-height-relative:margin;v-text-anchor:top" o:gfxdata="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">
+              <v:shape w14:anchorId="749B5D23" id="Text Box 2" o:spid="_x0000_s1028" type="#_x0000_t202" style="position:absolute;left:0;text-align:left;margin-left:-37.2pt;margin-top:13.8pt;width:57pt;height:32.4pt;z-index:251667456;visibility:visible;mso-wrap-style:square;mso-width-percent:0;mso-height-percent:0;mso-wrap-distance-left:9pt;mso-wrap-distance-top:3.6pt;mso-wrap-distance-right:9pt;mso-wrap-distance-bottom:3.6pt;mso-position-horizontal:absolute;mso-position-horizontal-relative:text;mso-position-vertical:absolute;mso-position-vertical-relative:text;mso-width-percent:0;mso-height-percent:0;mso-width-relative:margin;mso-height-relative:margin;v-text-anchor:top" o:gfxdata="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">
                 <v:textbox>
                   <w:txbxContent>
                     <w:p>
@@ -1832,7 +3174,7 @@
                 <wp:cNvGraphicFramePr/>
                 <a:graphic xmlns:a="http://schemas.openxmlformats.org/drawingml/2006/main">
                   <a:graphicData uri="http://schemas.microsoft.com/office/word/2010/wordprocessingInk">
-                    <w14:contentPart bwMode="auto" r:id="rId8">
+                    <w14:contentPart bwMode="auto" r:id="rId11">
                       <w14:nvContentPartPr>
                         <w14:cNvContentPartPr/>
                       </w14:nvContentPartPr>
@@ -1868,7 +3210,7 @@
                 <o:lock v:ext="edit" aspectratio="t"/>
               </v:shapetype>
               <v:shape id="Ink 7" o:spid="_x0000_s1026" type="#_x0000_t75" style="position:absolute;margin-left:-6.5pt;margin-top:11.35pt;width:8.25pt;height:28.65pt;z-index:251665408;visibility:visible;mso-wrap-style:square;mso-wrap-distance-left:9pt;mso-wrap-distance-top:0;mso-wrap-distance-right:9pt;mso-wrap-distance-bottom:0;mso-position-horizontal:absolute;mso-position-horizontal-relative:text;mso-position-vertical:absolute;mso-position-vertical-relative:text" o:gfxdata="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">
-                <v:imagedata r:id="rId9" o:title=""/>
+                <v:imagedata r:id="rId12" o:title=""/>
               </v:shape>
             </w:pict>
           </mc:Fallback>
@@ -1963,7 +3305,7 @@
           </mc:Choice>
           <mc:Fallback>
             <w:pict>
-              <v:shape w14:anchorId="6C9E1444" id="_x0000_s1027" type="#_x0000_t202" style="position:absolute;margin-left:404.35pt;margin-top:26.35pt;width:78.6pt;height:46.2pt;z-index:251663360;visibility:visible;mso-wrap-style:square;mso-width-percent:0;mso-height-percent:0;mso-wrap-distance-left:9pt;mso-wrap-distance-top:3.6pt;mso-wrap-distance-right:9pt;mso-wrap-distance-bottom:3.6pt;mso-position-horizontal:absolute;mso-position-horizontal-relative:text;mso-position-vertical:absolute;mso-position-vertical-relative:text;mso-width-percent:0;mso-height-percent:0;mso-width-relative:margin;mso-height-relative:margin;v-text-anchor:top" o:gfxdata="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">
+              <v:shape w14:anchorId="6C9E1444" id="_x0000_s1029" type="#_x0000_t202" style="position:absolute;margin-left:404.35pt;margin-top:26.35pt;width:78.6pt;height:46.2pt;z-index:251663360;visibility:visible;mso-wrap-style:square;mso-width-percent:0;mso-height-percent:0;mso-wrap-distance-left:9pt;mso-wrap-distance-top:3.6pt;mso-wrap-distance-right:9pt;mso-wrap-distance-bottom:3.6pt;mso-position-horizontal:absolute;mso-position-horizontal-relative:text;mso-position-vertical:absolute;mso-position-vertical-relative:text;mso-width-percent:0;mso-height-percent:0;mso-width-relative:margin;mso-height-relative:margin;v-text-anchor:top" o:gfxdata="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">
                 <v:textbox>
                   <w:txbxContent>
                     <w:p>
@@ -2011,7 +3353,7 @@
                 <wp:cNvGraphicFramePr/>
                 <a:graphic xmlns:a="http://schemas.openxmlformats.org/drawingml/2006/main">
                   <a:graphicData uri="http://schemas.microsoft.com/office/word/2010/wordprocessingInk">
-                    <w14:contentPart bwMode="auto" r:id="rId10">
+                    <w14:contentPart bwMode="auto" r:id="rId13">
                       <w14:nvContentPartPr>
                         <w14:cNvContentPartPr/>
                       </w14:nvContentPartPr>
@@ -2028,7 +3370,7 @@
           <mc:Fallback>
             <w:pict>
               <v:shape w14:anchorId="1AF034C6" id="Ink 3" o:spid="_x0000_s1026" type="#_x0000_t75" style="position:absolute;margin-left:223.9pt;margin-top:52.8pt;width:181.05pt;height:91.6pt;z-index:251661312;visibility:visible;mso-wrap-style:square;mso-wrap-distance-left:9pt;mso-wrap-distance-top:0;mso-wrap-distance-right:9pt;mso-wrap-distance-bottom:0;mso-position-horizontal:absolute;mso-position-horizontal-relative:text;mso-position-vertical:absolute;mso-position-vertical-relative:text" o:gfxdata="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">
-                <v:imagedata r:id="rId11" o:title=""/>
+                <v:imagedata r:id="rId14" o:title=""/>
               </v:shape>
             </w:pict>
           </mc:Fallback>
@@ -2054,7 +3396,7 @@
                     <pic:cNvPicPr/>
                   </pic:nvPicPr>
                   <pic:blipFill>
-                    <a:blip r:embed="rId12"/>
+                    <a:blip r:embed="rId15"/>
                     <a:stretch>
                       <a:fillRect/>
                     </a:stretch>
@@ -2077,45 +3419,20 @@
     </w:p>
     <w:p>
       <w:pPr>
-        <w:pStyle w:val="ListParagraph"/>
-        <w:numPr>
-          <w:ilvl w:val="0"/>
-          <w:numId w:val="6"/>
-        </w:numPr>
-        <w:rPr>
-          <w:b/>
-          <w:bCs/>
-          <w:i/>
-          <w:iCs/>
-        </w:rPr>
-      </w:pPr>
-      <w:r>
-        <w:rPr>
-          <w:b/>
-          <w:bCs/>
-          <w:i/>
-          <w:iCs/>
-        </w:rPr>
+        <w:pStyle w:val="Heading2"/>
+      </w:pPr>
+      <w:bookmarkStart w:id="8" w:name="_Toc216317352"/>
+      <w:r>
         <w:lastRenderedPageBreak/>
         <w:t>Main Menu</w:t>
       </w:r>
-    </w:p>
-    <w:p>
-      <w:pPr>
-        <w:rPr>
-          <w:b/>
-          <w:bCs/>
-          <w:i/>
-          <w:iCs/>
-        </w:rPr>
-      </w:pPr>
+      <w:bookmarkEnd w:id="8"/>
     </w:p>
     <w:p>
       <w:r>
         <w:t>After selecting the “Start Order” button, you are then presented with 3 choices:</w:t>
       </w:r>
     </w:p>
-    <w:p/>
     <w:p>
       <w:pPr>
         <w:pStyle w:val="ListParagraph"/>
@@ -2152,7 +3469,6 @@
         <w:t>Pastries</w:t>
       </w:r>
     </w:p>
-    <w:p/>
     <w:p>
       <w:r>
         <w:t>It is your decision to pick which item</w:t>
@@ -2243,7 +3559,7 @@
           </mc:Choice>
           <mc:Fallback>
             <w:pict>
-              <v:shape w14:anchorId="54EC6A05" id="_x0000_s1028" type="#_x0000_t202" style="position:absolute;left:0;text-align:left;margin-left:137.4pt;margin-top:226.5pt;width:169.8pt;height:54.6pt;z-index:251675648;visibility:visible;mso-wrap-style:square;mso-width-percent:0;mso-height-percent:0;mso-wrap-distance-left:9pt;mso-wrap-distance-top:3.6pt;mso-wrap-distance-right:9pt;mso-wrap-distance-bottom:3.6pt;mso-position-horizontal:absolute;mso-position-horizontal-relative:text;mso-position-vertical:absolute;mso-position-vertical-relative:text;mso-width-percent:0;mso-height-percent:0;mso-width-relative:margin;mso-height-relative:margin;v-text-anchor:top" o:gfxdata="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">
+              <v:shape w14:anchorId="54EC6A05" id="_x0000_s1030" type="#_x0000_t202" style="position:absolute;left:0;text-align:left;margin-left:137.4pt;margin-top:226.5pt;width:169.8pt;height:54.6pt;z-index:251675648;visibility:visible;mso-wrap-style:square;mso-width-percent:0;mso-height-percent:0;mso-wrap-distance-left:9pt;mso-wrap-distance-top:3.6pt;mso-wrap-distance-right:9pt;mso-wrap-distance-bottom:3.6pt;mso-position-horizontal:absolute;mso-position-horizontal-relative:text;mso-position-vertical:absolute;mso-position-vertical-relative:text;mso-width-percent:0;mso-height-percent:0;mso-width-relative:margin;mso-height-relative:margin;v-text-anchor:top" o:gfxdata="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">
                 <v:textbox>
                   <w:txbxContent>
                     <w:p>
@@ -2281,7 +3597,7 @@
                 <wp:cNvGraphicFramePr/>
                 <a:graphic xmlns:a="http://schemas.openxmlformats.org/drawingml/2006/main">
                   <a:graphicData uri="http://schemas.microsoft.com/office/word/2010/wordprocessingInk">
-                    <w14:contentPart bwMode="auto" r:id="rId13">
+                    <w14:contentPart bwMode="auto" r:id="rId16">
                       <w14:nvContentPartPr>
                         <w14:cNvContentPartPr/>
                       </w14:nvContentPartPr>
@@ -2304,7 +3620,7 @@
           <mc:Fallback>
             <w:pict>
               <v:shape w14:anchorId="41E08F38" id="Ink 13" o:spid="_x0000_s1026" type="#_x0000_t75" style="position:absolute;margin-left:272.5pt;margin-top:128.75pt;width:41.15pt;height:96.95pt;z-index:251673600;visibility:visible;mso-wrap-style:square;mso-width-percent:0;mso-height-percent:0;mso-wrap-distance-left:9pt;mso-wrap-distance-top:0;mso-wrap-distance-right:9pt;mso-wrap-distance-bottom:0;mso-position-horizontal:absolute;mso-position-horizontal-relative:text;mso-position-vertical:absolute;mso-position-vertical-relative:text;mso-width-percent:0;mso-height-percent:0;mso-width-relative:margin;mso-height-relative:margin" o:gfxdata="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">
-                <v:imagedata r:id="rId14" o:title=""/>
+                <v:imagedata r:id="rId17" o:title=""/>
               </v:shape>
             </w:pict>
           </mc:Fallback>
@@ -2332,7 +3648,7 @@
                 <wp:cNvGraphicFramePr/>
                 <a:graphic xmlns:a="http://schemas.openxmlformats.org/drawingml/2006/main">
                   <a:graphicData uri="http://schemas.microsoft.com/office/word/2010/wordprocessingInk">
-                    <w14:contentPart bwMode="auto" r:id="rId15">
+                    <w14:contentPart bwMode="auto" r:id="rId18">
                       <w14:nvContentPartPr>
                         <w14:cNvContentPartPr/>
                       </w14:nvContentPartPr>
@@ -2349,7 +3665,7 @@
           <mc:Fallback>
             <w:pict>
               <v:shape w14:anchorId="251291B0" id="Ink 11" o:spid="_x0000_s1026" type="#_x0000_t75" style="position:absolute;margin-left:229.25pt;margin-top:136.55pt;width:1.6pt;height:88pt;z-index:251671552;visibility:visible;mso-wrap-style:square;mso-wrap-distance-left:9pt;mso-wrap-distance-top:0;mso-wrap-distance-right:9pt;mso-wrap-distance-bottom:0;mso-position-horizontal:absolute;mso-position-horizontal-relative:text;mso-position-vertical:absolute;mso-position-vertical-relative:text" o:gfxdata="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">
-                <v:imagedata r:id="rId16" o:title=""/>
+                <v:imagedata r:id="rId19" o:title=""/>
               </v:shape>
             </w:pict>
           </mc:Fallback>
@@ -2377,7 +3693,7 @@
                 <wp:cNvGraphicFramePr/>
                 <a:graphic xmlns:a="http://schemas.openxmlformats.org/drawingml/2006/main">
                   <a:graphicData uri="http://schemas.microsoft.com/office/word/2010/wordprocessingInk">
-                    <w14:contentPart bwMode="auto" r:id="rId17">
+                    <w14:contentPart bwMode="auto" r:id="rId20">
                       <w14:nvContentPartPr>
                         <w14:cNvContentPartPr/>
                       </w14:nvContentPartPr>
@@ -2394,7 +3710,7 @@
           <mc:Fallback>
             <w:pict>
               <v:shape w14:anchorId="3CBC7839" id="Ink 9" o:spid="_x0000_s1026" type="#_x0000_t75" style="position:absolute;margin-left:156.65pt;margin-top:128.15pt;width:26.25pt;height:98.8pt;z-index:251669504;visibility:visible;mso-wrap-style:square;mso-wrap-distance-left:9pt;mso-wrap-distance-top:0;mso-wrap-distance-right:9pt;mso-wrap-distance-bottom:0;mso-position-horizontal:absolute;mso-position-horizontal-relative:text;mso-position-vertical:absolute;mso-position-vertical-relative:text" o:gfxdata="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">
-                <v:imagedata r:id="rId18" o:title=""/>
+                <v:imagedata r:id="rId21" o:title=""/>
               </v:shape>
             </w:pict>
           </mc:Fallback>
@@ -2420,7 +3736,7 @@
                     <pic:cNvPicPr/>
                   </pic:nvPicPr>
                   <pic:blipFill>
-                    <a:blip r:embed="rId19"/>
+                    <a:blip r:embed="rId22"/>
                     <a:stretch>
                       <a:fillRect/>
                     </a:stretch>
@@ -2456,57 +3772,20 @@
         <w:jc w:val="center"/>
       </w:pPr>
     </w:p>
-    <w:p>
-      <w:pPr>
-        <w:jc w:val="center"/>
-      </w:pPr>
-    </w:p>
-    <w:p>
-      <w:pPr>
-        <w:jc w:val="center"/>
-      </w:pPr>
-    </w:p>
-    <w:p>
-      <w:pPr>
-        <w:jc w:val="center"/>
-      </w:pPr>
-    </w:p>
-    <w:p>
-      <w:pPr>
-        <w:jc w:val="center"/>
-      </w:pPr>
-    </w:p>
-    <w:p>
-      <w:pPr>
-        <w:jc w:val="center"/>
-      </w:pPr>
-    </w:p>
-    <w:p>
-      <w:pPr>
-        <w:pStyle w:val="ListParagraph"/>
-        <w:numPr>
-          <w:ilvl w:val="0"/>
-          <w:numId w:val="6"/>
-        </w:numPr>
-        <w:rPr>
-          <w:b/>
-          <w:bCs/>
-          <w:i/>
-          <w:iCs/>
-        </w:rPr>
-      </w:pPr>
-      <w:r>
-        <w:rPr>
-          <w:b/>
-          <w:bCs/>
-          <w:i/>
-          <w:iCs/>
-        </w:rPr>
-        <w:lastRenderedPageBreak/>
-        <w:t xml:space="preserve"> Hot Drink Menu</w:t>
-      </w:r>
-    </w:p>
     <w:p/>
+    <w:p>
+      <w:pPr>
+        <w:pStyle w:val="Heading2"/>
+      </w:pPr>
+      <w:r>
+        <w:t xml:space="preserve"> </w:t>
+      </w:r>
+      <w:bookmarkStart w:id="9" w:name="_Toc216317353"/>
+      <w:r>
+        <w:t>Hot Drink Menu</w:t>
+      </w:r>
+      <w:bookmarkEnd w:id="9"/>
+    </w:p>
     <w:p>
       <w:r>
         <w:t>Here you are presented with:</w:t>
@@ -2592,6 +3871,7 @@
         <w:rPr>
           <w:noProof/>
         </w:rPr>
+        <w:lastRenderedPageBreak/>
         <w:drawing>
           <wp:inline distT="0" distB="0" distL="0" distR="0" wp14:anchorId="2172F9D6" wp14:editId="30262285">
             <wp:extent cx="5943600" cy="3575685"/>
@@ -2608,7 +3888,7 @@
                     <pic:cNvPicPr/>
                   </pic:nvPicPr>
                   <pic:blipFill>
-                    <a:blip r:embed="rId20"/>
+                    <a:blip r:embed="rId23"/>
                     <a:stretch>
                       <a:fillRect/>
                     </a:stretch>
@@ -2629,7 +3909,6 @@
         </w:drawing>
       </w:r>
     </w:p>
-    <w:p/>
     <w:p>
       <w:r>
         <w:t>In this picture (with grey box around selected item):</w:t>
@@ -2685,30 +3964,16 @@
     </w:p>
     <w:p>
       <w:pPr>
-        <w:pStyle w:val="ListParagraph"/>
-      </w:pPr>
-    </w:p>
-    <w:p>
-      <w:pPr>
-        <w:pStyle w:val="ListParagraph"/>
-      </w:pPr>
-    </w:p>
-    <w:p>
-      <w:pPr>
         <w:ind w:left="360"/>
       </w:pPr>
       <w:r>
-        <w:lastRenderedPageBreak/>
         <w:t xml:space="preserve">Then you are faced with the decision of </w:t>
       </w:r>
       <w:r>
         <w:t>including an Add-On or go to checkout, but will not face able to move on without selecting a size first</w:t>
       </w:r>
       <w:r>
-        <w:t>, t</w:t>
-      </w:r>
-      <w:r>
-        <w:t>he options of size, quantity, price, and buttons only appear after you have selected an items picture</w:t>
+        <w:t>, the options of size, quantity, price, and buttons only appear after you have selected an items picture</w:t>
       </w:r>
       <w:r>
         <w:t>:</w:t>
@@ -2729,9 +3994,9 @@
           <w:noProof/>
         </w:rPr>
         <w:drawing>
-          <wp:inline distT="0" distB="0" distL="0" distR="0" wp14:anchorId="1E7F2591" wp14:editId="2BBA4394">
+          <wp:inline distT="0" distB="0" distL="0" distR="0" wp14:anchorId="1E7F2591" wp14:editId="7F7198DF">
             <wp:extent cx="1771524" cy="1249680"/>
-            <wp:effectExtent l="0" t="0" r="635" b="7620"/>
+            <wp:effectExtent l="190500" t="190500" r="191135" b="198120"/>
             <wp:docPr id="485726066" name="Picture 1" descr="A screen shot of a computer error&#10;&#10;AI-generated content may be incorrect."/>
             <wp:cNvGraphicFramePr>
               <a:graphicFrameLocks xmlns:a="http://schemas.openxmlformats.org/drawingml/2006/main" noChangeAspect="1"/>
@@ -2744,7 +4009,7 @@
                     <pic:cNvPicPr/>
                   </pic:nvPicPr>
                   <pic:blipFill>
-                    <a:blip r:embed="rId21"/>
+                    <a:blip r:embed="rId24"/>
                     <a:stretch>
                       <a:fillRect/>
                     </a:stretch>
@@ -2757,6 +4022,16 @@
                     <a:prstGeom prst="rect">
                       <a:avLst/>
                     </a:prstGeom>
+                    <a:ln>
+                      <a:noFill/>
+                    </a:ln>
+                    <a:effectLst>
+                      <a:outerShdw blurRad="190500" algn="tl" rotWithShape="0">
+                        <a:srgbClr val="000000">
+                          <a:alpha val="70000"/>
+                        </a:srgbClr>
+                      </a:outerShdw>
+                    </a:effectLst>
                   </pic:spPr>
                 </pic:pic>
               </a:graphicData>
@@ -2791,7 +4066,7 @@
                 <wp:cNvGraphicFramePr/>
                 <a:graphic xmlns:a="http://schemas.openxmlformats.org/drawingml/2006/main">
                   <a:graphicData uri="http://schemas.microsoft.com/office/word/2010/wordprocessingInk">
-                    <w14:contentPart bwMode="auto" r:id="rId22">
+                    <w14:contentPart bwMode="auto" r:id="rId25">
                       <w14:nvContentPartPr>
                         <w14:cNvContentPartPr/>
                       </w14:nvContentPartPr>
@@ -2808,7 +4083,7 @@
           <mc:Fallback>
             <w:pict>
               <v:shape w14:anchorId="1C01CA11" id="Ink 30" o:spid="_x0000_s1026" type="#_x0000_t75" style="position:absolute;margin-left:621.1pt;margin-top:32.05pt;width:1.05pt;height:1.05pt;z-index:251695104;visibility:visible;mso-wrap-style:square;mso-wrap-distance-left:9pt;mso-wrap-distance-top:0;mso-wrap-distance-right:9pt;mso-wrap-distance-bottom:0;mso-position-horizontal:absolute;mso-position-horizontal-relative:text;mso-position-vertical:absolute;mso-position-vertical-relative:text" o:gfxdata="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">
-                <v:imagedata r:id="rId23" o:title=""/>
+                <v:imagedata r:id="rId26" o:title=""/>
               </v:shape>
             </w:pict>
           </mc:Fallback>
@@ -2820,6 +4095,7 @@
         <w:ind w:left="360"/>
       </w:pPr>
       <w:r>
+        <w:lastRenderedPageBreak/>
         <w:t>If your decision was to include Add-Ons, this is what you will be faced with:</w:t>
       </w:r>
     </w:p>
@@ -2911,7 +4187,7 @@
           </mc:Choice>
           <mc:Fallback>
             <w:pict>
-              <v:shape w14:anchorId="0E006E3F" id="_x0000_s1029" type="#_x0000_t202" style="position:absolute;left:0;text-align:left;margin-left:10.6pt;margin-top:25.85pt;width:61.8pt;height:57.6pt;z-index:251683840;visibility:visible;mso-wrap-style:square;mso-width-percent:0;mso-height-percent:0;mso-wrap-distance-left:9pt;mso-wrap-distance-top:3.6pt;mso-wrap-distance-right:9pt;mso-wrap-distance-bottom:3.6pt;mso-position-horizontal:right;mso-position-horizontal-relative:left-margin-area;mso-position-vertical:absolute;mso-position-vertical-relative:text;mso-width-percent:0;mso-height-percent:0;mso-width-relative:margin;mso-height-relative:margin;v-text-anchor:top" o:gfxdata="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">
+              <v:shape w14:anchorId="0E006E3F" id="_x0000_s1031" type="#_x0000_t202" style="position:absolute;left:0;text-align:left;margin-left:10.6pt;margin-top:25.85pt;width:61.8pt;height:57.6pt;z-index:251683840;visibility:visible;mso-wrap-style:square;mso-width-percent:0;mso-height-percent:0;mso-wrap-distance-left:9pt;mso-wrap-distance-top:3.6pt;mso-wrap-distance-right:9pt;mso-wrap-distance-bottom:3.6pt;mso-position-horizontal:right;mso-position-horizontal-relative:left-margin-area;mso-position-vertical:absolute;mso-position-vertical-relative:text;mso-width-percent:0;mso-height-percent:0;mso-width-relative:margin;mso-height-relative:margin;v-text-anchor:top" o:gfxdata="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">
                 <v:textbox>
                   <w:txbxContent>
                     <w:p>
@@ -3027,7 +4303,7 @@
           </mc:Choice>
           <mc:Fallback>
             <w:pict>
-              <v:shape w14:anchorId="4925A7AE" id="_x0000_s1030" type="#_x0000_t202" style="position:absolute;left:0;text-align:left;margin-left:-62.4pt;margin-top:136.9pt;width:60.6pt;height:30pt;z-index:251687936;visibility:visible;mso-wrap-style:square;mso-width-percent:0;mso-height-percent:0;mso-wrap-distance-left:9pt;mso-wrap-distance-top:3.6pt;mso-wrap-distance-right:9pt;mso-wrap-distance-bottom:3.6pt;mso-position-horizontal:absolute;mso-position-horizontal-relative:text;mso-position-vertical:absolute;mso-position-vertical-relative:text;mso-width-percent:0;mso-height-percent:0;mso-width-relative:margin;mso-height-relative:margin;v-text-anchor:top" o:gfxdata="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">
+              <v:shape w14:anchorId="4925A7AE" id="_x0000_s1032" type="#_x0000_t202" style="position:absolute;left:0;text-align:left;margin-left:-62.4pt;margin-top:136.9pt;width:60.6pt;height:30pt;z-index:251687936;visibility:visible;mso-wrap-style:square;mso-width-percent:0;mso-height-percent:0;mso-wrap-distance-left:9pt;mso-wrap-distance-top:3.6pt;mso-wrap-distance-right:9pt;mso-wrap-distance-bottom:3.6pt;mso-position-horizontal:absolute;mso-position-horizontal-relative:text;mso-position-vertical:absolute;mso-position-vertical-relative:text;mso-width-percent:0;mso-height-percent:0;mso-width-relative:margin;mso-height-relative:margin;v-text-anchor:top" o:gfxdata="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">
                 <v:textbox>
                   <w:txbxContent>
                     <w:p>
@@ -3075,7 +4351,7 @@
                 <wp:cNvGraphicFramePr/>
                 <a:graphic xmlns:a="http://schemas.openxmlformats.org/drawingml/2006/main">
                   <a:graphicData uri="http://schemas.microsoft.com/office/word/2010/wordprocessingInk">
-                    <w14:contentPart bwMode="auto" r:id="rId24">
+                    <w14:contentPart bwMode="auto" r:id="rId27">
                       <w14:nvContentPartPr>
                         <w14:cNvContentPartPr/>
                       </w14:nvContentPartPr>
@@ -3098,7 +4374,7 @@
           <mc:Fallback>
             <w:pict>
               <v:shape w14:anchorId="70621C25" id="Ink 29" o:spid="_x0000_s1026" type="#_x0000_t75" style="position:absolute;margin-left:370.85pt;margin-top:41.1pt;width:97.55pt;height:54.35pt;z-index:251694080;visibility:visible;mso-wrap-style:square;mso-width-percent:0;mso-height-percent:0;mso-wrap-distance-left:9pt;mso-wrap-distance-top:0;mso-wrap-distance-right:9pt;mso-wrap-distance-bottom:0;mso-position-horizontal:absolute;mso-position-horizontal-relative:text;mso-position-vertical:absolute;mso-position-vertical-relative:text;mso-width-percent:0;mso-height-percent:0;mso-width-relative:margin;mso-height-relative:margin" o:gfxdata="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">
-                <v:imagedata r:id="rId25" o:title=""/>
+                <v:imagedata r:id="rId28" o:title=""/>
               </v:shape>
             </w:pict>
           </mc:Fallback>
@@ -3202,7 +4478,7 @@
           </mc:Choice>
           <mc:Fallback>
             <w:pict>
-              <v:shape w14:anchorId="531C8B9E" id="_x0000_s1031" type="#_x0000_t202" style="position:absolute;left:0;text-align:left;margin-left:0;margin-top:7.45pt;width:66pt;height:60.6pt;z-index:251692032;visibility:visible;mso-wrap-style:square;mso-width-percent:0;mso-height-percent:0;mso-wrap-distance-left:9pt;mso-wrap-distance-top:3.6pt;mso-wrap-distance-right:9pt;mso-wrap-distance-bottom:3.6pt;mso-position-horizontal:left;mso-position-horizontal-relative:right-margin-area;mso-position-vertical:absolute;mso-position-vertical-relative:text;mso-width-percent:0;mso-height-percent:0;mso-width-relative:margin;mso-height-relative:margin;v-text-anchor:top" o:gfxdata="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">
+              <v:shape w14:anchorId="531C8B9E" id="_x0000_s1033" type="#_x0000_t202" style="position:absolute;left:0;text-align:left;margin-left:0;margin-top:7.45pt;width:66pt;height:60.6pt;z-index:251692032;visibility:visible;mso-wrap-style:square;mso-width-percent:0;mso-height-percent:0;mso-wrap-distance-left:9pt;mso-wrap-distance-top:3.6pt;mso-wrap-distance-right:9pt;mso-wrap-distance-bottom:3.6pt;mso-position-horizontal:left;mso-position-horizontal-relative:right-margin-area;mso-position-vertical:absolute;mso-position-vertical-relative:text;mso-width-percent:0;mso-height-percent:0;mso-width-relative:margin;mso-height-relative:margin;v-text-anchor:top" o:gfxdata="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">
                 <v:textbox>
                   <w:txbxContent>
                     <w:p>
@@ -3264,7 +4540,7 @@
                 <wp:cNvGraphicFramePr/>
                 <a:graphic xmlns:a="http://schemas.openxmlformats.org/drawingml/2006/main">
                   <a:graphicData uri="http://schemas.microsoft.com/office/word/2010/wordprocessingInk">
-                    <w14:contentPart bwMode="auto" r:id="rId26">
+                    <w14:contentPart bwMode="auto" r:id="rId29">
                       <w14:nvContentPartPr>
                         <w14:cNvContentPartPr/>
                       </w14:nvContentPartPr>
@@ -3281,7 +4557,7 @@
           <mc:Fallback>
             <w:pict>
               <v:shape w14:anchorId="3CE0B3F4" id="Ink 27" o:spid="_x0000_s1026" type="#_x0000_t75" style="position:absolute;margin-left:-.5pt;margin-top:155.1pt;width:103pt;height:2.25pt;z-index:251689984;visibility:visible;mso-wrap-style:square;mso-wrap-distance-left:9pt;mso-wrap-distance-top:0;mso-wrap-distance-right:9pt;mso-wrap-distance-bottom:0;mso-position-horizontal:absolute;mso-position-horizontal-relative:text;mso-position-vertical:absolute;mso-position-vertical-relative:text" o:gfxdata="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">
-                <v:imagedata r:id="rId27" o:title=""/>
+                <v:imagedata r:id="rId30" o:title=""/>
               </v:shape>
             </w:pict>
           </mc:Fallback>
@@ -3309,7 +4585,7 @@
                 <wp:cNvGraphicFramePr/>
                 <a:graphic xmlns:a="http://schemas.openxmlformats.org/drawingml/2006/main">
                   <a:graphicData uri="http://schemas.microsoft.com/office/word/2010/wordprocessingInk">
-                    <w14:contentPart bwMode="auto" r:id="rId28">
+                    <w14:contentPart bwMode="auto" r:id="rId31">
                       <w14:nvContentPartPr>
                         <w14:cNvContentPartPr/>
                       </w14:nvContentPartPr>
@@ -3332,7 +4608,7 @@
           <mc:Fallback>
             <w:pict>
               <v:shape w14:anchorId="1E93D56B" id="Ink 24" o:spid="_x0000_s1026" type="#_x0000_t75" style="position:absolute;margin-left:-1.1pt;margin-top:42.9pt;width:103.55pt;height:78.95pt;z-index:251685888;visibility:visible;mso-wrap-style:square;mso-width-percent:0;mso-height-percent:0;mso-wrap-distance-left:9pt;mso-wrap-distance-top:0;mso-wrap-distance-right:9pt;mso-wrap-distance-bottom:0;mso-position-horizontal:absolute;mso-position-horizontal-relative:text;mso-position-vertical:absolute;mso-position-vertical-relative:text;mso-width-percent:0;mso-height-percent:0;mso-width-relative:margin;mso-height-relative:margin" o:gfxdata="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">
-                <v:imagedata r:id="rId29" o:title=""/>
+                <v:imagedata r:id="rId32" o:title=""/>
               </v:shape>
             </w:pict>
           </mc:Fallback>
@@ -3358,7 +4634,7 @@
                     <pic:cNvPicPr/>
                   </pic:nvPicPr>
                   <pic:blipFill>
-                    <a:blip r:embed="rId30"/>
+                    <a:blip r:embed="rId33"/>
                     <a:stretch>
                       <a:fillRect/>
                     </a:stretch>
@@ -3379,8 +4655,12 @@
         </w:drawing>
       </w:r>
     </w:p>
-    <w:p/>
-    <w:p/>
+    <w:p>
+      <w:pPr>
+        <w:ind w:left="360"/>
+        <w:jc w:val="center"/>
+      </w:pPr>
+    </w:p>
     <w:p>
       <w:r>
         <w:t>Once added you will get this message:</w:t>
@@ -3395,9 +4675,9 @@
           <w:noProof/>
         </w:rPr>
         <w:drawing>
-          <wp:inline distT="0" distB="0" distL="0" distR="0" wp14:anchorId="2EA76A6B" wp14:editId="42803DE3">
+          <wp:inline distT="0" distB="0" distL="0" distR="0" wp14:anchorId="2EA76A6B" wp14:editId="5A899B8C">
             <wp:extent cx="1043305" cy="1150620"/>
-            <wp:effectExtent l="0" t="0" r="4445" b="0"/>
+            <wp:effectExtent l="190500" t="190500" r="194945" b="182880"/>
             <wp:docPr id="102864072" name="Picture 1" descr="A screenshot of a computer&#10;&#10;AI-generated content may be incorrect."/>
             <wp:cNvGraphicFramePr>
               <a:graphicFrameLocks xmlns:a="http://schemas.openxmlformats.org/drawingml/2006/main" noChangeAspect="1"/>
@@ -3410,7 +4690,7 @@
                     <pic:cNvPicPr/>
                   </pic:nvPicPr>
                   <pic:blipFill>
-                    <a:blip r:embed="rId31"/>
+                    <a:blip r:embed="rId34"/>
                     <a:stretch>
                       <a:fillRect/>
                     </a:stretch>
@@ -3423,6 +4703,16 @@
                     <a:prstGeom prst="rect">
                       <a:avLst/>
                     </a:prstGeom>
+                    <a:ln>
+                      <a:noFill/>
+                    </a:ln>
+                    <a:effectLst>
+                      <a:outerShdw blurRad="190500" algn="tl" rotWithShape="0">
+                        <a:srgbClr val="000000">
+                          <a:alpha val="70000"/>
+                        </a:srgbClr>
+                      </a:outerShdw>
+                    </a:effectLst>
                   </pic:spPr>
                 </pic:pic>
               </a:graphicData>
@@ -3433,40 +4723,19 @@
     </w:p>
     <w:p>
       <w:pPr>
-        <w:pStyle w:val="ListParagraph"/>
-        <w:numPr>
-          <w:ilvl w:val="0"/>
-          <w:numId w:val="6"/>
-        </w:numPr>
-        <w:rPr>
-          <w:b/>
-          <w:bCs/>
-          <w:i/>
-          <w:iCs/>
-        </w:rPr>
-      </w:pPr>
-      <w:r>
-        <w:rPr>
-          <w:b/>
-          <w:bCs/>
-          <w:i/>
-          <w:iCs/>
-        </w:rPr>
+        <w:pStyle w:val="Heading2"/>
+      </w:pPr>
+      <w:bookmarkStart w:id="10" w:name="_Toc216317354"/>
+      <w:r>
         <w:lastRenderedPageBreak/>
         <w:t>Cold Drink Menu</w:t>
       </w:r>
-    </w:p>
-    <w:p/>
+      <w:bookmarkEnd w:id="10"/>
+    </w:p>
     <w:p>
       <w:r>
         <w:t>The Cold Drink menu is very similar to the Hot Drink menu. However, in this menu, you do not have the option of Add-Ons.</w:t>
       </w:r>
-    </w:p>
-    <w:p/>
-    <w:p>
-      <w:pPr>
-        <w:jc w:val="center"/>
-      </w:pPr>
       <w:r>
         <w:rPr>
           <w:noProof/>
@@ -3487,7 +4756,7 @@
                     <pic:cNvPicPr/>
                   </pic:nvPicPr>
                   <pic:blipFill>
-                    <a:blip r:embed="rId32"/>
+                    <a:blip r:embed="rId35"/>
                     <a:stretch>
                       <a:fillRect/>
                     </a:stretch>
@@ -3509,11 +4778,6 @@
       </w:r>
     </w:p>
     <w:p>
-      <w:pPr>
-        <w:jc w:val="center"/>
-      </w:pPr>
-    </w:p>
-    <w:p>
       <w:r>
         <w:t>In this picture (what is selected is contoured in a grey box):</w:t>
       </w:r>
@@ -3590,9 +4854,9 @@
           <w:noProof/>
         </w:rPr>
         <w:drawing>
-          <wp:inline distT="0" distB="0" distL="0" distR="0" wp14:anchorId="6F27F93E" wp14:editId="1BCAA752">
-            <wp:extent cx="1452877" cy="1005840"/>
-            <wp:effectExtent l="0" t="0" r="0" b="3810"/>
+          <wp:inline distT="0" distB="0" distL="0" distR="0" wp14:anchorId="6F27F93E" wp14:editId="56B41ACD">
+            <wp:extent cx="2215088" cy="1533525"/>
+            <wp:effectExtent l="190500" t="190500" r="185420" b="180975"/>
             <wp:docPr id="1130828236" name="Picture 1" descr="A screen shot of a computer error&#10;&#10;AI-generated content may be incorrect."/>
             <wp:cNvGraphicFramePr>
               <a:graphicFrameLocks xmlns:a="http://schemas.openxmlformats.org/drawingml/2006/main" noChangeAspect="1"/>
@@ -3605,7 +4869,7 @@
                     <pic:cNvPicPr/>
                   </pic:nvPicPr>
                   <pic:blipFill>
-                    <a:blip r:embed="rId33"/>
+                    <a:blip r:embed="rId36"/>
                     <a:stretch>
                       <a:fillRect/>
                     </a:stretch>
@@ -3613,11 +4877,21 @@
                   <pic:spPr>
                     <a:xfrm>
                       <a:off x="0" y="0"/>
-                      <a:ext cx="1484080" cy="1027442"/>
+                      <a:ext cx="2265479" cy="1568411"/>
                     </a:xfrm>
                     <a:prstGeom prst="rect">
                       <a:avLst/>
                     </a:prstGeom>
+                    <a:ln>
+                      <a:noFill/>
+                    </a:ln>
+                    <a:effectLst>
+                      <a:outerShdw blurRad="190500" algn="tl" rotWithShape="0">
+                        <a:srgbClr val="000000">
+                          <a:alpha val="70000"/>
+                        </a:srgbClr>
+                      </a:outerShdw>
+                    </a:effectLst>
                   </pic:spPr>
                 </pic:pic>
               </a:graphicData>
@@ -3628,11 +4902,17 @@
     </w:p>
     <w:p>
       <w:pPr>
-        <w:pStyle w:val="ListParagraph"/>
-        <w:numPr>
-          <w:ilvl w:val="0"/>
-          <w:numId w:val="6"/>
-        </w:numPr>
+        <w:pStyle w:val="Heading2"/>
+      </w:pPr>
+      <w:bookmarkStart w:id="11" w:name="_Toc216317355"/>
+      <w:r>
+        <w:lastRenderedPageBreak/>
+        <w:t>Pastry Menu</w:t>
+      </w:r>
+      <w:bookmarkEnd w:id="11"/>
+    </w:p>
+    <w:p>
+      <w:pPr>
         <w:rPr>
           <w:b/>
           <w:bCs/>
@@ -3640,33 +4920,12 @@
           <w:iCs/>
         </w:rPr>
       </w:pPr>
-      <w:r>
-        <w:rPr>
-          <w:b/>
-          <w:bCs/>
-          <w:i/>
-          <w:iCs/>
-        </w:rPr>
-        <w:lastRenderedPageBreak/>
-        <w:t>Pastry Menu</w:t>
-      </w:r>
-    </w:p>
-    <w:p>
-      <w:pPr>
-        <w:rPr>
-          <w:b/>
-          <w:bCs/>
-          <w:i/>
-          <w:iCs/>
-        </w:rPr>
-      </w:pPr>
     </w:p>
     <w:p>
       <w:r>
         <w:t>Also, for the Pastry Menu, it is very similar steps as to the Hot and Cold Drink menu, however, the Pastry Menu does not have Add-Ons, nor does it have a size selection.</w:t>
       </w:r>
     </w:p>
-    <w:p/>
     <w:p>
       <w:pPr>
         <w:jc w:val="center"/>
@@ -3691,7 +4950,7 @@
                     <pic:cNvPicPr/>
                   </pic:nvPicPr>
                   <pic:blipFill>
-                    <a:blip r:embed="rId34"/>
+                    <a:blip r:embed="rId37"/>
                     <a:stretch>
                       <a:fillRect/>
                     </a:stretch>
@@ -3712,7 +4971,6 @@
         </w:drawing>
       </w:r>
     </w:p>
-    <w:p/>
     <w:p>
       <w:r>
         <w:t>In this picture (what is selected is contoured in a grey box):</w:t>
@@ -3780,9 +5038,9 @@
           <w:noProof/>
         </w:rPr>
         <w:drawing>
-          <wp:inline distT="0" distB="0" distL="0" distR="0" wp14:anchorId="4A5BB456" wp14:editId="26D72BB6">
+          <wp:inline distT="0" distB="0" distL="0" distR="0" wp14:anchorId="4A5BB456" wp14:editId="016BE6D6">
             <wp:extent cx="967740" cy="1058904"/>
-            <wp:effectExtent l="0" t="0" r="3810" b="8255"/>
+            <wp:effectExtent l="190500" t="190500" r="194310" b="198755"/>
             <wp:docPr id="1371008131" name="Picture 1" descr="A screenshot of a computer&#10;&#10;AI-generated content may be incorrect."/>
             <wp:cNvGraphicFramePr>
               <a:graphicFrameLocks xmlns:a="http://schemas.openxmlformats.org/drawingml/2006/main" noChangeAspect="1"/>
@@ -3795,7 +5053,7 @@
                     <pic:cNvPicPr/>
                   </pic:nvPicPr>
                   <pic:blipFill>
-                    <a:blip r:embed="rId35"/>
+                    <a:blip r:embed="rId38"/>
                     <a:stretch>
                       <a:fillRect/>
                     </a:stretch>
@@ -3808,6 +5066,16 @@
                     <a:prstGeom prst="rect">
                       <a:avLst/>
                     </a:prstGeom>
+                    <a:ln>
+                      <a:noFill/>
+                    </a:ln>
+                    <a:effectLst>
+                      <a:outerShdw blurRad="190500" algn="tl" rotWithShape="0">
+                        <a:srgbClr val="000000">
+                          <a:alpha val="70000"/>
+                        </a:srgbClr>
+                      </a:outerShdw>
+                    </a:effectLst>
                   </pic:spPr>
                 </pic:pic>
               </a:graphicData>
@@ -3823,38 +5091,14 @@
     </w:p>
     <w:p>
       <w:pPr>
-        <w:pStyle w:val="ListParagraph"/>
-        <w:numPr>
-          <w:ilvl w:val="0"/>
-          <w:numId w:val="6"/>
-        </w:numPr>
-        <w:rPr>
-          <w:b/>
-          <w:bCs/>
-          <w:i/>
-          <w:iCs/>
-        </w:rPr>
-      </w:pPr>
-      <w:r>
-        <w:rPr>
-          <w:b/>
-          <w:bCs/>
-          <w:i/>
-          <w:iCs/>
-        </w:rPr>
+        <w:pStyle w:val="Heading2"/>
+      </w:pPr>
+      <w:bookmarkStart w:id="12" w:name="_Toc216317356"/>
+      <w:r>
         <w:lastRenderedPageBreak/>
         <w:t>Shortcut</w:t>
       </w:r>
-    </w:p>
-    <w:p>
-      <w:pPr>
-        <w:ind w:left="360"/>
-      </w:pPr>
-    </w:p>
-    <w:p>
-      <w:pPr>
-        <w:ind w:left="360"/>
-      </w:pPr>
+      <w:bookmarkEnd w:id="12"/>
     </w:p>
     <w:p>
       <w:pPr>
@@ -3865,9 +5109,9 @@
           <w:noProof/>
         </w:rPr>
         <w:drawing>
-          <wp:inline distT="0" distB="0" distL="0" distR="0" wp14:anchorId="6BE7B7D6" wp14:editId="5CA01797">
+          <wp:inline distT="0" distB="0" distL="0" distR="0" wp14:anchorId="6BE7B7D6" wp14:editId="5B0CDB43">
             <wp:extent cx="5905500" cy="268145"/>
-            <wp:effectExtent l="0" t="0" r="0" b="0"/>
+            <wp:effectExtent l="190500" t="190500" r="190500" b="189230"/>
             <wp:docPr id="500360240" name="Picture 1"/>
             <wp:cNvGraphicFramePr>
               <a:graphicFrameLocks xmlns:a="http://schemas.openxmlformats.org/drawingml/2006/main" noChangeAspect="1"/>
@@ -3880,7 +5124,7 @@
                     <pic:cNvPicPr/>
                   </pic:nvPicPr>
                   <pic:blipFill>
-                    <a:blip r:embed="rId36"/>
+                    <a:blip r:embed="rId39"/>
                     <a:stretch>
                       <a:fillRect/>
                     </a:stretch>
@@ -3893,6 +5137,16 @@
                     <a:prstGeom prst="rect">
                       <a:avLst/>
                     </a:prstGeom>
+                    <a:ln>
+                      <a:noFill/>
+                    </a:ln>
+                    <a:effectLst>
+                      <a:outerShdw blurRad="190500" algn="tl" rotWithShape="0">
+                        <a:srgbClr val="000000">
+                          <a:alpha val="70000"/>
+                        </a:srgbClr>
+                      </a:outerShdw>
+                    </a:effectLst>
                   </pic:spPr>
                 </pic:pic>
               </a:graphicData>
@@ -3905,27 +5159,17 @@
       <w:pPr>
         <w:ind w:left="360"/>
       </w:pPr>
+      <w:r>
+        <w:t>What you see here is the top bar menu that is present on every menu page.</w:t>
+      </w:r>
     </w:p>
     <w:p>
       <w:pPr>
         <w:ind w:left="360"/>
       </w:pPr>
       <w:r>
-        <w:t>What you see here is the top bar menu that is present on every menu page.</w:t>
-      </w:r>
-    </w:p>
-    <w:p>
-      <w:pPr>
-        <w:ind w:left="360"/>
-      </w:pPr>
-      <w:r>
         <w:t>When you press the Menu button you are shown a drop-down menu of all 3 menus:</w:t>
       </w:r>
-    </w:p>
-    <w:p>
-      <w:pPr>
-        <w:ind w:left="360"/>
-      </w:pPr>
     </w:p>
     <w:p>
       <w:pPr>
@@ -3965,11 +5209,6 @@
     </w:p>
     <w:p>
       <w:pPr>
-        <w:pStyle w:val="ListParagraph"/>
-      </w:pPr>
-    </w:p>
-    <w:p>
-      <w:pPr>
         <w:ind w:left="360"/>
       </w:pPr>
       <w:r>
@@ -3980,114 +5219,32 @@
       <w:pPr>
         <w:ind w:left="360"/>
       </w:pPr>
+      <w:r>
+        <w:t>Once you have added an item to cart, the Cart and Checkout button will change from light grey(unclickable) to black(clickable), which will bring you to the screen that you selected.</w:t>
+      </w:r>
     </w:p>
     <w:p>
       <w:pPr>
         <w:ind w:left="360"/>
       </w:pPr>
-      <w:r>
-        <w:t>Once you have added an item to cart, the Cart and Checkout button will change from light grey(unclickable) to black(clickable), which will bring you to the screen that you selected.</w:t>
-      </w:r>
+    </w:p>
+    <w:p>
+      <w:pPr>
+        <w:pStyle w:val="Heading2"/>
+      </w:pPr>
+      <w:bookmarkStart w:id="13" w:name="_Toc216317357"/>
+      <w:r>
+        <w:t>Cart System</w:t>
+      </w:r>
+      <w:bookmarkEnd w:id="13"/>
     </w:p>
     <w:p>
       <w:pPr>
         <w:ind w:left="360"/>
       </w:pPr>
-    </w:p>
-    <w:p>
-      <w:pPr>
-        <w:ind w:left="360"/>
-      </w:pPr>
-    </w:p>
-    <w:p>
-      <w:pPr>
-        <w:ind w:left="360"/>
-      </w:pPr>
-    </w:p>
-    <w:p>
-      <w:pPr>
-        <w:ind w:left="360"/>
-      </w:pPr>
-    </w:p>
-    <w:p>
-      <w:pPr>
-        <w:ind w:left="360"/>
-      </w:pPr>
-    </w:p>
-    <w:p>
-      <w:pPr>
-        <w:ind w:left="360"/>
-      </w:pPr>
-    </w:p>
-    <w:p>
-      <w:pPr>
-        <w:ind w:left="360"/>
-      </w:pPr>
-    </w:p>
-    <w:p>
-      <w:pPr>
-        <w:ind w:left="360"/>
-      </w:pPr>
-    </w:p>
-    <w:p>
-      <w:pPr>
-        <w:ind w:left="360"/>
-      </w:pPr>
-    </w:p>
-    <w:p>
-      <w:pPr>
-        <w:ind w:left="360"/>
-      </w:pPr>
-    </w:p>
-    <w:p>
-      <w:pPr>
-        <w:pStyle w:val="ListParagraph"/>
-        <w:numPr>
-          <w:ilvl w:val="0"/>
-          <w:numId w:val="6"/>
-        </w:numPr>
-        <w:rPr>
-          <w:b/>
-          <w:bCs/>
-          <w:i/>
-          <w:iCs/>
-        </w:rPr>
-      </w:pPr>
-      <w:r>
-        <w:rPr>
-          <w:b/>
-          <w:bCs/>
-          <w:i/>
-          <w:iCs/>
-        </w:rPr>
-        <w:lastRenderedPageBreak/>
-        <w:t>Cart System</w:t>
-      </w:r>
-    </w:p>
-    <w:p>
-      <w:pPr>
-        <w:ind w:left="360"/>
-      </w:pPr>
-    </w:p>
-    <w:p>
-      <w:pPr>
-        <w:ind w:left="360"/>
-      </w:pPr>
       <w:r>
         <w:t>This is where al the items you added to cart get put into a list</w:t>
       </w:r>
-    </w:p>
-    <w:p/>
-    <w:p>
-      <w:pPr>
-        <w:ind w:left="360"/>
-        <w:rPr>
-          <w:b/>
-          <w:bCs/>
-          <w:i/>
-          <w:iCs/>
-        </w:rPr>
-      </w:pPr>
     </w:p>
     <w:p>
       <w:pPr>
@@ -4158,7 +5315,7 @@
           </mc:Choice>
           <mc:Fallback>
             <w:pict>
-              <v:shape w14:anchorId="74318D73" id="Text Box 31" o:spid="_x0000_s1032" type="#_x0000_t202" style="position:absolute;left:0;text-align:left;margin-left:441pt;margin-top:209pt;width:62.4pt;height:41.4pt;z-index:251698176;visibility:visible;mso-wrap-style:square;mso-wrap-distance-left:9pt;mso-wrap-distance-top:0;mso-wrap-distance-right:9pt;mso-wrap-distance-bottom:0;mso-position-horizontal:absolute;mso-position-horizontal-relative:text;mso-position-vertical:absolute;mso-position-vertical-relative:text;v-text-anchor:top" o:gfxdata="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" fillcolor="white [3201]" strokeweight=".5pt">
+              <v:shape w14:anchorId="74318D73" id="Text Box 31" o:spid="_x0000_s1034" type="#_x0000_t202" style="position:absolute;left:0;text-align:left;margin-left:441pt;margin-top:209pt;width:62.4pt;height:41.4pt;z-index:251698176;visibility:visible;mso-wrap-style:square;mso-wrap-distance-left:9pt;mso-wrap-distance-top:0;mso-wrap-distance-right:9pt;mso-wrap-distance-bottom:0;mso-position-horizontal:absolute;mso-position-horizontal-relative:text;mso-position-vertical:absolute;mso-position-vertical-relative:text;v-text-anchor:top" o:gfxdata="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" fillcolor="white [3201]" strokeweight=".5pt">
                 <v:textbox>
                   <w:txbxContent>
                     <w:p>
@@ -4195,7 +5352,7 @@
                 <wp:cNvGraphicFramePr/>
                 <a:graphic xmlns:a="http://schemas.openxmlformats.org/drawingml/2006/main">
                   <a:graphicData uri="http://schemas.microsoft.com/office/word/2010/wordprocessingInk">
-                    <w14:contentPart bwMode="auto" r:id="rId37">
+                    <w14:contentPart bwMode="auto" r:id="rId40">
                       <w14:nvContentPartPr>
                         <w14:cNvContentPartPr/>
                       </w14:nvContentPartPr>
@@ -4212,7 +5369,7 @@
           <mc:Fallback>
             <w:pict>
               <v:shape w14:anchorId="24975FD0" id="Ink 41" o:spid="_x0000_s1026" type="#_x0000_t75" style="position:absolute;margin-left:389.45pt;margin-top:225pt;width:51.45pt;height:2.2pt;z-index:251708416;visibility:visible;mso-wrap-style:square;mso-wrap-distance-left:9pt;mso-wrap-distance-top:0;mso-wrap-distance-right:9pt;mso-wrap-distance-bottom:0;mso-position-horizontal:absolute;mso-position-horizontal-relative:text;mso-position-vertical:absolute;mso-position-vertical-relative:text" o:gfxdata="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">
-                <v:imagedata r:id="rId38" o:title=""/>
+                <v:imagedata r:id="rId41" o:title=""/>
               </v:shape>
             </w:pict>
           </mc:Fallback>
@@ -4240,7 +5397,7 @@
                 <wp:cNvGraphicFramePr/>
                 <a:graphic xmlns:a="http://schemas.openxmlformats.org/drawingml/2006/main">
                   <a:graphicData uri="http://schemas.microsoft.com/office/word/2010/wordprocessingInk">
-                    <w14:contentPart bwMode="auto" r:id="rId39">
+                    <w14:contentPart bwMode="auto" r:id="rId42">
                       <w14:nvContentPartPr>
                         <w14:cNvContentPartPr/>
                       </w14:nvContentPartPr>
@@ -4260,7 +5417,7 @@
           <mc:Fallback>
             <w:pict>
               <v:shape w14:anchorId="70C155AB" id="Ink 39" o:spid="_x0000_s1026" type="#_x0000_t75" style="position:absolute;margin-left:253.45pt;margin-top:235.8pt;width:1.75pt;height:20.75pt;z-index:251706368;visibility:visible;mso-wrap-style:square;mso-height-percent:0;mso-wrap-distance-left:9pt;mso-wrap-distance-top:0;mso-wrap-distance-right:9pt;mso-wrap-distance-bottom:0;mso-position-horizontal:absolute;mso-position-horizontal-relative:text;mso-position-vertical:absolute;mso-position-vertical-relative:text;mso-height-percent:0;mso-height-relative:margin" o:gfxdata="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">
-                <v:imagedata r:id="rId40" o:title=""/>
+                <v:imagedata r:id="rId43" o:title=""/>
               </v:shape>
             </w:pict>
           </mc:Fallback>
@@ -4288,7 +5445,7 @@
                 <wp:cNvGraphicFramePr/>
                 <a:graphic xmlns:a="http://schemas.openxmlformats.org/drawingml/2006/main">
                   <a:graphicData uri="http://schemas.microsoft.com/office/word/2010/wordprocessingInk">
-                    <w14:contentPart bwMode="auto" r:id="rId41">
+                    <w14:contentPart bwMode="auto" r:id="rId44">
                       <w14:nvContentPartPr>
                         <w14:cNvContentPartPr/>
                       </w14:nvContentPartPr>
@@ -4305,7 +5462,7 @@
           <mc:Fallback>
             <w:pict>
               <v:shape w14:anchorId="08D8C120" id="Ink 37" o:spid="_x0000_s1026" type="#_x0000_t75" style="position:absolute;margin-left:68.45pt;margin-top:225pt;width:47.25pt;height:1.05pt;z-index:251704320;visibility:visible;mso-wrap-style:square;mso-wrap-distance-left:9pt;mso-wrap-distance-top:0;mso-wrap-distance-right:9pt;mso-wrap-distance-bottom:0;mso-position-horizontal:absolute;mso-position-horizontal-relative:text;mso-position-vertical:absolute;mso-position-vertical-relative:text" o:gfxdata="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">
-                <v:imagedata r:id="rId42" o:title=""/>
+                <v:imagedata r:id="rId45" o:title=""/>
               </v:shape>
             </w:pict>
           </mc:Fallback>
@@ -4333,7 +5490,7 @@
                 <wp:cNvGraphicFramePr/>
                 <a:graphic xmlns:a="http://schemas.openxmlformats.org/drawingml/2006/main">
                   <a:graphicData uri="http://schemas.microsoft.com/office/word/2010/wordprocessingInk">
-                    <w14:contentPart bwMode="auto" r:id="rId43">
+                    <w14:contentPart bwMode="auto" r:id="rId46">
                       <w14:nvContentPartPr>
                         <w14:cNvContentPartPr/>
                       </w14:nvContentPartPr>
@@ -4350,7 +5507,7 @@
           <mc:Fallback>
             <w:pict>
               <v:shape w14:anchorId="1F7A8585" id="Ink 35" o:spid="_x0000_s1026" type="#_x0000_t75" style="position:absolute;margin-left:52.25pt;margin-top:43.25pt;width:63.45pt;height:15.45pt;z-index:251702272;visibility:visible;mso-wrap-style:square;mso-wrap-distance-left:9pt;mso-wrap-distance-top:0;mso-wrap-distance-right:9pt;mso-wrap-distance-bottom:0;mso-position-horizontal:absolute;mso-position-horizontal-relative:text;mso-position-vertical:absolute;mso-position-vertical-relative:text" o:gfxdata="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">
-                <v:imagedata r:id="rId44" o:title=""/>
+                <v:imagedata r:id="rId47" o:title=""/>
               </v:shape>
             </w:pict>
           </mc:Fallback>
@@ -4433,7 +5590,7 @@
           </mc:Choice>
           <mc:Fallback>
             <w:pict>
-              <v:shape w14:anchorId="32BD46A8" id="_x0000_s1033" type="#_x0000_t202" style="position:absolute;left:0;text-align:left;margin-left:-39pt;margin-top:26pt;width:90pt;height:39pt;z-index:251697152;visibility:visible;mso-wrap-style:square;mso-width-percent:0;mso-height-percent:0;mso-wrap-distance-left:9pt;mso-wrap-distance-top:3.6pt;mso-wrap-distance-right:9pt;mso-wrap-distance-bottom:3.6pt;mso-position-horizontal:absolute;mso-position-horizontal-relative:text;mso-position-vertical:absolute;mso-position-vertical-relative:text;mso-width-percent:0;mso-height-percent:0;mso-width-relative:margin;mso-height-relative:margin;v-text-anchor:top" o:gfxdata="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">
+              <v:shape w14:anchorId="32BD46A8" id="_x0000_s1035" type="#_x0000_t202" style="position:absolute;left:0;text-align:left;margin-left:-39pt;margin-top:26pt;width:90pt;height:39pt;z-index:251697152;visibility:visible;mso-wrap-style:square;mso-width-percent:0;mso-height-percent:0;mso-wrap-distance-left:9pt;mso-wrap-distance-top:3.6pt;mso-wrap-distance-right:9pt;mso-wrap-distance-bottom:3.6pt;mso-position-horizontal:absolute;mso-position-horizontal-relative:text;mso-position-vertical:absolute;mso-position-vertical-relative:text;mso-width-percent:0;mso-height-percent:0;mso-width-relative:margin;mso-height-relative:margin;v-text-anchor:top" o:gfxdata="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">
                 <v:textbox>
                   <w:txbxContent>
                     <w:p>
@@ -4529,7 +5686,7 @@
           </mc:Choice>
           <mc:Fallback>
             <w:pict>
-              <v:shape w14:anchorId="651F37C2" id="Text Box 32" o:spid="_x0000_s1034" type="#_x0000_t202" style="position:absolute;left:0;text-align:left;margin-left:10.8pt;margin-top:210.8pt;width:57pt;height:46.8pt;z-index:251699200;visibility:visible;mso-wrap-style:square;mso-height-percent:0;mso-wrap-distance-left:9pt;mso-wrap-distance-top:0;mso-wrap-distance-right:9pt;mso-wrap-distance-bottom:0;mso-position-horizontal:absolute;mso-position-horizontal-relative:text;mso-position-vertical:absolute;mso-position-vertical-relative:text;mso-height-percent:0;mso-height-relative:margin;v-text-anchor:top" o:gfxdata="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" fillcolor="white [3201]" strokeweight=".5pt">
+              <v:shape w14:anchorId="651F37C2" id="Text Box 32" o:spid="_x0000_s1036" type="#_x0000_t202" style="position:absolute;left:0;text-align:left;margin-left:10.8pt;margin-top:210.8pt;width:57pt;height:46.8pt;z-index:251699200;visibility:visible;mso-wrap-style:square;mso-height-percent:0;mso-wrap-distance-left:9pt;mso-wrap-distance-top:0;mso-wrap-distance-right:9pt;mso-wrap-distance-bottom:0;mso-position-horizontal:absolute;mso-position-horizontal-relative:text;mso-position-vertical:absolute;mso-position-vertical-relative:text;mso-height-percent:0;mso-height-relative:margin;v-text-anchor:top" o:gfxdata="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" fillcolor="white [3201]" strokeweight=".5pt">
                 <v:textbox>
                   <w:txbxContent>
                     <w:p>
@@ -4574,7 +5731,7 @@
                     <pic:cNvPicPr/>
                   </pic:nvPicPr>
                   <pic:blipFill>
-                    <a:blip r:embed="rId45"/>
+                    <a:blip r:embed="rId48"/>
                     <a:stretch>
                       <a:fillRect/>
                     </a:stretch>
@@ -4670,7 +5827,7 @@
           </mc:Choice>
           <mc:Fallback>
             <w:pict>
-              <v:shape w14:anchorId="048C97E3" id="Text Box 33" o:spid="_x0000_s1035" type="#_x0000_t202" style="position:absolute;left:0;text-align:left;margin-left:205.2pt;margin-top:5.7pt;width:87.6pt;height:38.4pt;z-index:251700224;visibility:visible;mso-wrap-style:square;mso-width-percent:0;mso-height-percent:0;mso-wrap-distance-left:9pt;mso-wrap-distance-top:0;mso-wrap-distance-right:9pt;mso-wrap-distance-bottom:0;mso-position-horizontal:absolute;mso-position-horizontal-relative:text;mso-position-vertical:absolute;mso-position-vertical-relative:text;mso-width-percent:0;mso-height-percent:0;mso-width-relative:margin;mso-height-relative:margin;v-text-anchor:top" o:gfxdata="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" fillcolor="white [3201]" strokeweight=".5pt">
+              <v:shape w14:anchorId="048C97E3" id="Text Box 33" o:spid="_x0000_s1037" type="#_x0000_t202" style="position:absolute;left:0;text-align:left;margin-left:205.2pt;margin-top:5.7pt;width:87.6pt;height:38.4pt;z-index:251700224;visibility:visible;mso-wrap-style:square;mso-width-percent:0;mso-height-percent:0;mso-wrap-distance-left:9pt;mso-wrap-distance-top:0;mso-wrap-distance-right:9pt;mso-wrap-distance-bottom:0;mso-position-horizontal:absolute;mso-position-horizontal-relative:text;mso-position-vertical:absolute;mso-position-vertical-relative:text;mso-width-percent:0;mso-height-percent:0;mso-width-relative:margin;mso-height-relative:margin;v-text-anchor:top" o:gfxdata="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" fillcolor="white [3201]" strokeweight=".5pt">
                 <v:textbox>
                   <w:txbxContent>
                     <w:p>
@@ -4689,95 +5846,42 @@
     <w:p>
       <w:pPr>
         <w:ind w:left="360"/>
-        <w:jc w:val="center"/>
-      </w:pPr>
+      </w:pPr>
+      <w:r>
+        <w:lastRenderedPageBreak/>
+        <w:t>The Remove Item button and Edit Quantity button:</w:t>
+      </w:r>
     </w:p>
     <w:p>
       <w:pPr>
         <w:ind w:left="360"/>
-        <w:jc w:val="center"/>
-      </w:pPr>
+      </w:pPr>
+      <w:r>
+        <w:t>To remove an item or edit the quantity of an item, you need to select the item first then click what button you choose.</w:t>
+      </w:r>
     </w:p>
     <w:p>
       <w:pPr>
         <w:ind w:left="360"/>
-        <w:jc w:val="center"/>
-      </w:pPr>
+      </w:pPr>
+      <w:r>
+        <w:t>Once something is added to cart the menu resets.</w:t>
+      </w:r>
     </w:p>
     <w:p>
       <w:pPr>
         <w:ind w:left="360"/>
       </w:pPr>
-      <w:r>
-        <w:t>The Remove Item button and Edit Quantity button:</w:t>
-      </w:r>
-    </w:p>
-    <w:p>
-      <w:pPr>
-        <w:ind w:left="360"/>
-      </w:pPr>
-      <w:r>
-        <w:t>To remove an item or edit the quantity of an item, you need to select the item first then click what button you choose.</w:t>
-      </w:r>
-    </w:p>
-    <w:p>
-      <w:pPr>
-        <w:ind w:left="360"/>
-      </w:pPr>
-    </w:p>
-    <w:p>
-      <w:pPr>
-        <w:ind w:left="360"/>
-      </w:pPr>
-      <w:r>
-        <w:t>Once something is added to cart the menu resets.</w:t>
-      </w:r>
-    </w:p>
-    <w:p>
-      <w:pPr>
-        <w:ind w:left="360"/>
-      </w:pPr>
-    </w:p>
-    <w:p>
-      <w:pPr>
-        <w:ind w:left="360"/>
-      </w:pPr>
-    </w:p>
-    <w:p>
-      <w:pPr>
-        <w:pStyle w:val="ListParagraph"/>
-        <w:numPr>
-          <w:ilvl w:val="0"/>
-          <w:numId w:val="6"/>
-        </w:numPr>
-        <w:rPr>
-          <w:b/>
-          <w:bCs/>
-          <w:i/>
-          <w:iCs/>
-        </w:rPr>
-      </w:pPr>
-      <w:r>
-        <w:rPr>
-          <w:b/>
-          <w:bCs/>
-          <w:i/>
-          <w:iCs/>
-        </w:rPr>
-        <w:lastRenderedPageBreak/>
+    </w:p>
+    <w:p>
+      <w:pPr>
+        <w:pStyle w:val="Heading2"/>
+      </w:pPr>
+      <w:bookmarkStart w:id="14" w:name="_Toc216317358"/>
+      <w:r>
         <w:t>Checkout Screen (Pickup and delivery)</w:t>
       </w:r>
-    </w:p>
-    <w:p>
-      <w:pPr>
-        <w:ind w:left="360"/>
-        <w:rPr>
-          <w:b/>
-          <w:bCs/>
-          <w:i/>
-          <w:iCs/>
-        </w:rPr>
-      </w:pPr>
+      <w:bookmarkEnd w:id="14"/>
     </w:p>
     <w:p>
       <w:pPr>
@@ -4879,6 +5983,12 @@
       <w:pPr>
         <w:ind w:left="360"/>
       </w:pPr>
+      <w:r>
+        <w:t>ADD SCREEN SHOT OF CART</w:t>
+      </w:r>
+      <w:r>
+        <w:t xml:space="preserve"> HERE!!!!!!!!!!!!!!!!</w:t>
+      </w:r>
     </w:p>
     <w:p>
       <w:pPr>
@@ -4894,12 +6004,6 @@
       <w:pPr>
         <w:ind w:left="360"/>
       </w:pPr>
-      <w:r>
-        <w:t>ADD SCREEN SHOT OF CART</w:t>
-      </w:r>
-      <w:r>
-        <w:t xml:space="preserve"> HERE!!!!!!!!!!!!!!!!</w:t>
-      </w:r>
     </w:p>
     <w:p>
       <w:pPr>
@@ -4925,11 +6029,24 @@
       <w:pPr>
         <w:ind w:left="360"/>
       </w:pPr>
+      <w:r>
+        <w:t>If you picked delivery, you will be charged extra to the total amount.</w:t>
+      </w:r>
     </w:p>
     <w:p>
       <w:pPr>
         <w:ind w:left="360"/>
       </w:pPr>
+      <w:r>
+        <w:lastRenderedPageBreak/>
+        <w:t>Once you have completed the process you will receive an order confirmation number</w:t>
+      </w:r>
+      <w:r>
+        <w:t xml:space="preserve"> </w:t>
+      </w:r>
+      <w:r>
+        <w:t>and the cart resets.</w:t>
+      </w:r>
     </w:p>
     <w:p>
       <w:pPr>
@@ -4938,67 +6055,19 @@
     </w:p>
     <w:p>
       <w:pPr>
-        <w:ind w:left="360"/>
-      </w:pPr>
-      <w:r>
-        <w:t>If you picked delivery, you will be charged extra to the total amount.</w:t>
-      </w:r>
-    </w:p>
-    <w:p>
-      <w:pPr>
-        <w:ind w:left="360"/>
-      </w:pPr>
-      <w:r>
-        <w:t>Once you have completed the process you will receive an order confirmation number</w:t>
-      </w:r>
-      <w:r>
-        <w:t xml:space="preserve"> </w:t>
-      </w:r>
-      <w:r>
-        <w:t>and the cart resets.</w:t>
-      </w:r>
-    </w:p>
-    <w:p>
-      <w:pPr>
-        <w:pStyle w:val="ListParagraph"/>
-        <w:numPr>
-          <w:ilvl w:val="0"/>
-          <w:numId w:val="6"/>
-        </w:numPr>
-        <w:rPr>
-          <w:b/>
-          <w:bCs/>
-          <w:i/>
-          <w:iCs/>
-        </w:rPr>
-      </w:pPr>
-      <w:r>
-        <w:rPr>
-          <w:b/>
-          <w:bCs/>
-          <w:i/>
-          <w:iCs/>
-        </w:rPr>
-        <w:lastRenderedPageBreak/>
+        <w:pStyle w:val="Heading2"/>
+      </w:pPr>
+      <w:bookmarkStart w:id="15" w:name="_Toc216317359"/>
+      <w:r>
         <w:t>Troubleshooting</w:t>
       </w:r>
-    </w:p>
-    <w:p>
-      <w:pPr>
-        <w:rPr>
-          <w:b/>
-          <w:bCs/>
-          <w:i/>
-          <w:iCs/>
-        </w:rPr>
-      </w:pPr>
+      <w:bookmarkEnd w:id="15"/>
     </w:p>
     <w:p>
       <w:r>
         <w:t>Some solutions to some common problems you might have</w:t>
       </w:r>
     </w:p>
-    <w:p/>
     <w:p>
       <w:pPr>
         <w:rPr>
@@ -5331,41 +6400,16 @@
         <w:t>Ensure you are using Windows 10 or 11</w:t>
       </w:r>
     </w:p>
-    <w:p/>
-    <w:p>
-      <w:pPr>
-        <w:pStyle w:val="ListParagraph"/>
-        <w:numPr>
-          <w:ilvl w:val="0"/>
-          <w:numId w:val="6"/>
-        </w:numPr>
-        <w:rPr>
-          <w:b/>
-          <w:bCs/>
-          <w:i/>
-          <w:iCs/>
-        </w:rPr>
-      </w:pPr>
-      <w:r>
-        <w:rPr>
-          <w:b/>
-          <w:bCs/>
-          <w:i/>
-          <w:iCs/>
-        </w:rPr>
+    <w:p>
+      <w:pPr>
+        <w:pStyle w:val="Heading2"/>
+      </w:pPr>
+      <w:bookmarkStart w:id="16" w:name="_Toc216317360"/>
+      <w:r>
         <w:lastRenderedPageBreak/>
         <w:t>Frequently asked questions (FAQ)</w:t>
       </w:r>
-    </w:p>
-    <w:p>
-      <w:pPr>
-        <w:rPr>
-          <w:b/>
-          <w:bCs/>
-          <w:i/>
-          <w:iCs/>
-        </w:rPr>
-      </w:pPr>
+      <w:bookmarkEnd w:id="16"/>
     </w:p>
     <w:p>
       <w:r>
@@ -5439,40 +6483,15 @@
       </w:r>
     </w:p>
     <w:p/>
-    <w:p/>
-    <w:p>
-      <w:pPr>
-        <w:pStyle w:val="ListParagraph"/>
-        <w:numPr>
-          <w:ilvl w:val="0"/>
-          <w:numId w:val="6"/>
-        </w:numPr>
-        <w:rPr>
-          <w:b/>
-          <w:bCs/>
-          <w:i/>
-          <w:iCs/>
-        </w:rPr>
-      </w:pPr>
-      <w:r>
-        <w:rPr>
-          <w:b/>
-          <w:bCs/>
-          <w:i/>
-          <w:iCs/>
-        </w:rPr>
+    <w:p>
+      <w:pPr>
+        <w:pStyle w:val="Heading2"/>
+      </w:pPr>
+      <w:bookmarkStart w:id="17" w:name="_Toc216317361"/>
+      <w:r>
         <w:t>Who do you contact for help?</w:t>
       </w:r>
-    </w:p>
-    <w:p>
-      <w:pPr>
-        <w:rPr>
-          <w:b/>
-          <w:bCs/>
-          <w:i/>
-          <w:iCs/>
-        </w:rPr>
-      </w:pPr>
+      <w:bookmarkEnd w:id="17"/>
     </w:p>
     <w:p>
       <w:r>
@@ -5511,19 +6530,18 @@
           <w:numId w:val="21"/>
         </w:numPr>
       </w:pPr>
-      <w:proofErr w:type="gramStart"/>
-      <w:r>
-        <w:t>Refer back</w:t>
-      </w:r>
-      <w:proofErr w:type="gramEnd"/>
-      <w:r>
-        <w:t xml:space="preserve"> to this guide</w:t>
+      <w:r>
+        <w:t>Refer back to this guide</w:t>
       </w:r>
     </w:p>
     <w:sectPr>
+      <w:footerReference w:type="default" r:id="rId49"/>
+      <w:type w:val="continuous"/>
       <w:pgSz w:w="12240" w:h="15840"/>
       <w:pgMar w:top="1440" w:right="1440" w:bottom="1440" w:left="1440" w:header="708" w:footer="708" w:gutter="0"/>
+      <w:pgNumType w:start="0"/>
       <w:cols w:space="708"/>
+      <w:titlePg/>
       <w:docGrid w:linePitch="360"/>
     </w:sectPr>
   </w:body>
@@ -5553,6 +6571,140 @@
     </w:p>
   </w:endnote>
 </w:endnotes>
+</file>
+
+<file path=word/footer1.xml><?xml version="1.0" encoding="utf-8"?>
+<w:ftr xmlns:wpc="http://schemas.microsoft.com/office/word/2010/wordprocessingCanvas" xmlns:cx="http://schemas.microsoft.com/office/drawing/2014/chartex" xmlns:cx1="http://schemas.microsoft.com/office/drawing/2015/9/8/chartex" xmlns:cx2="http://schemas.microsoft.com/office/drawing/2015/10/21/chartex" xmlns:cx3="http://schemas.microsoft.com/office/drawing/2016/5/9/chartex" xmlns:cx4="http://schemas.microsoft.com/office/drawing/2016/5/10/chartex" xmlns:cx5="http://schemas.microsoft.com/office/drawing/2016/5/11/chartex" xmlns:cx6="http://schemas.microsoft.com/office/drawing/2016/5/12/chartex" xmlns:cx7="http://schemas.microsoft.com/office/drawing/2016/5/13/chartex" xmlns:cx8="http://schemas.microsoft.com/office/drawing/2016/5/14/chartex" xmlns:mc="http://schemas.openxmlformats.org/markup-compatibility/2006" xmlns:aink="http://schemas.microsoft.com/office/drawing/2016/ink" xmlns:am3d="http://schemas.microsoft.com/office/drawing/2017/model3d" xmlns:o="urn:schemas-microsoft-com:office:office" xmlns:oel="http://schemas.microsoft.com/office/2019/extlst" xmlns:r="http://schemas.openxmlformats.org/officeDocument/2006/relationships" xmlns:m="http://schemas.openxmlformats.org/officeDocument/2006/math" xmlns:v="urn:schemas-microsoft-com:vml" xmlns:wp14="http://schemas.microsoft.com/office/word/2010/wordprocessingDrawing" xmlns:wp="http://schemas.openxmlformats.org/drawingml/2006/wordprocessingDrawing" xmlns:w10="urn:schemas-microsoft-com:office:word" xmlns:w="http://schemas.openxmlformats.org/wordprocessingml/2006/main" xmlns:w14="http://schemas.microsoft.com/office/word/2010/wordml" xmlns:w15="http://schemas.microsoft.com/office/word/2012/wordml" xmlns:w16cex="http://schemas.microsoft.com/office/word/2018/wordml/cex" xmlns:w16cid="http://schemas.microsoft.com/office/word/2016/wordml/cid" xmlns:w16="http://schemas.microsoft.com/office/word/2018/wordml" xmlns:w16du="http://schemas.microsoft.com/office/word/2023/wordml/word16du" xmlns:w16sdtdh="http://schemas.microsoft.com/office/word/2020/wordml/sdtdatahash" xmlns:w16sdtfl="http://schemas.microsoft.com/office/word/2024/wordml/sdtformatlock" xmlns:w16se="http://schemas.microsoft.com/office/word/2015/wordml/symex" xmlns:wpg="http://schemas.microsoft.com/office/word/2010/wordprocessingGroup" xmlns:wpi="http://schemas.microsoft.com/office/word/2010/wordprocessingInk" xmlns:wne="http://schemas.microsoft.com/office/word/2006/wordml" xmlns:wps="http://schemas.microsoft.com/office/word/2010/wordprocessingShape" mc:Ignorable="w14 w15 w16se w16cid w16 w16cex w16sdtdh w16sdtfl w16du wp14">
+  <w:sdt>
+    <w:sdtPr>
+      <w:id w:val="-277881989"/>
+      <w:docPartObj>
+        <w:docPartGallery w:val="Page Numbers (Bottom of Page)"/>
+        <w:docPartUnique/>
+      </w:docPartObj>
+    </w:sdtPr>
+    <w:sdtEndPr>
+      <w:rPr>
+        <w:color w:val="7F7F7F" w:themeColor="background1" w:themeShade="7F"/>
+        <w:spacing w:val="60"/>
+      </w:rPr>
+    </w:sdtEndPr>
+    <w:sdtContent>
+      <w:p>
+        <w:pPr>
+          <w:pStyle w:val="Footer"/>
+          <w:pBdr>
+            <w:top w:val="single" w:sz="4" w:space="1" w:color="D9D9D9" w:themeColor="background1" w:themeShade="D9"/>
+          </w:pBdr>
+          <w:jc w:val="right"/>
+        </w:pPr>
+        <w:r>
+          <w:fldChar w:fldCharType="begin"/>
+        </w:r>
+        <w:r>
+          <w:instrText xml:space="preserve"> PAGE   \* MERGEFORMAT </w:instrText>
+        </w:r>
+        <w:r>
+          <w:fldChar w:fldCharType="separate"/>
+        </w:r>
+        <w:r>
+          <w:rPr>
+            <w:noProof/>
+          </w:rPr>
+          <w:t>2</w:t>
+        </w:r>
+        <w:r>
+          <w:rPr>
+            <w:noProof/>
+          </w:rPr>
+          <w:fldChar w:fldCharType="end"/>
+        </w:r>
+        <w:r>
+          <w:t xml:space="preserve"> | </w:t>
+        </w:r>
+        <w:r>
+          <w:rPr>
+            <w:color w:val="7F7F7F" w:themeColor="background1" w:themeShade="7F"/>
+            <w:spacing w:val="60"/>
+          </w:rPr>
+          <w:t>Page</w:t>
+        </w:r>
+      </w:p>
+    </w:sdtContent>
+  </w:sdt>
+  <w:p>
+    <w:pPr>
+      <w:pStyle w:val="Footer"/>
+    </w:pPr>
+  </w:p>
+</w:ftr>
+</file>
+
+<file path=word/footer2.xml><?xml version="1.0" encoding="utf-8"?>
+<w:ftr xmlns:wpc="http://schemas.microsoft.com/office/word/2010/wordprocessingCanvas" xmlns:cx="http://schemas.microsoft.com/office/drawing/2014/chartex" xmlns:cx1="http://schemas.microsoft.com/office/drawing/2015/9/8/chartex" xmlns:cx2="http://schemas.microsoft.com/office/drawing/2015/10/21/chartex" xmlns:cx3="http://schemas.microsoft.com/office/drawing/2016/5/9/chartex" xmlns:cx4="http://schemas.microsoft.com/office/drawing/2016/5/10/chartex" xmlns:cx5="http://schemas.microsoft.com/office/drawing/2016/5/11/chartex" xmlns:cx6="http://schemas.microsoft.com/office/drawing/2016/5/12/chartex" xmlns:cx7="http://schemas.microsoft.com/office/drawing/2016/5/13/chartex" xmlns:cx8="http://schemas.microsoft.com/office/drawing/2016/5/14/chartex" xmlns:mc="http://schemas.openxmlformats.org/markup-compatibility/2006" xmlns:aink="http://schemas.microsoft.com/office/drawing/2016/ink" xmlns:am3d="http://schemas.microsoft.com/office/drawing/2017/model3d" xmlns:o="urn:schemas-microsoft-com:office:office" xmlns:oel="http://schemas.microsoft.com/office/2019/extlst" xmlns:r="http://schemas.openxmlformats.org/officeDocument/2006/relationships" xmlns:m="http://schemas.openxmlformats.org/officeDocument/2006/math" xmlns:v="urn:schemas-microsoft-com:vml" xmlns:wp14="http://schemas.microsoft.com/office/word/2010/wordprocessingDrawing" xmlns:wp="http://schemas.openxmlformats.org/drawingml/2006/wordprocessingDrawing" xmlns:w10="urn:schemas-microsoft-com:office:word" xmlns:w="http://schemas.openxmlformats.org/wordprocessingml/2006/main" xmlns:w14="http://schemas.microsoft.com/office/word/2010/wordml" xmlns:w15="http://schemas.microsoft.com/office/word/2012/wordml" xmlns:w16cex="http://schemas.microsoft.com/office/word/2018/wordml/cex" xmlns:w16cid="http://schemas.microsoft.com/office/word/2016/wordml/cid" xmlns:w16="http://schemas.microsoft.com/office/word/2018/wordml" xmlns:w16du="http://schemas.microsoft.com/office/word/2023/wordml/word16du" xmlns:w16sdtdh="http://schemas.microsoft.com/office/word/2020/wordml/sdtdatahash" xmlns:w16sdtfl="http://schemas.microsoft.com/office/word/2024/wordml/sdtformatlock" xmlns:w16se="http://schemas.microsoft.com/office/word/2015/wordml/symex" xmlns:wpg="http://schemas.microsoft.com/office/word/2010/wordprocessingGroup" xmlns:wpi="http://schemas.microsoft.com/office/word/2010/wordprocessingInk" xmlns:wne="http://schemas.microsoft.com/office/word/2006/wordml" xmlns:wps="http://schemas.microsoft.com/office/word/2010/wordprocessingShape" mc:Ignorable="w14 w15 w16se w16cid w16 w16cex w16sdtdh w16sdtfl w16du wp14">
+  <w:sdt>
+    <w:sdtPr>
+      <w:id w:val="-1307316314"/>
+      <w:docPartObj>
+        <w:docPartGallery w:val="Page Numbers (Bottom of Page)"/>
+        <w:docPartUnique/>
+      </w:docPartObj>
+    </w:sdtPr>
+    <w:sdtEndPr>
+      <w:rPr>
+        <w:color w:val="7F7F7F" w:themeColor="background1" w:themeShade="7F"/>
+        <w:spacing w:val="60"/>
+      </w:rPr>
+    </w:sdtEndPr>
+    <w:sdtContent>
+      <w:p>
+        <w:pPr>
+          <w:pStyle w:val="Footer"/>
+          <w:pBdr>
+            <w:top w:val="single" w:sz="4" w:space="1" w:color="D9D9D9" w:themeColor="background1" w:themeShade="D9"/>
+          </w:pBdr>
+          <w:jc w:val="right"/>
+        </w:pPr>
+        <w:r>
+          <w:fldChar w:fldCharType="begin"/>
+        </w:r>
+        <w:r>
+          <w:instrText xml:space="preserve"> PAGE   \* MERGEFORMAT </w:instrText>
+        </w:r>
+        <w:r>
+          <w:fldChar w:fldCharType="separate"/>
+        </w:r>
+        <w:r>
+          <w:rPr>
+            <w:noProof/>
+          </w:rPr>
+          <w:t>2</w:t>
+        </w:r>
+        <w:r>
+          <w:rPr>
+            <w:noProof/>
+          </w:rPr>
+          <w:fldChar w:fldCharType="end"/>
+        </w:r>
+        <w:r>
+          <w:t xml:space="preserve"> | </w:t>
+        </w:r>
+        <w:r>
+          <w:rPr>
+            <w:color w:val="7F7F7F" w:themeColor="background1" w:themeShade="7F"/>
+            <w:spacing w:val="60"/>
+          </w:rPr>
+          <w:t>Page</w:t>
+        </w:r>
+      </w:p>
+    </w:sdtContent>
+  </w:sdt>
+  <w:p>
+    <w:pPr>
+      <w:pStyle w:val="Footer"/>
+    </w:pPr>
+  </w:p>
+</w:ftr>
 </file>
 
 <file path=word/footnotes.xml><?xml version="1.0" encoding="utf-8"?>
@@ -8490,7 +9642,6 @@
     <w:next w:val="Normal"/>
     <w:link w:val="Heading2Char"/>
     <w:uiPriority w:val="9"/>
-    <w:semiHidden/>
     <w:unhideWhenUsed/>
     <w:qFormat/>
     <w:rsid w:val="003565B8"/>
@@ -8707,7 +9858,6 @@
     <w:basedOn w:val="DefaultParagraphFont"/>
     <w:link w:val="Heading2"/>
     <w:uiPriority w:val="9"/>
-    <w:semiHidden/>
     <w:rsid w:val="003565B8"/>
     <w:rPr>
       <w:rFonts w:asciiTheme="majorHAnsi" w:eastAsiaTheme="majorEastAsia" w:hAnsiTheme="majorHAnsi" w:cstheme="majorBidi"/>
@@ -9055,6 +10205,50 @@
     <w:link w:val="Footer"/>
     <w:uiPriority w:val="99"/>
     <w:rsid w:val="00910E17"/>
+  </w:style>
+  <w:style w:type="paragraph" w:styleId="TOCHeading">
+    <w:name w:val="TOC Heading"/>
+    <w:basedOn w:val="Heading1"/>
+    <w:next w:val="Normal"/>
+    <w:uiPriority w:val="39"/>
+    <w:unhideWhenUsed/>
+    <w:qFormat/>
+    <w:rsid w:val="002D0DD6"/>
+    <w:pPr>
+      <w:spacing w:before="240" w:after="0" w:line="259" w:lineRule="auto"/>
+      <w:outlineLvl w:val="9"/>
+    </w:pPr>
+    <w:rPr>
+      <w:kern w:val="0"/>
+      <w:sz w:val="32"/>
+      <w:szCs w:val="32"/>
+      <w:lang w:val="en-US"/>
+      <w14:ligatures w14:val="none"/>
+    </w:rPr>
+  </w:style>
+  <w:style w:type="paragraph" w:styleId="TOC2">
+    <w:name w:val="toc 2"/>
+    <w:basedOn w:val="Normal"/>
+    <w:next w:val="Normal"/>
+    <w:autoRedefine/>
+    <w:uiPriority w:val="39"/>
+    <w:unhideWhenUsed/>
+    <w:rsid w:val="002D0DD6"/>
+    <w:pPr>
+      <w:spacing w:after="100"/>
+      <w:ind w:left="240"/>
+    </w:pPr>
+  </w:style>
+  <w:style w:type="character" w:styleId="Hyperlink">
+    <w:name w:val="Hyperlink"/>
+    <w:basedOn w:val="DefaultParagraphFont"/>
+    <w:uiPriority w:val="99"/>
+    <w:unhideWhenUsed/>
+    <w:rsid w:val="002D0DD6"/>
+    <w:rPr>
+      <w:color w:val="467886" w:themeColor="hyperlink"/>
+      <w:u w:val="single"/>
+    </w:rPr>
   </w:style>
 </w:styles>
 </file>

--- a/UserManualAppDevProjectFinal.docx
+++ b/UserManualAppDevProjectFinal.docx
@@ -484,7 +484,7 @@
                     <v:stroke joinstyle="miter"/>
                     <v:path gradientshapeok="t" o:connecttype="rect"/>
                   </v:shapetype>
-                  <v:shape id="Text Box 163" o:spid="_x0000_s1026" type="#_x0000_t202" style="position:absolute;margin-left:0;margin-top:0;width:8in;height:286.5pt;z-index:251710464;visibility:visible;mso-wrap-style:square;mso-width-percent:941;mso-height-percent:363;mso-top-percent:300;mso-wrap-distance-left:9pt;mso-wrap-distance-top:0;mso-wrap-distance-right:9pt;mso-wrap-distance-bottom:0;mso-position-horizontal:center;mso-position-horizontal-relative:page;mso-position-vertical-relative:page;mso-width-percent:941;mso-height-percent:363;mso-top-percent:300;mso-width-relative:page;mso-height-relative:page;v-text-anchor:bottom" o:gfxdata="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" filled="f" stroked="f" strokeweight=".5pt">
+                  <v:shape id="Text Box 163" o:spid="_x0000_s1026" type="#_x0000_t202" style="position:absolute;margin-left:0;margin-top:0;width:8in;height:286.5pt;z-index:251710464;visibility:visible;mso-wrap-style:square;mso-width-percent:941;mso-height-percent:363;mso-top-percent:300;mso-wrap-distance-left:9pt;mso-wrap-distance-top:0;mso-wrap-distance-right:9pt;mso-wrap-distance-bottom:0;mso-position-horizontal:center;mso-position-horizontal-relative:page;mso-position-vertical-relative:page;mso-width-percent:941;mso-height-percent:363;mso-top-percent:300;mso-width-relative:page;mso-height-relative:page;v-text-anchor:bottom" o:gfxdata="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" filled="f" stroked="f" strokeweight=".5pt">
                     <v:textbox inset="126pt,0,54pt,0">
                       <w:txbxContent>
                         <w:p>
@@ -788,7 +788,7 @@
               </mc:Choice>
               <mc:Fallback>
                 <w:pict>
-                  <v:shape w14:anchorId="5F6335EF" id="Text Box 161" o:spid="_x0000_s1027" type="#_x0000_t202" style="position:absolute;margin-left:0;margin-top:0;width:8in;height:79.5pt;z-index:251712512;visibility:visible;mso-wrap-style:square;mso-width-percent:941;mso-height-percent:100;mso-wrap-distance-left:9pt;mso-wrap-distance-top:0;mso-wrap-distance-right:9pt;mso-wrap-distance-bottom:0;mso-position-horizontal:center;mso-position-horizontal-relative:margin;mso-position-vertical:bottom;mso-position-vertical-relative:margin;mso-width-percent:941;mso-height-percent:100;mso-width-relative:page;mso-height-relative:page;v-text-anchor:top" o:gfxdata="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" filled="f" stroked="f" strokeweight=".5pt">
+                  <v:shape w14:anchorId="5F6335EF" id="Text Box 161" o:spid="_x0000_s1027" type="#_x0000_t202" style="position:absolute;margin-left:0;margin-top:0;width:8in;height:79.5pt;z-index:251712512;visibility:visible;mso-wrap-style:square;mso-width-percent:941;mso-height-percent:100;mso-wrap-distance-left:9pt;mso-wrap-distance-top:0;mso-wrap-distance-right:9pt;mso-wrap-distance-bottom:0;mso-position-horizontal:center;mso-position-horizontal-relative:margin;mso-position-vertical:bottom;mso-position-vertical-relative:margin;mso-width-percent:941;mso-height-percent:100;mso-width-relative:page;mso-height-relative:page;v-text-anchor:top" o:gfxdata="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" filled="f" stroked="f" strokeweight=".5pt">
                     <v:textbox style="mso-fit-shape-to-text:t" inset="126pt,0,54pt,0">
                       <w:txbxContent>
                         <w:p>
@@ -906,6 +906,15 @@
         </w:p>
         <w:sdt>
           <w:sdtPr>
+            <w:rPr>
+              <w:rFonts w:asciiTheme="minorHAnsi" w:eastAsiaTheme="minorHAnsi" w:hAnsiTheme="minorHAnsi" w:cstheme="minorBidi"/>
+              <w:color w:val="auto"/>
+              <w:kern w:val="2"/>
+              <w:sz w:val="24"/>
+              <w:szCs w:val="24"/>
+              <w:lang w:val="en-CA"/>
+              <w14:ligatures w14:val="standardContextual"/>
+            </w:rPr>
             <w:id w:val="-264692387"/>
             <w:docPartObj>
               <w:docPartGallery w:val="Table of Contents"/>
@@ -914,16 +923,9 @@
           </w:sdtPr>
           <w:sdtEndPr>
             <w:rPr>
-              <w:rFonts w:asciiTheme="minorHAnsi" w:eastAsiaTheme="minorHAnsi" w:hAnsiTheme="minorHAnsi" w:cstheme="minorBidi"/>
               <w:b/>
               <w:bCs/>
               <w:noProof/>
-              <w:color w:val="auto"/>
-              <w:kern w:val="2"/>
-              <w:sz w:val="24"/>
-              <w:szCs w:val="24"/>
-              <w:lang w:val="en-CA"/>
-              <w14:ligatures w14:val="standardContextual"/>
             </w:rPr>
           </w:sdtEndPr>
           <w:sdtContent>
@@ -956,7 +958,7 @@
               <w:r>
                 <w:fldChar w:fldCharType="separate"/>
               </w:r>
-              <w:hyperlink w:anchor="_Toc216317344" w:history="1">
+              <w:hyperlink w:anchor="_Toc216317502" w:history="1">
                 <w:r>
                   <w:rPr>
                     <w:rStyle w:val="Hyperlink"/>
@@ -983,7 +985,7 @@
                     <w:noProof/>
                     <w:webHidden/>
                   </w:rPr>
-                  <w:instrText xml:space="preserve"> PAGEREF _Toc216317344 \h </w:instrText>
+                  <w:instrText xml:space="preserve"> PAGEREF _Toc216317502 \h </w:instrText>
                 </w:r>
                 <w:r>
                   <w:rPr>
@@ -1026,7 +1028,7 @@
                   <w:lang w:eastAsia="en-CA"/>
                 </w:rPr>
               </w:pPr>
-              <w:hyperlink w:anchor="_Toc216317345" w:history="1">
+              <w:hyperlink w:anchor="_Toc216317503" w:history="1">
                 <w:r>
                   <w:rPr>
                     <w:rStyle w:val="Hyperlink"/>
@@ -1053,7 +1055,7 @@
                     <w:noProof/>
                     <w:webHidden/>
                   </w:rPr>
-                  <w:instrText xml:space="preserve"> PAGEREF _Toc216317345 \h </w:instrText>
+                  <w:instrText xml:space="preserve"> PAGEREF _Toc216317503 \h </w:instrText>
                 </w:r>
                 <w:r>
                   <w:rPr>
@@ -1096,7 +1098,7 @@
                   <w:lang w:eastAsia="en-CA"/>
                 </w:rPr>
               </w:pPr>
-              <w:hyperlink w:anchor="_Toc216317346" w:history="1">
+              <w:hyperlink w:anchor="_Toc216317504" w:history="1">
                 <w:r>
                   <w:rPr>
                     <w:rStyle w:val="Hyperlink"/>
@@ -1123,7 +1125,7 @@
                     <w:noProof/>
                     <w:webHidden/>
                   </w:rPr>
-                  <w:instrText xml:space="preserve"> PAGEREF _Toc216317346 \h </w:instrText>
+                  <w:instrText xml:space="preserve"> PAGEREF _Toc216317504 \h </w:instrText>
                 </w:r>
                 <w:r>
                   <w:rPr>
@@ -1166,7 +1168,7 @@
                   <w:lang w:eastAsia="en-CA"/>
                 </w:rPr>
               </w:pPr>
-              <w:hyperlink w:anchor="_Toc216317347" w:history="1">
+              <w:hyperlink w:anchor="_Toc216317505" w:history="1">
                 <w:r>
                   <w:rPr>
                     <w:rStyle w:val="Hyperlink"/>
@@ -1193,7 +1195,7 @@
                     <w:noProof/>
                     <w:webHidden/>
                   </w:rPr>
-                  <w:instrText xml:space="preserve"> PAGEREF _Toc216317347 \h </w:instrText>
+                  <w:instrText xml:space="preserve"> PAGEREF _Toc216317505 \h </w:instrText>
                 </w:r>
                 <w:r>
                   <w:rPr>
@@ -1236,7 +1238,7 @@
                   <w:lang w:eastAsia="en-CA"/>
                 </w:rPr>
               </w:pPr>
-              <w:hyperlink w:anchor="_Toc216317348" w:history="1">
+              <w:hyperlink w:anchor="_Toc216317506" w:history="1">
                 <w:r>
                   <w:rPr>
                     <w:rStyle w:val="Hyperlink"/>
@@ -1263,7 +1265,7 @@
                     <w:noProof/>
                     <w:webHidden/>
                   </w:rPr>
-                  <w:instrText xml:space="preserve"> PAGEREF _Toc216317348 \h </w:instrText>
+                  <w:instrText xml:space="preserve"> PAGEREF _Toc216317506 \h </w:instrText>
                 </w:r>
                 <w:r>
                   <w:rPr>
@@ -1306,7 +1308,7 @@
                   <w:lang w:eastAsia="en-CA"/>
                 </w:rPr>
               </w:pPr>
-              <w:hyperlink w:anchor="_Toc216317349" w:history="1">
+              <w:hyperlink w:anchor="_Toc216317507" w:history="1">
                 <w:r>
                   <w:rPr>
                     <w:rStyle w:val="Hyperlink"/>
@@ -1333,7 +1335,7 @@
                     <w:noProof/>
                     <w:webHidden/>
                   </w:rPr>
-                  <w:instrText xml:space="preserve"> PAGEREF _Toc216317349 \h </w:instrText>
+                  <w:instrText xml:space="preserve"> PAGEREF _Toc216317507 \h </w:instrText>
                 </w:r>
                 <w:r>
                   <w:rPr>
@@ -1376,7 +1378,7 @@
                   <w:lang w:eastAsia="en-CA"/>
                 </w:rPr>
               </w:pPr>
-              <w:hyperlink w:anchor="_Toc216317350" w:history="1">
+              <w:hyperlink w:anchor="_Toc216317508" w:history="1">
                 <w:r>
                   <w:rPr>
                     <w:rStyle w:val="Hyperlink"/>
@@ -1403,7 +1405,7 @@
                     <w:noProof/>
                     <w:webHidden/>
                   </w:rPr>
-                  <w:instrText xml:space="preserve"> PAGEREF _Toc216317350 \h </w:instrText>
+                  <w:instrText xml:space="preserve"> PAGEREF _Toc216317508 \h </w:instrText>
                 </w:r>
                 <w:r>
                   <w:rPr>
@@ -1446,7 +1448,7 @@
                   <w:lang w:eastAsia="en-CA"/>
                 </w:rPr>
               </w:pPr>
-              <w:hyperlink w:anchor="_Toc216317351" w:history="1">
+              <w:hyperlink w:anchor="_Toc216317509" w:history="1">
                 <w:r>
                   <w:rPr>
                     <w:rStyle w:val="Hyperlink"/>
@@ -1473,7 +1475,7 @@
                     <w:noProof/>
                     <w:webHidden/>
                   </w:rPr>
-                  <w:instrText xml:space="preserve"> PAGEREF _Toc216317351 \h </w:instrText>
+                  <w:instrText xml:space="preserve"> PAGEREF _Toc216317509 \h </w:instrText>
                 </w:r>
                 <w:r>
                   <w:rPr>
@@ -1516,7 +1518,7 @@
                   <w:lang w:eastAsia="en-CA"/>
                 </w:rPr>
               </w:pPr>
-              <w:hyperlink w:anchor="_Toc216317352" w:history="1">
+              <w:hyperlink w:anchor="_Toc216317510" w:history="1">
                 <w:r>
                   <w:rPr>
                     <w:rStyle w:val="Hyperlink"/>
@@ -1543,7 +1545,7 @@
                     <w:noProof/>
                     <w:webHidden/>
                   </w:rPr>
-                  <w:instrText xml:space="preserve"> PAGEREF _Toc216317352 \h </w:instrText>
+                  <w:instrText xml:space="preserve"> PAGEREF _Toc216317510 \h </w:instrText>
                 </w:r>
                 <w:r>
                   <w:rPr>
@@ -1586,7 +1588,7 @@
                   <w:lang w:eastAsia="en-CA"/>
                 </w:rPr>
               </w:pPr>
-              <w:hyperlink w:anchor="_Toc216317353" w:history="1">
+              <w:hyperlink w:anchor="_Toc216317511" w:history="1">
                 <w:r>
                   <w:rPr>
                     <w:rStyle w:val="Hyperlink"/>
@@ -1613,7 +1615,7 @@
                     <w:noProof/>
                     <w:webHidden/>
                   </w:rPr>
-                  <w:instrText xml:space="preserve"> PAGEREF _Toc216317353 \h </w:instrText>
+                  <w:instrText xml:space="preserve"> PAGEREF _Toc216317511 \h </w:instrText>
                 </w:r>
                 <w:r>
                   <w:rPr>
@@ -1656,7 +1658,7 @@
                   <w:lang w:eastAsia="en-CA"/>
                 </w:rPr>
               </w:pPr>
-              <w:hyperlink w:anchor="_Toc216317354" w:history="1">
+              <w:hyperlink w:anchor="_Toc216317512" w:history="1">
                 <w:r>
                   <w:rPr>
                     <w:rStyle w:val="Hyperlink"/>
@@ -1683,7 +1685,7 @@
                     <w:noProof/>
                     <w:webHidden/>
                   </w:rPr>
-                  <w:instrText xml:space="preserve"> PAGEREF _Toc216317354 \h </w:instrText>
+                  <w:instrText xml:space="preserve"> PAGEREF _Toc216317512 \h </w:instrText>
                 </w:r>
                 <w:r>
                   <w:rPr>
@@ -1726,7 +1728,7 @@
                   <w:lang w:eastAsia="en-CA"/>
                 </w:rPr>
               </w:pPr>
-              <w:hyperlink w:anchor="_Toc216317355" w:history="1">
+              <w:hyperlink w:anchor="_Toc216317513" w:history="1">
                 <w:r>
                   <w:rPr>
                     <w:rStyle w:val="Hyperlink"/>
@@ -1753,7 +1755,7 @@
                     <w:noProof/>
                     <w:webHidden/>
                   </w:rPr>
-                  <w:instrText xml:space="preserve"> PAGEREF _Toc216317355 \h </w:instrText>
+                  <w:instrText xml:space="preserve"> PAGEREF _Toc216317513 \h </w:instrText>
                 </w:r>
                 <w:r>
                   <w:rPr>
@@ -1796,7 +1798,7 @@
                   <w:lang w:eastAsia="en-CA"/>
                 </w:rPr>
               </w:pPr>
-              <w:hyperlink w:anchor="_Toc216317356" w:history="1">
+              <w:hyperlink w:anchor="_Toc216317514" w:history="1">
                 <w:r>
                   <w:rPr>
                     <w:rStyle w:val="Hyperlink"/>
@@ -1823,7 +1825,7 @@
                     <w:noProof/>
                     <w:webHidden/>
                   </w:rPr>
-                  <w:instrText xml:space="preserve"> PAGEREF _Toc216317356 \h </w:instrText>
+                  <w:instrText xml:space="preserve"> PAGEREF _Toc216317514 \h </w:instrText>
                 </w:r>
                 <w:r>
                   <w:rPr>
@@ -1866,7 +1868,7 @@
                   <w:lang w:eastAsia="en-CA"/>
                 </w:rPr>
               </w:pPr>
-              <w:hyperlink w:anchor="_Toc216317357" w:history="1">
+              <w:hyperlink w:anchor="_Toc216317515" w:history="1">
                 <w:r>
                   <w:rPr>
                     <w:rStyle w:val="Hyperlink"/>
@@ -1893,7 +1895,7 @@
                     <w:noProof/>
                     <w:webHidden/>
                   </w:rPr>
-                  <w:instrText xml:space="preserve"> PAGEREF _Toc216317357 \h </w:instrText>
+                  <w:instrText xml:space="preserve"> PAGEREF _Toc216317515 \h </w:instrText>
                 </w:r>
                 <w:r>
                   <w:rPr>
@@ -1936,7 +1938,7 @@
                   <w:lang w:eastAsia="en-CA"/>
                 </w:rPr>
               </w:pPr>
-              <w:hyperlink w:anchor="_Toc216317358" w:history="1">
+              <w:hyperlink w:anchor="_Toc216317516" w:history="1">
                 <w:r>
                   <w:rPr>
                     <w:rStyle w:val="Hyperlink"/>
@@ -1963,7 +1965,7 @@
                     <w:noProof/>
                     <w:webHidden/>
                   </w:rPr>
-                  <w:instrText xml:space="preserve"> PAGEREF _Toc216317358 \h </w:instrText>
+                  <w:instrText xml:space="preserve"> PAGEREF _Toc216317516 \h </w:instrText>
                 </w:r>
                 <w:r>
                   <w:rPr>
@@ -2006,7 +2008,7 @@
                   <w:lang w:eastAsia="en-CA"/>
                 </w:rPr>
               </w:pPr>
-              <w:hyperlink w:anchor="_Toc216317359" w:history="1">
+              <w:hyperlink w:anchor="_Toc216317517" w:history="1">
                 <w:r>
                   <w:rPr>
                     <w:rStyle w:val="Hyperlink"/>
@@ -2033,7 +2035,7 @@
                     <w:noProof/>
                     <w:webHidden/>
                   </w:rPr>
-                  <w:instrText xml:space="preserve"> PAGEREF _Toc216317359 \h </w:instrText>
+                  <w:instrText xml:space="preserve"> PAGEREF _Toc216317517 \h </w:instrText>
                 </w:r>
                 <w:r>
                   <w:rPr>
@@ -2076,7 +2078,7 @@
                   <w:lang w:eastAsia="en-CA"/>
                 </w:rPr>
               </w:pPr>
-              <w:hyperlink w:anchor="_Toc216317360" w:history="1">
+              <w:hyperlink w:anchor="_Toc216317518" w:history="1">
                 <w:r>
                   <w:rPr>
                     <w:rStyle w:val="Hyperlink"/>
@@ -2103,7 +2105,7 @@
                     <w:noProof/>
                     <w:webHidden/>
                   </w:rPr>
-                  <w:instrText xml:space="preserve"> PAGEREF _Toc216317360 \h </w:instrText>
+                  <w:instrText xml:space="preserve"> PAGEREF _Toc216317518 \h </w:instrText>
                 </w:r>
                 <w:r>
                   <w:rPr>
@@ -2146,7 +2148,7 @@
                   <w:lang w:eastAsia="en-CA"/>
                 </w:rPr>
               </w:pPr>
-              <w:hyperlink w:anchor="_Toc216317361" w:history="1">
+              <w:hyperlink w:anchor="_Toc216317519" w:history="1">
                 <w:r>
                   <w:rPr>
                     <w:rStyle w:val="Hyperlink"/>
@@ -2173,7 +2175,7 @@
                     <w:noProof/>
                     <w:webHidden/>
                   </w:rPr>
-                  <w:instrText xml:space="preserve"> PAGEREF _Toc216317361 \h </w:instrText>
+                  <w:instrText xml:space="preserve"> PAGEREF _Toc216317519 \h </w:instrText>
                 </w:r>
                 <w:r>
                   <w:rPr>
@@ -2263,7 +2265,7 @@
       <w:pPr>
         <w:pStyle w:val="Heading2"/>
       </w:pPr>
-      <w:bookmarkStart w:id="0" w:name="_Toc216317344"/>
+      <w:bookmarkStart w:id="0" w:name="_Toc216317502"/>
       <w:r>
         <w:lastRenderedPageBreak/>
         <w:t>Introduction</w:t>
@@ -2348,7 +2350,7 @@
       <w:pPr>
         <w:pStyle w:val="Heading2"/>
       </w:pPr>
-      <w:bookmarkStart w:id="1" w:name="_Toc216317345"/>
+      <w:bookmarkStart w:id="1" w:name="_Toc216317503"/>
       <w:r>
         <w:t>What does this Application provide?</w:t>
       </w:r>
@@ -2466,7 +2468,7 @@
       <w:pPr>
         <w:pStyle w:val="Heading2"/>
       </w:pPr>
-      <w:bookmarkStart w:id="2" w:name="_Toc216317346"/>
+      <w:bookmarkStart w:id="2" w:name="_Toc216317504"/>
       <w:r>
         <w:t>System Requirements</w:t>
       </w:r>
@@ -2524,7 +2526,7 @@
       <w:pPr>
         <w:pStyle w:val="Heading2"/>
       </w:pPr>
-      <w:bookmarkStart w:id="3" w:name="_Toc216317347"/>
+      <w:bookmarkStart w:id="3" w:name="_Toc216317505"/>
       <w:r>
         <w:lastRenderedPageBreak/>
         <w:t>Understanding the Multilingual System</w:t>
@@ -2646,7 +2648,7 @@
       <w:pPr>
         <w:pStyle w:val="Heading2"/>
       </w:pPr>
-      <w:bookmarkStart w:id="4" w:name="_Toc216317348"/>
+      <w:bookmarkStart w:id="4" w:name="_Toc216317506"/>
       <w:r>
         <w:t>How to switch languages</w:t>
       </w:r>
@@ -2704,7 +2706,7 @@
       <w:pPr>
         <w:pStyle w:val="Heading2"/>
       </w:pPr>
-      <w:bookmarkStart w:id="5" w:name="_Toc216317349"/>
+      <w:bookmarkStart w:id="5" w:name="_Toc216317507"/>
       <w:r>
         <w:t>Database Overview</w:t>
       </w:r>
@@ -2845,7 +2847,7 @@
       <w:pPr>
         <w:pStyle w:val="Heading2"/>
       </w:pPr>
-      <w:bookmarkStart w:id="6" w:name="_Toc216317350"/>
+      <w:bookmarkStart w:id="6" w:name="_Toc216317508"/>
       <w:r>
         <w:t>Starting the Application</w:t>
       </w:r>
@@ -2999,7 +3001,7 @@
       <w:pPr>
         <w:pStyle w:val="Heading2"/>
       </w:pPr>
-      <w:bookmarkStart w:id="7" w:name="_Toc216317351"/>
+      <w:bookmarkStart w:id="7" w:name="_Toc216317509"/>
       <w:r>
         <w:t>The Start Screen</w:t>
       </w:r>
@@ -3102,7 +3104,7 @@
           </mc:Choice>
           <mc:Fallback>
             <w:pict>
-              <v:shape w14:anchorId="749B5D23" id="Text Box 2" o:spid="_x0000_s1028" type="#_x0000_t202" style="position:absolute;left:0;text-align:left;margin-left:-37.2pt;margin-top:13.8pt;width:57pt;height:32.4pt;z-index:251667456;visibility:visible;mso-wrap-style:square;mso-width-percent:0;mso-height-percent:0;mso-wrap-distance-left:9pt;mso-wrap-distance-top:3.6pt;mso-wrap-distance-right:9pt;mso-wrap-distance-bottom:3.6pt;mso-position-horizontal:absolute;mso-position-horizontal-relative:text;mso-position-vertical:absolute;mso-position-vertical-relative:text;mso-width-percent:0;mso-height-percent:0;mso-width-relative:margin;mso-height-relative:margin;v-text-anchor:top" o:gfxdata="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">
+              <v:shape w14:anchorId="749B5D23" id="Text Box 2" o:spid="_x0000_s1028" type="#_x0000_t202" style="position:absolute;left:0;text-align:left;margin-left:-37.2pt;margin-top:13.8pt;width:57pt;height:32.4pt;z-index:251667456;visibility:visible;mso-wrap-style:square;mso-width-percent:0;mso-height-percent:0;mso-wrap-distance-left:9pt;mso-wrap-distance-top:3.6pt;mso-wrap-distance-right:9pt;mso-wrap-distance-bottom:3.6pt;mso-position-horizontal:absolute;mso-position-horizontal-relative:text;mso-position-vertical:absolute;mso-position-vertical-relative:text;mso-width-percent:0;mso-height-percent:0;mso-width-relative:margin;mso-height-relative:margin;v-text-anchor:top" o:gfxdata="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">
                 <v:textbox>
                   <w:txbxContent>
                     <w:p>
@@ -3305,7 +3307,7 @@
           </mc:Choice>
           <mc:Fallback>
             <w:pict>
-              <v:shape w14:anchorId="6C9E1444" id="_x0000_s1029" type="#_x0000_t202" style="position:absolute;margin-left:404.35pt;margin-top:26.35pt;width:78.6pt;height:46.2pt;z-index:251663360;visibility:visible;mso-wrap-style:square;mso-width-percent:0;mso-height-percent:0;mso-wrap-distance-left:9pt;mso-wrap-distance-top:3.6pt;mso-wrap-distance-right:9pt;mso-wrap-distance-bottom:3.6pt;mso-position-horizontal:absolute;mso-position-horizontal-relative:text;mso-position-vertical:absolute;mso-position-vertical-relative:text;mso-width-percent:0;mso-height-percent:0;mso-width-relative:margin;mso-height-relative:margin;v-text-anchor:top" o:gfxdata="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">
+              <v:shape w14:anchorId="6C9E1444" id="_x0000_s1029" type="#_x0000_t202" style="position:absolute;margin-left:404.35pt;margin-top:26.35pt;width:78.6pt;height:46.2pt;z-index:251663360;visibility:visible;mso-wrap-style:square;mso-width-percent:0;mso-height-percent:0;mso-wrap-distance-left:9pt;mso-wrap-distance-top:3.6pt;mso-wrap-distance-right:9pt;mso-wrap-distance-bottom:3.6pt;mso-position-horizontal:absolute;mso-position-horizontal-relative:text;mso-position-vertical:absolute;mso-position-vertical-relative:text;mso-width-percent:0;mso-height-percent:0;mso-width-relative:margin;mso-height-relative:margin;v-text-anchor:top" o:gfxdata="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">
                 <v:textbox>
                   <w:txbxContent>
                     <w:p>
@@ -3421,7 +3423,7 @@
       <w:pPr>
         <w:pStyle w:val="Heading2"/>
       </w:pPr>
-      <w:bookmarkStart w:id="8" w:name="_Toc216317352"/>
+      <w:bookmarkStart w:id="8" w:name="_Toc216317510"/>
       <w:r>
         <w:lastRenderedPageBreak/>
         <w:t>Main Menu</w:t>
@@ -3559,7 +3561,7 @@
           </mc:Choice>
           <mc:Fallback>
             <w:pict>
-              <v:shape w14:anchorId="54EC6A05" id="_x0000_s1030" type="#_x0000_t202" style="position:absolute;left:0;text-align:left;margin-left:137.4pt;margin-top:226.5pt;width:169.8pt;height:54.6pt;z-index:251675648;visibility:visible;mso-wrap-style:square;mso-width-percent:0;mso-height-percent:0;mso-wrap-distance-left:9pt;mso-wrap-distance-top:3.6pt;mso-wrap-distance-right:9pt;mso-wrap-distance-bottom:3.6pt;mso-position-horizontal:absolute;mso-position-horizontal-relative:text;mso-position-vertical:absolute;mso-position-vertical-relative:text;mso-width-percent:0;mso-height-percent:0;mso-width-relative:margin;mso-height-relative:margin;v-text-anchor:top" o:gfxdata="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">
+              <v:shape w14:anchorId="54EC6A05" id="_x0000_s1030" type="#_x0000_t202" style="position:absolute;left:0;text-align:left;margin-left:137.4pt;margin-top:226.5pt;width:169.8pt;height:54.6pt;z-index:251675648;visibility:visible;mso-wrap-style:square;mso-width-percent:0;mso-height-percent:0;mso-wrap-distance-left:9pt;mso-wrap-distance-top:3.6pt;mso-wrap-distance-right:9pt;mso-wrap-distance-bottom:3.6pt;mso-position-horizontal:absolute;mso-position-horizontal-relative:text;mso-position-vertical:absolute;mso-position-vertical-relative:text;mso-width-percent:0;mso-height-percent:0;mso-width-relative:margin;mso-height-relative:margin;v-text-anchor:top" o:gfxdata="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">
                 <v:textbox>
                   <w:txbxContent>
                     <w:p>
@@ -3780,7 +3782,7 @@
       <w:r>
         <w:t xml:space="preserve"> </w:t>
       </w:r>
-      <w:bookmarkStart w:id="9" w:name="_Toc216317353"/>
+      <w:bookmarkStart w:id="9" w:name="_Toc216317511"/>
       <w:r>
         <w:t>Hot Drink Menu</w:t>
       </w:r>
@@ -4187,7 +4189,7 @@
           </mc:Choice>
           <mc:Fallback>
             <w:pict>
-              <v:shape w14:anchorId="0E006E3F" id="_x0000_s1031" type="#_x0000_t202" style="position:absolute;left:0;text-align:left;margin-left:10.6pt;margin-top:25.85pt;width:61.8pt;height:57.6pt;z-index:251683840;visibility:visible;mso-wrap-style:square;mso-width-percent:0;mso-height-percent:0;mso-wrap-distance-left:9pt;mso-wrap-distance-top:3.6pt;mso-wrap-distance-right:9pt;mso-wrap-distance-bottom:3.6pt;mso-position-horizontal:right;mso-position-horizontal-relative:left-margin-area;mso-position-vertical:absolute;mso-position-vertical-relative:text;mso-width-percent:0;mso-height-percent:0;mso-width-relative:margin;mso-height-relative:margin;v-text-anchor:top" o:gfxdata="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">
+              <v:shape w14:anchorId="0E006E3F" id="_x0000_s1031" type="#_x0000_t202" style="position:absolute;left:0;text-align:left;margin-left:10.6pt;margin-top:25.85pt;width:61.8pt;height:57.6pt;z-index:251683840;visibility:visible;mso-wrap-style:square;mso-width-percent:0;mso-height-percent:0;mso-wrap-distance-left:9pt;mso-wrap-distance-top:3.6pt;mso-wrap-distance-right:9pt;mso-wrap-distance-bottom:3.6pt;mso-position-horizontal:right;mso-position-horizontal-relative:left-margin-area;mso-position-vertical:absolute;mso-position-vertical-relative:text;mso-width-percent:0;mso-height-percent:0;mso-width-relative:margin;mso-height-relative:margin;v-text-anchor:top" o:gfxdata="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">
                 <v:textbox>
                   <w:txbxContent>
                     <w:p>
@@ -4303,7 +4305,7 @@
           </mc:Choice>
           <mc:Fallback>
             <w:pict>
-              <v:shape w14:anchorId="4925A7AE" id="_x0000_s1032" type="#_x0000_t202" style="position:absolute;left:0;text-align:left;margin-left:-62.4pt;margin-top:136.9pt;width:60.6pt;height:30pt;z-index:251687936;visibility:visible;mso-wrap-style:square;mso-width-percent:0;mso-height-percent:0;mso-wrap-distance-left:9pt;mso-wrap-distance-top:3.6pt;mso-wrap-distance-right:9pt;mso-wrap-distance-bottom:3.6pt;mso-position-horizontal:absolute;mso-position-horizontal-relative:text;mso-position-vertical:absolute;mso-position-vertical-relative:text;mso-width-percent:0;mso-height-percent:0;mso-width-relative:margin;mso-height-relative:margin;v-text-anchor:top" o:gfxdata="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">
+              <v:shape w14:anchorId="4925A7AE" id="_x0000_s1032" type="#_x0000_t202" style="position:absolute;left:0;text-align:left;margin-left:-62.4pt;margin-top:136.9pt;width:60.6pt;height:30pt;z-index:251687936;visibility:visible;mso-wrap-style:square;mso-width-percent:0;mso-height-percent:0;mso-wrap-distance-left:9pt;mso-wrap-distance-top:3.6pt;mso-wrap-distance-right:9pt;mso-wrap-distance-bottom:3.6pt;mso-position-horizontal:absolute;mso-position-horizontal-relative:text;mso-position-vertical:absolute;mso-position-vertical-relative:text;mso-width-percent:0;mso-height-percent:0;mso-width-relative:margin;mso-height-relative:margin;v-text-anchor:top" o:gfxdata="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">
                 <v:textbox>
                   <w:txbxContent>
                     <w:p>
@@ -4478,7 +4480,7 @@
           </mc:Choice>
           <mc:Fallback>
             <w:pict>
-              <v:shape w14:anchorId="531C8B9E" id="_x0000_s1033" type="#_x0000_t202" style="position:absolute;left:0;text-align:left;margin-left:0;margin-top:7.45pt;width:66pt;height:60.6pt;z-index:251692032;visibility:visible;mso-wrap-style:square;mso-width-percent:0;mso-height-percent:0;mso-wrap-distance-left:9pt;mso-wrap-distance-top:3.6pt;mso-wrap-distance-right:9pt;mso-wrap-distance-bottom:3.6pt;mso-position-horizontal:left;mso-position-horizontal-relative:right-margin-area;mso-position-vertical:absolute;mso-position-vertical-relative:text;mso-width-percent:0;mso-height-percent:0;mso-width-relative:margin;mso-height-relative:margin;v-text-anchor:top" o:gfxdata="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">
+              <v:shape w14:anchorId="531C8B9E" id="_x0000_s1033" type="#_x0000_t202" style="position:absolute;left:0;text-align:left;margin-left:0;margin-top:7.45pt;width:66pt;height:60.6pt;z-index:251692032;visibility:visible;mso-wrap-style:square;mso-width-percent:0;mso-height-percent:0;mso-wrap-distance-left:9pt;mso-wrap-distance-top:3.6pt;mso-wrap-distance-right:9pt;mso-wrap-distance-bottom:3.6pt;mso-position-horizontal:left;mso-position-horizontal-relative:right-margin-area;mso-position-vertical:absolute;mso-position-vertical-relative:text;mso-width-percent:0;mso-height-percent:0;mso-width-relative:margin;mso-height-relative:margin;v-text-anchor:top" o:gfxdata="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">
                 <v:textbox>
                   <w:txbxContent>
                     <w:p>
@@ -4725,7 +4727,7 @@
       <w:pPr>
         <w:pStyle w:val="Heading2"/>
       </w:pPr>
-      <w:bookmarkStart w:id="10" w:name="_Toc216317354"/>
+      <w:bookmarkStart w:id="10" w:name="_Toc216317512"/>
       <w:r>
         <w:lastRenderedPageBreak/>
         <w:t>Cold Drink Menu</w:t>
@@ -4904,7 +4906,7 @@
       <w:pPr>
         <w:pStyle w:val="Heading2"/>
       </w:pPr>
-      <w:bookmarkStart w:id="11" w:name="_Toc216317355"/>
+      <w:bookmarkStart w:id="11" w:name="_Toc216317513"/>
       <w:r>
         <w:lastRenderedPageBreak/>
         <w:t>Pastry Menu</w:t>
@@ -5093,7 +5095,7 @@
       <w:pPr>
         <w:pStyle w:val="Heading2"/>
       </w:pPr>
-      <w:bookmarkStart w:id="12" w:name="_Toc216317356"/>
+      <w:bookmarkStart w:id="12" w:name="_Toc216317514"/>
       <w:r>
         <w:lastRenderedPageBreak/>
         <w:t>Shortcut</w:t>
@@ -5225,14 +5227,19 @@
     </w:p>
     <w:p>
       <w:pPr>
+        <w:spacing w:after="0"/>
         <w:ind w:left="360"/>
+        <w:rPr>
+          <w:sz w:val="2"/>
+          <w:szCs w:val="2"/>
+        </w:rPr>
       </w:pPr>
     </w:p>
     <w:p>
       <w:pPr>
         <w:pStyle w:val="Heading2"/>
       </w:pPr>
-      <w:bookmarkStart w:id="13" w:name="_Toc216317357"/>
+      <w:bookmarkStart w:id="13" w:name="_Toc216317515"/>
       <w:r>
         <w:t>Cart System</w:t>
       </w:r>
@@ -5315,7 +5322,7 @@
           </mc:Choice>
           <mc:Fallback>
             <w:pict>
-              <v:shape w14:anchorId="74318D73" id="Text Box 31" o:spid="_x0000_s1034" type="#_x0000_t202" style="position:absolute;left:0;text-align:left;margin-left:441pt;margin-top:209pt;width:62.4pt;height:41.4pt;z-index:251698176;visibility:visible;mso-wrap-style:square;mso-wrap-distance-left:9pt;mso-wrap-distance-top:0;mso-wrap-distance-right:9pt;mso-wrap-distance-bottom:0;mso-position-horizontal:absolute;mso-position-horizontal-relative:text;mso-position-vertical:absolute;mso-position-vertical-relative:text;v-text-anchor:top" o:gfxdata="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" fillcolor="white [3201]" strokeweight=".5pt">
+              <v:shape w14:anchorId="74318D73" id="Text Box 31" o:spid="_x0000_s1034" type="#_x0000_t202" style="position:absolute;left:0;text-align:left;margin-left:441pt;margin-top:209pt;width:62.4pt;height:41.4pt;z-index:251698176;visibility:visible;mso-wrap-style:square;mso-wrap-distance-left:9pt;mso-wrap-distance-top:0;mso-wrap-distance-right:9pt;mso-wrap-distance-bottom:0;mso-position-horizontal:absolute;mso-position-horizontal-relative:text;mso-position-vertical:absolute;mso-position-vertical-relative:text;v-text-anchor:top" o:gfxdata="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" fillcolor="white [3201]" strokeweight=".5pt">
                 <v:textbox>
                   <w:txbxContent>
                     <w:p>
@@ -5590,7 +5597,7 @@
           </mc:Choice>
           <mc:Fallback>
             <w:pict>
-              <v:shape w14:anchorId="32BD46A8" id="_x0000_s1035" type="#_x0000_t202" style="position:absolute;left:0;text-align:left;margin-left:-39pt;margin-top:26pt;width:90pt;height:39pt;z-index:251697152;visibility:visible;mso-wrap-style:square;mso-width-percent:0;mso-height-percent:0;mso-wrap-distance-left:9pt;mso-wrap-distance-top:3.6pt;mso-wrap-distance-right:9pt;mso-wrap-distance-bottom:3.6pt;mso-position-horizontal:absolute;mso-position-horizontal-relative:text;mso-position-vertical:absolute;mso-position-vertical-relative:text;mso-width-percent:0;mso-height-percent:0;mso-width-relative:margin;mso-height-relative:margin;v-text-anchor:top" o:gfxdata="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">
+              <v:shape w14:anchorId="32BD46A8" id="_x0000_s1035" type="#_x0000_t202" style="position:absolute;left:0;text-align:left;margin-left:-39pt;margin-top:26pt;width:90pt;height:39pt;z-index:251697152;visibility:visible;mso-wrap-style:square;mso-width-percent:0;mso-height-percent:0;mso-wrap-distance-left:9pt;mso-wrap-distance-top:3.6pt;mso-wrap-distance-right:9pt;mso-wrap-distance-bottom:3.6pt;mso-position-horizontal:absolute;mso-position-horizontal-relative:text;mso-position-vertical:absolute;mso-position-vertical-relative:text;mso-width-percent:0;mso-height-percent:0;mso-width-relative:margin;mso-height-relative:margin;v-text-anchor:top" o:gfxdata="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">
                 <v:textbox>
                   <w:txbxContent>
                     <w:p>
@@ -5686,7 +5693,7 @@
           </mc:Choice>
           <mc:Fallback>
             <w:pict>
-              <v:shape w14:anchorId="651F37C2" id="Text Box 32" o:spid="_x0000_s1036" type="#_x0000_t202" style="position:absolute;left:0;text-align:left;margin-left:10.8pt;margin-top:210.8pt;width:57pt;height:46.8pt;z-index:251699200;visibility:visible;mso-wrap-style:square;mso-height-percent:0;mso-wrap-distance-left:9pt;mso-wrap-distance-top:0;mso-wrap-distance-right:9pt;mso-wrap-distance-bottom:0;mso-position-horizontal:absolute;mso-position-horizontal-relative:text;mso-position-vertical:absolute;mso-position-vertical-relative:text;mso-height-percent:0;mso-height-relative:margin;v-text-anchor:top" o:gfxdata="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" fillcolor="white [3201]" strokeweight=".5pt">
+              <v:shape w14:anchorId="651F37C2" id="Text Box 32" o:spid="_x0000_s1036" type="#_x0000_t202" style="position:absolute;left:0;text-align:left;margin-left:10.8pt;margin-top:210.8pt;width:57pt;height:46.8pt;z-index:251699200;visibility:visible;mso-wrap-style:square;mso-height-percent:0;mso-wrap-distance-left:9pt;mso-wrap-distance-top:0;mso-wrap-distance-right:9pt;mso-wrap-distance-bottom:0;mso-position-horizontal:absolute;mso-position-horizontal-relative:text;mso-position-vertical:absolute;mso-position-vertical-relative:text;mso-height-percent:0;mso-height-relative:margin;v-text-anchor:top" o:gfxdata="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" fillcolor="white [3201]" strokeweight=".5pt">
                 <v:textbox>
                   <w:txbxContent>
                     <w:p>
@@ -5827,7 +5834,7 @@
           </mc:Choice>
           <mc:Fallback>
             <w:pict>
-              <v:shape w14:anchorId="048C97E3" id="Text Box 33" o:spid="_x0000_s1037" type="#_x0000_t202" style="position:absolute;left:0;text-align:left;margin-left:205.2pt;margin-top:5.7pt;width:87.6pt;height:38.4pt;z-index:251700224;visibility:visible;mso-wrap-style:square;mso-width-percent:0;mso-height-percent:0;mso-wrap-distance-left:9pt;mso-wrap-distance-top:0;mso-wrap-distance-right:9pt;mso-wrap-distance-bottom:0;mso-position-horizontal:absolute;mso-position-horizontal-relative:text;mso-position-vertical:absolute;mso-position-vertical-relative:text;mso-width-percent:0;mso-height-percent:0;mso-width-relative:margin;mso-height-relative:margin;v-text-anchor:top" o:gfxdata="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" fillcolor="white [3201]" strokeweight=".5pt">
+              <v:shape w14:anchorId="048C97E3" id="Text Box 33" o:spid="_x0000_s1037" type="#_x0000_t202" style="position:absolute;left:0;text-align:left;margin-left:205.2pt;margin-top:5.7pt;width:87.6pt;height:38.4pt;z-index:251700224;visibility:visible;mso-wrap-style:square;mso-width-percent:0;mso-height-percent:0;mso-wrap-distance-left:9pt;mso-wrap-distance-top:0;mso-wrap-distance-right:9pt;mso-wrap-distance-bottom:0;mso-position-horizontal:absolute;mso-position-horizontal-relative:text;mso-position-vertical:absolute;mso-position-vertical-relative:text;mso-width-percent:0;mso-height-percent:0;mso-width-relative:margin;mso-height-relative:margin;v-text-anchor:top" o:gfxdata="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" fillcolor="white [3201]" strokeweight=".5pt">
                 <v:textbox>
                   <w:txbxContent>
                     <w:p>
@@ -5847,8 +5854,12 @@
       <w:pPr>
         <w:ind w:left="360"/>
       </w:pPr>
-      <w:r>
-        <w:lastRenderedPageBreak/>
+    </w:p>
+    <w:p>
+      <w:pPr>
+        <w:ind w:left="360"/>
+      </w:pPr>
+      <w:r>
         <w:t>The Remove Item button and Edit Quantity button:</w:t>
       </w:r>
     </w:p>
@@ -5877,7 +5888,7 @@
       <w:pPr>
         <w:pStyle w:val="Heading2"/>
       </w:pPr>
-      <w:bookmarkStart w:id="14" w:name="_Toc216317358"/>
+      <w:bookmarkStart w:id="14" w:name="_Toc216317516"/>
       <w:r>
         <w:t>Checkout Screen (Pickup and delivery)</w:t>
       </w:r>
@@ -6057,7 +6068,7 @@
       <w:pPr>
         <w:pStyle w:val="Heading2"/>
       </w:pPr>
-      <w:bookmarkStart w:id="15" w:name="_Toc216317359"/>
+      <w:bookmarkStart w:id="15" w:name="_Toc216317517"/>
       <w:r>
         <w:t>Troubleshooting</w:t>
       </w:r>
@@ -6404,7 +6415,7 @@
       <w:pPr>
         <w:pStyle w:val="Heading2"/>
       </w:pPr>
-      <w:bookmarkStart w:id="16" w:name="_Toc216317360"/>
+      <w:bookmarkStart w:id="16" w:name="_Toc216317518"/>
       <w:r>
         <w:lastRenderedPageBreak/>
         <w:t>Frequently asked questions (FAQ)</w:t>
@@ -6487,7 +6498,7 @@
       <w:pPr>
         <w:pStyle w:val="Heading2"/>
       </w:pPr>
-      <w:bookmarkStart w:id="17" w:name="_Toc216317361"/>
+      <w:bookmarkStart w:id="17" w:name="_Toc216317519"/>
       <w:r>
         <w:t>Who do you contact for help?</w:t>
       </w:r>
